--- a/docs/Torque_Diagnostics_Initial_EDA_Report.docx
+++ b/docs/Torque_Diagnostics_Initial_EDA_Report.docx
@@ -1699,6 +1699,9 @@
         <w:spacing w:before="40" w:after="240"/>
         <w:rPr>
           <w:rFonts w:cs="Calibri"/>
+          <w:i/>
+          <w:color w:val="555555"/>
+          <w:sz w:val="20"/>
         </w:rPr>
       </w:pPr>
       <w:r>
@@ -1708,81 +1711,115 @@
           <w:color w:val="555555"/>
           <w:sz w:val="20"/>
         </w:rPr>
-        <w:t>Figure 5. The ten named folders with the most PDFs. Library is left off this chart so the equipment folders stay visible.</w:t>
+        <w:t xml:space="preserve">Figure 5. The ten named folders with the most PDFs. Library is left off this </w:t>
+      </w:r>
+      <w:proofErr w:type="gramStart"/>
+      <w:r>
+        <w:rPr>
+          <w:rFonts w:cs="Calibri"/>
+          <w:i/>
+          <w:color w:val="555555"/>
+          <w:sz w:val="20"/>
+        </w:rPr>
+        <w:t>chart</w:t>
+      </w:r>
+      <w:proofErr w:type="gramEnd"/>
+      <w:r>
+        <w:rPr>
+          <w:rFonts w:cs="Calibri"/>
+          <w:i/>
+          <w:color w:val="555555"/>
+          <w:sz w:val="20"/>
+        </w:rPr>
+        <w:t xml:space="preserve"> so the equipment folders stay visible.</w:t>
       </w:r>
     </w:p>
     <w:p>
       <w:pPr>
-        <w:pStyle w:val="Heading1"/>
+        <w:spacing w:before="40" w:after="240"/>
         <w:rPr>
-          <w:rFonts w:ascii="Calibri" w:hAnsi="Calibri" w:cs="Calibri"/>
+          <w:rFonts w:cs="Calibri"/>
         </w:rPr>
       </w:pPr>
       <w:r>
         <w:rPr>
-          <w:rFonts w:ascii="Calibri" w:hAnsi="Calibri" w:cs="Calibri"/>
-          <w:color w:val="1F4E79"/>
+          <w:rFonts w:cs="Calibri"/>
+          <w:noProof/>
         </w:rPr>
-        <w:t>Paragraph text, tables, and figures</w:t>
+        <w:lastRenderedPageBreak/>
+        <w:drawing>
+          <wp:inline distT="0" distB="0" distL="0" distR="0" wp14:anchorId="79CA6178" wp14:editId="4B8605DD">
+            <wp:extent cx="6126480" cy="3648075"/>
+            <wp:effectExtent l="0" t="0" r="0" b="0"/>
+            <wp:docPr id="1978329553" name="Picture 7" descr="A graph with blue and white bars&#10;&#10;Description automatically generated"/>
+            <wp:cNvGraphicFramePr>
+              <a:graphicFrameLocks xmlns:a="http://schemas.openxmlformats.org/drawingml/2006/main" noChangeAspect="1"/>
+            </wp:cNvGraphicFramePr>
+            <a:graphic xmlns:a="http://schemas.openxmlformats.org/drawingml/2006/main">
+              <a:graphicData uri="http://schemas.openxmlformats.org/drawingml/2006/picture">
+                <pic:pic xmlns:pic="http://schemas.openxmlformats.org/drawingml/2006/picture">
+                  <pic:nvPicPr>
+                    <pic:cNvPr id="1978329553" name="Picture 7" descr="A graph with blue and white bars&#10;&#10;Description automatically generated"/>
+                    <pic:cNvPicPr/>
+                  </pic:nvPicPr>
+                  <pic:blipFill>
+                    <a:blip r:embed="rId11"/>
+                    <a:stretch>
+                      <a:fillRect/>
+                    </a:stretch>
+                  </pic:blipFill>
+                  <pic:spPr>
+                    <a:xfrm>
+                      <a:off x="0" y="0"/>
+                      <a:ext cx="6126480" cy="3648075"/>
+                    </a:xfrm>
+                    <a:prstGeom prst="rect">
+                      <a:avLst/>
+                    </a:prstGeom>
+                  </pic:spPr>
+                </pic:pic>
+              </a:graphicData>
+            </a:graphic>
+          </wp:inline>
+        </w:drawing>
       </w:r>
     </w:p>
     <w:p>
       <w:pPr>
+        <w:spacing w:before="40" w:after="240"/>
         <w:rPr>
           <w:rFonts w:cs="Calibri"/>
+          <w:i/>
+          <w:color w:val="555555"/>
+          <w:sz w:val="20"/>
         </w:rPr>
       </w:pPr>
       <w:r>
         <w:rPr>
           <w:rFonts w:cs="Calibri"/>
+          <w:i/>
+          <w:color w:val="555555"/>
+          <w:sz w:val="20"/>
         </w:rPr>
-        <w:t>The text pass stored paragraph passages for 28,665 of the 28,666 PDFs. Those files hold 831,185 passages, and a passage stays on one page. The token files, the BM25 index, and the BAAI/bge-base-en-v1.5 embedding index were built from that paragraph text. The two sample answers below were retrieved from those indexes.</w:t>
-      </w:r>
-    </w:p>
-    <w:p>
-      <w:pPr>
-        <w:rPr>
-          <w:rFonts w:cs="Calibri"/>
-        </w:rPr>
-      </w:pPr>
-      <w:r>
-        <w:rPr>
-          <w:rFonts w:cs="Calibri"/>
-        </w:rPr>
-        <w:t>Table text is not in this EDA and is not in the index. pdfplumber turns every line and curve on a page into Python objects. On the ACS880-11 quick installation and start-up guide, document 3AXD50001419028, a 25.33 MB file of 356 pages, that pass was killed by Linux after the process passed the 16 GB of memory on the instance. The drawing pages are what drive the memory up. A full pass over the remaining manuals would repeat that spike on every dense drawing, so we stopped the table extraction and left the search index on paragraph text.</w:t>
-      </w:r>
-    </w:p>
-    <w:p>
-      <w:pPr>
-        <w:rPr>
-          <w:rFonts w:cs="Calibri"/>
-        </w:rPr>
-      </w:pPr>
-      <w:r>
-        <w:rPr>
-          <w:rFonts w:cs="Calibri"/>
-        </w:rPr>
-        <w:t xml:space="preserve">Figure text is not in this EDA and is not in the index. Tesseract does not carry these technical drawings: the pages are dense vector art, and a full optical-character pass overloads the same 16 GB instance without </w:t>
+        <w:t xml:space="preserve">Figure </w:t>
       </w:r>
       <w:r>
         <w:rPr>
           <w:rFonts w:cs="Calibri"/>
+          <w:i/>
+          <w:color w:val="555555"/>
+          <w:sz w:val="20"/>
         </w:rPr>
-        <w:lastRenderedPageBreak/>
-        <w:t>producing reliable procedure text. Gemini can read a figure, and each image spends paid tokens. We did not send the collection to Gemini.</w:t>
+        <w:t>6</w:t>
       </w:r>
-    </w:p>
-    <w:p>
-      <w:pPr>
-        <w:rPr>
-          <w:rFonts w:cs="Calibri"/>
-        </w:rPr>
-      </w:pPr>
       <w:r>
         <w:rPr>
           <w:rFonts w:cs="Calibri"/>
+          <w:i/>
+          <w:color w:val="555555"/>
+          <w:sz w:val="20"/>
         </w:rPr>
-        <w:t>A technician question whose answer is written in a paragraph can be cited from the index we have. A value that exists only inside a ruled table or a figure has no passage to cite, and the reply withholds the step.</w:t>
+        <w:t>. Document Types Among the 20 Largest PDFs.</w:t>
       </w:r>
     </w:p>
     <w:p>
@@ -1817,6 +1854,7 @@
     </w:p>
     <w:p>
       <w:pPr>
+        <w:spacing w:before="100" w:beforeAutospacing="1" w:after="100" w:afterAutospacing="1" w:line="240" w:lineRule="auto"/>
         <w:rPr>
           <w:rFonts w:cs="Calibri"/>
         </w:rPr>
@@ -1825,88 +1863,1105 @@
         <w:rPr>
           <w:rFonts w:cs="Calibri"/>
         </w:rPr>
-        <w:t>1. Library holds 25,873 PDFs and 78.67 GB. When a question names no drive, what share of the retrieved paragraph pages comes from library catalogues and articles?</w:t>
+        <w:t>1.</w:t>
+      </w:r>
+      <w:r>
+        <w:rPr>
+          <w:rFonts w:ascii="Times New Roman" w:hAnsi="Times New Roman"/>
+          <w:sz w:val="24"/>
+        </w:rPr>
+        <w:t xml:space="preserve"> </w:t>
+      </w:r>
+      <w:r>
+        <w:rPr>
+          <w:rFonts w:ascii="Times New Roman" w:hAnsi="Times New Roman"/>
+          <w:sz w:val="24"/>
+        </w:rPr>
+        <w:t>How are the 28,666 PDFs spread across the 139 folders and the document kinds, and which folders hold the most files and the most passages?</w:t>
       </w:r>
     </w:p>
     <w:p>
       <w:pPr>
+        <w:ind w:firstLine="720"/>
         <w:rPr>
-          <w:rFonts w:cs="Calibri"/>
+          <w:rFonts w:eastAsia="Times New Roman" w:cs="Calibri"/>
+          <w:sz w:val="24"/>
+          <w:szCs w:val="24"/>
         </w:rPr>
       </w:pPr>
       <w:r>
         <w:rPr>
-          <w:rFonts w:cs="Calibri"/>
+          <w:rFonts w:eastAsia="Times New Roman" w:cs="Calibri"/>
+          <w:sz w:val="24"/>
+          <w:szCs w:val="24"/>
         </w:rPr>
-        <w:t>2. Data sheets are 10,491 files and 6.35 GB, while manuals are 6,754 files and 34.17 GB. Does the paragraph text of a data sheet state a procedure, or ratings and ordering facts?</w:t>
+        <w:t>The ABB dataset contains 28,666 PDFs organized into 139 asset-family folders. Of these, 28,664 have corresponding processed Parquet shards, containing 831,182 extracted passages.</w:t>
       </w:r>
     </w:p>
     <w:p>
       <w:pPr>
+        <w:ind w:firstLine="720"/>
         <w:rPr>
-          <w:rFonts w:cs="Calibri"/>
+          <w:rFonts w:eastAsia="Times New Roman" w:cs="Calibri"/>
+          <w:sz w:val="24"/>
+          <w:szCs w:val="24"/>
         </w:rPr>
       </w:pPr>
       <w:r>
         <w:rPr>
-          <w:rFonts w:cs="Calibri"/>
+          <w:rFonts w:eastAsia="Times New Roman" w:cs="Calibri"/>
+          <w:sz w:val="24"/>
+          <w:szCs w:val="24"/>
         </w:rPr>
-        <w:t>3. ACS880 text is split across 41 folders and 288 files. When the question says ACS880-11, does the search stay inside those 8 PDFs?</w:t>
+        <w:t>The distribution is highly uneven. The library folder contains 25,871 processed document shards (90.3%) and 499,246 passages (60.1%). The remaining 138 equipment-specific folders contain 2,793 shards and 331,936 passages.</w:t>
       </w:r>
     </w:p>
     <w:p>
       <w:pPr>
+        <w:ind w:firstLine="720"/>
         <w:rPr>
-          <w:rFonts w:cs="Calibri"/>
+          <w:rFonts w:eastAsia="Times New Roman" w:cs="Calibri"/>
+          <w:sz w:val="24"/>
+          <w:szCs w:val="24"/>
         </w:rPr>
       </w:pPr>
       <w:r>
         <w:rPr>
-          <w:rFonts w:cs="Calibri"/>
+          <w:rFonts w:eastAsia="Times New Roman" w:cs="Calibri"/>
+          <w:sz w:val="24"/>
+          <w:szCs w:val="24"/>
         </w:rPr>
-        <w:t>4. 18,391 PDFs are under 1 MB and 307 are 50 MB or larger. Are the largest files manuals and catalogues, and does their paragraph text stay on one page after the page split?</w:t>
-      </w:r>
-    </w:p>
-    <w:p>
-      <w:pPr>
-        <w:rPr>
-          <w:rFonts w:cs="Calibri"/>
-        </w:rPr>
-      </w:pPr>
-      <w:r>
-        <w:rPr>
-          <w:rFonts w:cs="Calibri"/>
-        </w:rPr>
-        <w:t xml:space="preserve">5. Paragraph text is indexed for 28,665 PDFs. Table text is out because </w:t>
+        <w:t xml:space="preserve">The largest equipment-specific folder by document count is IRB (276), followed by Emax (175), System-800xA (140), </w:t>
       </w:r>
       <w:proofErr w:type="spellStart"/>
       <w:r>
         <w:rPr>
-          <w:rFonts w:cs="Calibri"/>
+          <w:rFonts w:eastAsia="Times New Roman" w:cs="Calibri"/>
+          <w:sz w:val="24"/>
+          <w:szCs w:val="24"/>
         </w:rPr>
-        <w:t>pdfplumber</w:t>
+        <w:t>Tmax</w:t>
       </w:r>
       <w:proofErr w:type="spellEnd"/>
       <w:r>
         <w:rPr>
-          <w:rFonts w:cs="Calibri"/>
+          <w:rFonts w:eastAsia="Times New Roman" w:cs="Calibri"/>
+          <w:sz w:val="24"/>
+          <w:szCs w:val="24"/>
         </w:rPr>
-        <w:t xml:space="preserve"> passed 16 GB on a 356-page guide, and figure text is out because Tesseract overloads the </w:t>
+        <w:t xml:space="preserve"> (118), and AC500 (112).</w:t>
       </w:r>
-      <w:proofErr w:type="gramStart"/>
+    </w:p>
+    <w:p>
+      <w:pPr>
+        <w:ind w:firstLine="720"/>
+        <w:rPr>
+          <w:rFonts w:eastAsia="Times New Roman" w:cs="Calibri"/>
+          <w:sz w:val="24"/>
+          <w:szCs w:val="24"/>
+        </w:rPr>
+      </w:pPr>
       <w:r>
+        <w:rPr>
+          <w:rFonts w:eastAsia="Times New Roman" w:cs="Calibri"/>
+          <w:sz w:val="24"/>
+          <w:szCs w:val="24"/>
+        </w:rPr>
+        <w:t xml:space="preserve">By passage count, the largest equipment-specific folders are IRB (91,594), System-800xA (23,446), AC500 (19,726), </w:t>
+      </w:r>
+      <w:proofErr w:type="spellStart"/>
+      <w:r>
+        <w:rPr>
+          <w:rFonts w:eastAsia="Times New Roman" w:cs="Calibri"/>
+          <w:sz w:val="24"/>
+          <w:szCs w:val="24"/>
+        </w:rPr>
+        <w:t>OmniCore</w:t>
+      </w:r>
+      <w:proofErr w:type="spellEnd"/>
+      <w:r>
+        <w:rPr>
+          <w:rFonts w:eastAsia="Times New Roman" w:cs="Calibri"/>
+          <w:sz w:val="24"/>
+          <w:szCs w:val="24"/>
+        </w:rPr>
+        <w:t xml:space="preserve"> (14,250), and ACS880 (12,544).</w:t>
+      </w:r>
+    </w:p>
+    <w:p>
+      <w:pPr>
+        <w:ind w:firstLine="720"/>
+        <w:rPr>
+          <w:rFonts w:eastAsia="Times New Roman" w:cs="Calibri"/>
+          <w:sz w:val="24"/>
+          <w:szCs w:val="24"/>
+        </w:rPr>
+      </w:pPr>
+      <w:r>
+        <w:rPr>
+          <w:rFonts w:eastAsia="Times New Roman" w:cs="Calibri"/>
+          <w:sz w:val="24"/>
+          <w:szCs w:val="24"/>
+        </w:rPr>
+        <w:lastRenderedPageBreak/>
+        <w:t>Across the original PDF inventory, data sheets (10,491), manuals (6,754), and instructions (4,434) are the three largest document kinds. The next largest categories are information documents (2,491) and application notes (1,146).</w:t>
+      </w:r>
+    </w:p>
+    <w:p>
+      <w:pPr>
+        <w:ind w:firstLine="720"/>
+        <w:rPr>
+          <w:rFonts w:eastAsia="Times New Roman" w:cs="Calibri"/>
+          <w:sz w:val="24"/>
+          <w:szCs w:val="24"/>
+        </w:rPr>
+      </w:pPr>
+      <w:r>
+        <w:rPr>
+          <w:rFonts w:eastAsia="Times New Roman" w:cs="Calibri"/>
+          <w:sz w:val="24"/>
+          <w:szCs w:val="24"/>
+        </w:rPr>
+        <w:t>These results indicate that document count does not directly correspond to passage volume. Although the library contains most documents, equipment-specific folders contribute approximately 40% of the extracted passages, reflecting differences in document length and extractable text.</w:t>
+      </w:r>
+    </w:p>
+    <w:p>
+      <w:pPr>
+        <w:rPr>
+          <w:rFonts w:ascii="Times New Roman" w:hAnsi="Times New Roman"/>
+          <w:sz w:val="24"/>
+        </w:rPr>
+      </w:pPr>
+      <w:r>
+        <w:rPr>
+          <w:rFonts w:ascii="Times New Roman" w:hAnsi="Times New Roman"/>
+          <w:b/>
+          <w:sz w:val="24"/>
+        </w:rPr>
+        <w:t xml:space="preserve">2. </w:t>
+      </w:r>
+      <w:r>
+        <w:rPr>
+          <w:rFonts w:ascii="Times New Roman" w:hAnsi="Times New Roman"/>
+          <w:sz w:val="24"/>
+        </w:rPr>
+        <w:t>How does passage length, and the number of pages in a document, change by family and by document kind?</w:t>
+      </w:r>
+    </w:p>
+    <w:p>
+      <w:r>
+        <w:rPr>
+          <w:rFonts w:ascii="Times New Roman" w:hAnsi="Times New Roman"/>
+          <w:sz w:val="24"/>
+        </w:rPr>
+        <w:tab/>
+      </w:r>
+      <w:r>
+        <w:t>Passage lengths and document page counts vary substantially across asset families and document kinds. The analysis measured passage length in characters and counted the distinct page numbers represented in each processed document.</w:t>
+      </w:r>
+    </w:p>
+    <w:p>
+      <w:pPr>
+        <w:ind w:firstLine="720"/>
+        <w:rPr>
+          <w:rFonts w:ascii="Times New Roman" w:hAnsi="Times New Roman"/>
+          <w:sz w:val="24"/>
+        </w:rPr>
+      </w:pPr>
+      <w:r>
+        <w:rPr>
+          <w:rFonts w:ascii="Times New Roman" w:hAnsi="Times New Roman"/>
+          <w:sz w:val="24"/>
+        </w:rPr>
+        <w:t>Manuals contain 497,466 passages with an average length of approximately 1,225 characters. They average 79.34 distinct text-bearing pages per document, with a median of 20 pages.</w:t>
+      </w:r>
+    </w:p>
+    <w:p>
+      <w:pPr>
+        <w:ind w:firstLine="720"/>
+        <w:rPr>
+          <w:rFonts w:ascii="Times New Roman" w:hAnsi="Times New Roman"/>
+          <w:sz w:val="24"/>
+        </w:rPr>
+      </w:pPr>
+      <w:r>
+        <w:rPr>
+          <w:rFonts w:ascii="Times New Roman" w:hAnsi="Times New Roman"/>
+          <w:sz w:val="24"/>
+        </w:rPr>
+        <w:t>Data sheets contain 32,057 passages averaging approximately 1,444 characters, but have considerably fewer pages per document, averaging 3.17 distinct text-bearing pages with a median of two pages.</w:t>
+      </w:r>
+    </w:p>
+    <w:p>
+      <w:pPr>
+        <w:ind w:firstLine="720"/>
+        <w:rPr>
+          <w:rFonts w:ascii="Times New Roman" w:hAnsi="Times New Roman"/>
+          <w:sz w:val="24"/>
+        </w:rPr>
+      </w:pPr>
+      <w:r>
+        <w:rPr>
+          <w:rFonts w:ascii="Times New Roman" w:hAnsi="Times New Roman"/>
+          <w:sz w:val="24"/>
+        </w:rPr>
+        <w:t>Technical descriptions contain 34,419 passages averaging approximately 1,635 characters, with an average of 39.09 text-bearing pages per document. Application notes contain 8,819 passages averaging approximately 1,419 characters, with an average of 9.96 pages per document.</w:t>
+      </w:r>
+    </w:p>
+    <w:p>
+      <w:pPr>
+        <w:ind w:firstLine="720"/>
+        <w:rPr>
+          <w:rFonts w:ascii="Times New Roman" w:hAnsi="Times New Roman"/>
+          <w:sz w:val="24"/>
+        </w:rPr>
+      </w:pPr>
+      <w:r>
+        <w:rPr>
+          <w:rFonts w:ascii="Times New Roman" w:hAnsi="Times New Roman"/>
+          <w:sz w:val="24"/>
+        </w:rPr>
+        <w:t>These differences indicate that manuals generally contain much more extensive documentation, while data sheets tend to be shorter documents containing more concentrated technical information.</w:t>
+      </w:r>
+    </w:p>
+    <w:p>
+      <w:pPr>
+        <w:ind w:firstLine="720"/>
+        <w:rPr>
+          <w:rFonts w:ascii="Times New Roman" w:hAnsi="Times New Roman"/>
+          <w:sz w:val="24"/>
+        </w:rPr>
+      </w:pPr>
+      <w:r>
+        <w:rPr>
+          <w:rFonts w:ascii="Times New Roman" w:hAnsi="Times New Roman"/>
+          <w:sz w:val="24"/>
+        </w:rPr>
+        <w:t>Differences also occur across equipment families. For example, AC-800M passages average approximately 1,126 characters, with documents averaging 215.45 distinct text-bearing pages. AC500 passages average approximately 1,379 characters, with documents averaging 171.61 pages. ACH580 passages average approximately 1,368 characters, with documents averaging 94.72 pages.</w:t>
+      </w:r>
+    </w:p>
+    <w:p>
+      <w:pPr>
+        <w:ind w:firstLine="720"/>
+        <w:rPr>
+          <w:rFonts w:ascii="Times New Roman" w:hAnsi="Times New Roman"/>
+          <w:sz w:val="24"/>
+        </w:rPr>
+      </w:pPr>
+      <w:r>
+        <w:rPr>
+          <w:rFonts w:ascii="Times New Roman" w:hAnsi="Times New Roman"/>
+          <w:sz w:val="24"/>
+        </w:rPr>
+        <w:t>Overall, document type and equipment family both influence the amount and structure of extracted text. This is relevant to retrieval because long manuals contribute many more passages to the search index than short data sheets.</w:t>
+      </w:r>
+    </w:p>
+    <w:p>
+      <w:pPr>
+        <w:ind w:firstLine="720"/>
+        <w:rPr>
+          <w:rFonts w:ascii="Times New Roman" w:hAnsi="Times New Roman"/>
+          <w:sz w:val="24"/>
+        </w:rPr>
+      </w:pPr>
+      <w:r>
+        <w:rPr>
+          <w:rFonts w:ascii="Times New Roman" w:hAnsi="Times New Roman"/>
+          <w:b/>
+          <w:bCs/>
+          <w:sz w:val="24"/>
+        </w:rPr>
+        <w:t>Limitation:</w:t>
+      </w:r>
+      <w:r>
+        <w:rPr>
+          <w:rFonts w:ascii="Times New Roman" w:hAnsi="Times New Roman"/>
+          <w:sz w:val="24"/>
+        </w:rPr>
+        <w:t xml:space="preserve"> Page counts represent distinct pages containing extracted passages, not necessarily every page in the original PDF. Blank pages, drawings, and other pages without extractable text may not be represented.</w:t>
+      </w:r>
+    </w:p>
+    <w:p/>
+    <w:p>
+      <w:pPr>
+        <w:rPr>
+          <w:rFonts w:ascii="Times New Roman" w:hAnsi="Times New Roman"/>
+          <w:sz w:val="24"/>
+        </w:rPr>
+      </w:pPr>
+      <w:r>
+        <w:rPr>
+          <w:rFonts w:ascii="Times New Roman" w:hAnsi="Times New Roman"/>
+          <w:b/>
+          <w:sz w:val="24"/>
+        </w:rPr>
+        <w:lastRenderedPageBreak/>
+        <w:t xml:space="preserve">3. </w:t>
+      </w:r>
+      <w:r>
+        <w:rPr>
+          <w:rFonts w:ascii="Times New Roman" w:hAnsi="Times New Roman"/>
+          <w:sz w:val="24"/>
+        </w:rPr>
+        <w:t>Which families contain fault codes, part numbers, and named procedures, and which are mostly data sheets or catalogue text?</w:t>
+      </w:r>
+    </w:p>
+    <w:p>
+      <w:r>
+        <w:rPr>
+          <w:rFonts w:ascii="Times New Roman" w:hAnsi="Times New Roman"/>
+          <w:sz w:val="24"/>
+        </w:rPr>
+        <w:tab/>
+      </w:r>
+      <w:r>
+        <w:t>The coverage analysis identified 2,310 passages containing fault-code indicators, 1,562 containing part-number indicators, and 7,392 containing procedure indicators.</w:t>
+      </w:r>
+    </w:p>
+    <w:p>
+      <w:pPr>
+        <w:ind w:firstLine="720"/>
+      </w:pPr>
+      <w:r>
+        <w:t xml:space="preserve">Fault-code indicators were particularly concentrated in library (668 passages), ACS880 (288), System-800xA (174), and DCS880 (115). Part-number indicators were most common in library (895), </w:t>
+      </w:r>
+      <w:proofErr w:type="spellStart"/>
+      <w:r>
+        <w:t>OmniCore</w:t>
+      </w:r>
+      <w:proofErr w:type="spellEnd"/>
+      <w:r>
+        <w:t xml:space="preserve"> (178), IRB (175), and CRB (56). Procedure indicators were especially prevalent in library (4,669), IRB (845), Terra (479), and System-800xA (305).</w:t>
+      </w:r>
+    </w:p>
+    <w:p>
+      <w:pPr>
+        <w:ind w:firstLine="720"/>
+      </w:pPr>
+      <w:r>
+        <w:t xml:space="preserve">The document-kind analysis also revealed substantial differences between equipment families. </w:t>
+      </w:r>
+      <w:proofErr w:type="spellStart"/>
+      <w:r>
+        <w:t>SafeMove</w:t>
+      </w:r>
+      <w:proofErr w:type="spellEnd"/>
+      <w:r>
+        <w:t xml:space="preserve"> contains four data sheets among its six documents (66.67%), while CRB contains four data sheets among 11 documents (36.36%). AMR contains nine data sheets among 25 documents (36.00%), and IRB contains 99 data sheets among 276 documents (35.87%).</w:t>
+      </w:r>
+    </w:p>
+    <w:p>
+      <w:pPr>
+        <w:ind w:firstLine="720"/>
+      </w:pPr>
+      <w:r>
+        <w:t>The library contains 9,308 data sheets and 368 catalogues, together representing 37.40% of its processed documents. ACS880-B07 contains one catalogue, representing 100% of that folder, although its small size limits the significance of this percentage.</w:t>
+      </w:r>
+    </w:p>
+    <w:p>
+      <w:pPr>
+        <w:ind w:firstLine="720"/>
+      </w:pPr>
+      <w:r>
+        <w:t>Overall, technical information is distributed unevenly. ACS880 and DCS880 contain notable fault-related content, while IRB, Terra, and System-800xA contain substantial procedural information. Meanwhile, some folders contain relatively high proportions of data sheets or catalogues.</w:t>
+      </w:r>
+    </w:p>
+    <w:p>
+      <w:pPr>
+        <w:ind w:firstLine="720"/>
+      </w:pPr>
+      <w:r>
+        <w:t>These findings suggest that equipment-specific retrieval can help target the type of technical information needed. However, keyword-based indicators do not independently establish that a passage contains a complete procedure or a verified fault code.</w:t>
+      </w:r>
+    </w:p>
+    <w:p/>
+    <w:p>
+      <w:pPr>
+        <w:rPr>
+          <w:rFonts w:ascii="Times New Roman" w:hAnsi="Times New Roman"/>
+          <w:sz w:val="24"/>
+        </w:rPr>
+      </w:pPr>
+      <w:r>
+        <w:rPr>
+          <w:rFonts w:ascii="Times New Roman" w:hAnsi="Times New Roman"/>
+          <w:b/>
+          <w:sz w:val="24"/>
+        </w:rPr>
+        <w:t xml:space="preserve">4. </w:t>
+      </w:r>
+      <w:r>
+        <w:rPr>
+          <w:rFonts w:ascii="Times New Roman" w:hAnsi="Times New Roman"/>
+          <w:sz w:val="24"/>
+        </w:rPr>
+        <w:t>What share of passages are tracing pages, and how does that share differ for ACS880, ACS860, and library?</w:t>
+      </w:r>
+    </w:p>
+    <w:p>
+      <w:r>
+        <w:rPr>
+          <w:rFonts w:ascii="Times New Roman" w:hAnsi="Times New Roman"/>
+          <w:sz w:val="24"/>
+        </w:rPr>
+        <w:tab/>
+      </w:r>
+      <w:r>
+        <w:t xml:space="preserve">Of the 831,182 extracted passages, 16,998 were identified as tracing passages, representing </w:t>
+      </w:r>
+      <w:r>
+        <w:rPr>
+          <w:b/>
+          <w:bCs/>
+        </w:rPr>
+        <w:t>2.05% of the dataset</w:t>
+      </w:r>
+      <w:r>
+        <w:t>.</w:t>
+      </w:r>
+    </w:p>
+    <w:tbl>
+      <w:tblPr>
+        <w:tblW w:w="0" w:type="auto"/>
+        <w:tblCellSpacing w:w="15" w:type="dxa"/>
+        <w:tblBorders>
+          <w:top w:val="single" w:sz="2" w:space="0" w:color="auto"/>
+          <w:left w:val="single" w:sz="2" w:space="0" w:color="auto"/>
+          <w:bottom w:val="single" w:sz="2" w:space="0" w:color="auto"/>
+          <w:right w:val="single" w:sz="2" w:space="0" w:color="auto"/>
+          <w:insideH w:val="single" w:sz="2" w:space="0" w:color="auto"/>
+          <w:insideV w:val="single" w:sz="2" w:space="0" w:color="auto"/>
+        </w:tblBorders>
+        <w:tblCellMar>
+          <w:top w:w="15" w:type="dxa"/>
+          <w:left w:w="15" w:type="dxa"/>
+          <w:bottom w:w="15" w:type="dxa"/>
+          <w:right w:w="15" w:type="dxa"/>
+        </w:tblCellMar>
+        <w:tblLook w:val="04A0" w:firstRow="1" w:lastRow="0" w:firstColumn="1" w:lastColumn="0" w:noHBand="0" w:noVBand="1"/>
+      </w:tblPr>
+      <w:tblGrid>
+        <w:gridCol w:w="1412"/>
+        <w:gridCol w:w="1570"/>
+        <w:gridCol w:w="1837"/>
+        <w:gridCol w:w="1559"/>
+      </w:tblGrid>
+      <w:tr>
+        <w:trPr>
+          <w:tblCellSpacing w:w="15" w:type="dxa"/>
+        </w:trPr>
+        <w:tc>
+          <w:tcPr>
+            <w:tcW w:w="0" w:type="auto"/>
+            <w:vAlign w:val="center"/>
+            <w:hideMark/>
+          </w:tcPr>
+          <w:p>
+            <w:pPr>
+              <w:rPr>
+                <w:rFonts w:ascii="Times New Roman" w:hAnsi="Times New Roman"/>
+                <w:b/>
+                <w:bCs/>
+                <w:sz w:val="24"/>
+              </w:rPr>
+            </w:pPr>
+            <w:r>
+              <w:rPr>
+                <w:rFonts w:ascii="Times New Roman" w:hAnsi="Times New Roman"/>
+                <w:b/>
+                <w:bCs/>
+                <w:sz w:val="24"/>
+              </w:rPr>
+              <w:t>Asset Family</w:t>
+            </w:r>
+          </w:p>
+        </w:tc>
+        <w:tc>
+          <w:tcPr>
+            <w:tcW w:w="0" w:type="auto"/>
+            <w:vAlign w:val="center"/>
+            <w:hideMark/>
+          </w:tcPr>
+          <w:p>
+            <w:pPr>
+              <w:rPr>
+                <w:rFonts w:ascii="Times New Roman" w:hAnsi="Times New Roman"/>
+                <w:b/>
+                <w:bCs/>
+                <w:sz w:val="24"/>
+              </w:rPr>
+            </w:pPr>
+            <w:r>
+              <w:rPr>
+                <w:rFonts w:ascii="Times New Roman" w:hAnsi="Times New Roman"/>
+                <w:b/>
+                <w:bCs/>
+                <w:sz w:val="24"/>
+              </w:rPr>
+              <w:t>Total Passages</w:t>
+            </w:r>
+          </w:p>
+        </w:tc>
+        <w:tc>
+          <w:tcPr>
+            <w:tcW w:w="0" w:type="auto"/>
+            <w:vAlign w:val="center"/>
+            <w:hideMark/>
+          </w:tcPr>
+          <w:p>
+            <w:pPr>
+              <w:rPr>
+                <w:rFonts w:ascii="Times New Roman" w:hAnsi="Times New Roman"/>
+                <w:b/>
+                <w:bCs/>
+                <w:sz w:val="24"/>
+              </w:rPr>
+            </w:pPr>
+            <w:r>
+              <w:rPr>
+                <w:rFonts w:ascii="Times New Roman" w:hAnsi="Times New Roman"/>
+                <w:b/>
+                <w:bCs/>
+                <w:sz w:val="24"/>
+              </w:rPr>
+              <w:t>Tracing Passages</w:t>
+            </w:r>
+          </w:p>
+        </w:tc>
+        <w:tc>
+          <w:tcPr>
+            <w:tcW w:w="0" w:type="auto"/>
+            <w:vAlign w:val="center"/>
+            <w:hideMark/>
+          </w:tcPr>
+          <w:p>
+            <w:pPr>
+              <w:rPr>
+                <w:rFonts w:ascii="Times New Roman" w:hAnsi="Times New Roman"/>
+                <w:b/>
+                <w:bCs/>
+                <w:sz w:val="24"/>
+              </w:rPr>
+            </w:pPr>
+            <w:r>
+              <w:rPr>
+                <w:rFonts w:ascii="Times New Roman" w:hAnsi="Times New Roman"/>
+                <w:b/>
+                <w:bCs/>
+                <w:sz w:val="24"/>
+              </w:rPr>
+              <w:t>Tracing Share</w:t>
+            </w:r>
+          </w:p>
+        </w:tc>
+      </w:tr>
+      <w:tr>
+        <w:trPr>
+          <w:tblCellSpacing w:w="15" w:type="dxa"/>
+        </w:trPr>
+        <w:tc>
+          <w:tcPr>
+            <w:tcW w:w="0" w:type="auto"/>
+            <w:vAlign w:val="center"/>
+            <w:hideMark/>
+          </w:tcPr>
+          <w:p>
+            <w:pPr>
+              <w:rPr>
+                <w:rFonts w:ascii="Times New Roman" w:hAnsi="Times New Roman"/>
+                <w:sz w:val="24"/>
+              </w:rPr>
+            </w:pPr>
+            <w:r>
+              <w:rPr>
+                <w:rFonts w:ascii="Times New Roman" w:hAnsi="Times New Roman"/>
+                <w:sz w:val="24"/>
+              </w:rPr>
+              <w:t>ACS880</w:t>
+            </w:r>
+          </w:p>
+        </w:tc>
+        <w:tc>
+          <w:tcPr>
+            <w:tcW w:w="0" w:type="auto"/>
+            <w:vAlign w:val="center"/>
+            <w:hideMark/>
+          </w:tcPr>
+          <w:p>
+            <w:pPr>
+              <w:rPr>
+                <w:rFonts w:ascii="Times New Roman" w:hAnsi="Times New Roman"/>
+                <w:sz w:val="24"/>
+              </w:rPr>
+            </w:pPr>
+            <w:r>
+              <w:rPr>
+                <w:rFonts w:ascii="Times New Roman" w:hAnsi="Times New Roman"/>
+                <w:sz w:val="24"/>
+              </w:rPr>
+              <w:t>12,544</w:t>
+            </w:r>
+          </w:p>
+        </w:tc>
+        <w:tc>
+          <w:tcPr>
+            <w:tcW w:w="0" w:type="auto"/>
+            <w:vAlign w:val="center"/>
+            <w:hideMark/>
+          </w:tcPr>
+          <w:p>
+            <w:pPr>
+              <w:rPr>
+                <w:rFonts w:ascii="Times New Roman" w:hAnsi="Times New Roman"/>
+                <w:sz w:val="24"/>
+              </w:rPr>
+            </w:pPr>
+            <w:r>
+              <w:rPr>
+                <w:rFonts w:ascii="Times New Roman" w:hAnsi="Times New Roman"/>
+                <w:sz w:val="24"/>
+              </w:rPr>
+              <w:t>1,146</w:t>
+            </w:r>
+          </w:p>
+        </w:tc>
+        <w:tc>
+          <w:tcPr>
+            <w:tcW w:w="0" w:type="auto"/>
+            <w:vAlign w:val="center"/>
+            <w:hideMark/>
+          </w:tcPr>
+          <w:p>
+            <w:pPr>
+              <w:rPr>
+                <w:rFonts w:ascii="Times New Roman" w:hAnsi="Times New Roman"/>
+                <w:sz w:val="24"/>
+              </w:rPr>
+            </w:pPr>
+            <w:r>
+              <w:rPr>
+                <w:rFonts w:ascii="Times New Roman" w:hAnsi="Times New Roman"/>
+                <w:sz w:val="24"/>
+              </w:rPr>
+              <w:t>9.14%</w:t>
+            </w:r>
+          </w:p>
+        </w:tc>
+      </w:tr>
+      <w:tr>
+        <w:trPr>
+          <w:tblCellSpacing w:w="15" w:type="dxa"/>
+        </w:trPr>
+        <w:tc>
+          <w:tcPr>
+            <w:tcW w:w="0" w:type="auto"/>
+            <w:vAlign w:val="center"/>
+            <w:hideMark/>
+          </w:tcPr>
+          <w:p>
+            <w:pPr>
+              <w:rPr>
+                <w:rFonts w:ascii="Times New Roman" w:hAnsi="Times New Roman"/>
+                <w:sz w:val="24"/>
+              </w:rPr>
+            </w:pPr>
+            <w:r>
+              <w:rPr>
+                <w:rFonts w:ascii="Times New Roman" w:hAnsi="Times New Roman"/>
+                <w:sz w:val="24"/>
+              </w:rPr>
+              <w:t>ACS860</w:t>
+            </w:r>
+          </w:p>
+        </w:tc>
+        <w:tc>
+          <w:tcPr>
+            <w:tcW w:w="0" w:type="auto"/>
+            <w:vAlign w:val="center"/>
+            <w:hideMark/>
+          </w:tcPr>
+          <w:p>
+            <w:pPr>
+              <w:rPr>
+                <w:rFonts w:ascii="Times New Roman" w:hAnsi="Times New Roman"/>
+                <w:sz w:val="24"/>
+              </w:rPr>
+            </w:pPr>
+            <w:r>
+              <w:rPr>
+                <w:rFonts w:ascii="Times New Roman" w:hAnsi="Times New Roman"/>
+                <w:sz w:val="24"/>
+              </w:rPr>
+              <w:t>2,096</w:t>
+            </w:r>
+          </w:p>
+        </w:tc>
+        <w:tc>
+          <w:tcPr>
+            <w:tcW w:w="0" w:type="auto"/>
+            <w:vAlign w:val="center"/>
+            <w:hideMark/>
+          </w:tcPr>
+          <w:p>
+            <w:pPr>
+              <w:rPr>
+                <w:rFonts w:ascii="Times New Roman" w:hAnsi="Times New Roman"/>
+                <w:sz w:val="24"/>
+              </w:rPr>
+            </w:pPr>
+            <w:r>
+              <w:rPr>
+                <w:rFonts w:ascii="Times New Roman" w:hAnsi="Times New Roman"/>
+                <w:sz w:val="24"/>
+              </w:rPr>
+              <w:t>221</w:t>
+            </w:r>
+          </w:p>
+        </w:tc>
+        <w:tc>
+          <w:tcPr>
+            <w:tcW w:w="0" w:type="auto"/>
+            <w:vAlign w:val="center"/>
+            <w:hideMark/>
+          </w:tcPr>
+          <w:p>
+            <w:pPr>
+              <w:rPr>
+                <w:rFonts w:ascii="Times New Roman" w:hAnsi="Times New Roman"/>
+                <w:sz w:val="24"/>
+              </w:rPr>
+            </w:pPr>
+            <w:r>
+              <w:rPr>
+                <w:rFonts w:ascii="Times New Roman" w:hAnsi="Times New Roman"/>
+                <w:sz w:val="24"/>
+              </w:rPr>
+              <w:t>10.54%</w:t>
+            </w:r>
+          </w:p>
+        </w:tc>
+      </w:tr>
+      <w:tr>
+        <w:trPr>
+          <w:tblCellSpacing w:w="15" w:type="dxa"/>
+        </w:trPr>
+        <w:tc>
+          <w:tcPr>
+            <w:tcW w:w="0" w:type="auto"/>
+            <w:vAlign w:val="center"/>
+            <w:hideMark/>
+          </w:tcPr>
+          <w:p>
+            <w:pPr>
+              <w:rPr>
+                <w:rFonts w:ascii="Times New Roman" w:hAnsi="Times New Roman"/>
+                <w:sz w:val="24"/>
+              </w:rPr>
+            </w:pPr>
+            <w:r>
+              <w:rPr>
+                <w:rFonts w:ascii="Times New Roman" w:hAnsi="Times New Roman"/>
+                <w:sz w:val="24"/>
+              </w:rPr>
+              <w:t>Library</w:t>
+            </w:r>
+          </w:p>
+        </w:tc>
+        <w:tc>
+          <w:tcPr>
+            <w:tcW w:w="0" w:type="auto"/>
+            <w:vAlign w:val="center"/>
+            <w:hideMark/>
+          </w:tcPr>
+          <w:p>
+            <w:pPr>
+              <w:rPr>
+                <w:rFonts w:ascii="Times New Roman" w:hAnsi="Times New Roman"/>
+                <w:sz w:val="24"/>
+              </w:rPr>
+            </w:pPr>
+            <w:r>
+              <w:rPr>
+                <w:rFonts w:ascii="Times New Roman" w:hAnsi="Times New Roman"/>
+                <w:sz w:val="24"/>
+              </w:rPr>
+              <w:t>499,246</w:t>
+            </w:r>
+          </w:p>
+        </w:tc>
+        <w:tc>
+          <w:tcPr>
+            <w:tcW w:w="0" w:type="auto"/>
+            <w:vAlign w:val="center"/>
+            <w:hideMark/>
+          </w:tcPr>
+          <w:p>
+            <w:pPr>
+              <w:rPr>
+                <w:rFonts w:ascii="Times New Roman" w:hAnsi="Times New Roman"/>
+                <w:sz w:val="24"/>
+              </w:rPr>
+            </w:pPr>
+            <w:r>
+              <w:rPr>
+                <w:rFonts w:ascii="Times New Roman" w:hAnsi="Times New Roman"/>
+                <w:sz w:val="24"/>
+              </w:rPr>
+              <w:t>8,056</w:t>
+            </w:r>
+          </w:p>
+        </w:tc>
+        <w:tc>
+          <w:tcPr>
+            <w:tcW w:w="0" w:type="auto"/>
+            <w:vAlign w:val="center"/>
+            <w:hideMark/>
+          </w:tcPr>
+          <w:p>
+            <w:pPr>
+              <w:rPr>
+                <w:rFonts w:ascii="Times New Roman" w:hAnsi="Times New Roman"/>
+                <w:sz w:val="24"/>
+              </w:rPr>
+            </w:pPr>
+            <w:r>
+              <w:rPr>
+                <w:rFonts w:ascii="Times New Roman" w:hAnsi="Times New Roman"/>
+                <w:sz w:val="24"/>
+              </w:rPr>
+              <w:t>1.61%</w:t>
+            </w:r>
+          </w:p>
+        </w:tc>
+      </w:tr>
+      <w:tr>
+        <w:trPr>
+          <w:tblCellSpacing w:w="15" w:type="dxa"/>
+        </w:trPr>
+        <w:tc>
+          <w:tcPr>
+            <w:tcW w:w="0" w:type="auto"/>
+            <w:vAlign w:val="center"/>
+            <w:hideMark/>
+          </w:tcPr>
+          <w:p>
+            <w:pPr>
+              <w:rPr>
+                <w:rFonts w:ascii="Times New Roman" w:hAnsi="Times New Roman"/>
+                <w:sz w:val="24"/>
+              </w:rPr>
+            </w:pPr>
+            <w:r>
+              <w:rPr>
+                <w:rFonts w:ascii="Times New Roman" w:hAnsi="Times New Roman"/>
+                <w:sz w:val="24"/>
+              </w:rPr>
+              <w:t>Entire dataset</w:t>
+            </w:r>
+          </w:p>
+        </w:tc>
+        <w:tc>
+          <w:tcPr>
+            <w:tcW w:w="0" w:type="auto"/>
+            <w:vAlign w:val="center"/>
+            <w:hideMark/>
+          </w:tcPr>
+          <w:p>
+            <w:pPr>
+              <w:rPr>
+                <w:rFonts w:ascii="Times New Roman" w:hAnsi="Times New Roman"/>
+                <w:sz w:val="24"/>
+              </w:rPr>
+            </w:pPr>
+            <w:r>
+              <w:rPr>
+                <w:rFonts w:ascii="Times New Roman" w:hAnsi="Times New Roman"/>
+                <w:sz w:val="24"/>
+              </w:rPr>
+              <w:t>831,182</w:t>
+            </w:r>
+          </w:p>
+        </w:tc>
+        <w:tc>
+          <w:tcPr>
+            <w:tcW w:w="0" w:type="auto"/>
+            <w:vAlign w:val="center"/>
+            <w:hideMark/>
+          </w:tcPr>
+          <w:p>
+            <w:pPr>
+              <w:rPr>
+                <w:rFonts w:ascii="Times New Roman" w:hAnsi="Times New Roman"/>
+                <w:sz w:val="24"/>
+              </w:rPr>
+            </w:pPr>
+            <w:r>
+              <w:rPr>
+                <w:rFonts w:ascii="Times New Roman" w:hAnsi="Times New Roman"/>
+                <w:sz w:val="24"/>
+              </w:rPr>
+              <w:t>16,998</w:t>
+            </w:r>
+          </w:p>
+        </w:tc>
+        <w:tc>
+          <w:tcPr>
+            <w:tcW w:w="0" w:type="auto"/>
+            <w:vAlign w:val="center"/>
+            <w:hideMark/>
+          </w:tcPr>
+          <w:p>
+            <w:pPr>
+              <w:rPr>
+                <w:rFonts w:ascii="Times New Roman" w:hAnsi="Times New Roman"/>
+                <w:sz w:val="24"/>
+              </w:rPr>
+            </w:pPr>
+            <w:r>
+              <w:rPr>
+                <w:rFonts w:ascii="Times New Roman" w:hAnsi="Times New Roman"/>
+                <w:sz w:val="24"/>
+              </w:rPr>
+              <w:t>2.05%</w:t>
+            </w:r>
+          </w:p>
+        </w:tc>
+      </w:tr>
+    </w:tbl>
+    <w:p>
+      <w:pPr>
+        <w:ind w:firstLine="720"/>
+        <w:rPr>
+          <w:rFonts w:ascii="Times New Roman" w:hAnsi="Times New Roman"/>
+          <w:sz w:val="24"/>
+        </w:rPr>
+      </w:pPr>
+      <w:r>
+        <w:rPr>
+          <w:rFonts w:ascii="Times New Roman" w:hAnsi="Times New Roman"/>
+          <w:sz w:val="24"/>
+        </w:rPr>
+        <w:t>ACS860 has the highest proportion of tracing passages at 10.54%, followed by ACS880 at 9.14%. Both families have substantially higher tracing-passage proportions than the library collection, where only 1.61% of passages were identified as tracing content.</w:t>
+      </w:r>
+    </w:p>
+    <w:p>
+      <w:pPr>
+        <w:ind w:firstLine="720"/>
+        <w:rPr>
+          <w:rFonts w:ascii="Times New Roman" w:hAnsi="Times New Roman"/>
+          <w:sz w:val="24"/>
+        </w:rPr>
+      </w:pPr>
+      <w:r>
+        <w:rPr>
+          <w:rFonts w:ascii="Times New Roman" w:hAnsi="Times New Roman"/>
+          <w:sz w:val="24"/>
+        </w:rPr>
+        <w:lastRenderedPageBreak/>
+        <w:t>These results suggest that tracing-related material is more concentrated in drive-specific technical documentation than in the general library collection. This is important for the Torque Diagnostics project because tracing pages may contain diagrams or structured information that cannot be fully represented through extracted paragraph text.</w:t>
+      </w:r>
+    </w:p>
+    <w:p>
+      <w:pPr>
+        <w:ind w:firstLine="720"/>
+        <w:rPr>
+          <w:rFonts w:ascii="Times New Roman" w:hAnsi="Times New Roman"/>
+          <w:sz w:val="24"/>
+        </w:rPr>
+      </w:pPr>
+      <w:r>
+        <w:rPr>
+          <w:rFonts w:ascii="Times New Roman" w:hAnsi="Times New Roman"/>
+          <w:b/>
+          <w:bCs/>
+          <w:sz w:val="24"/>
+        </w:rPr>
+        <w:t>Note:</w:t>
+      </w:r>
+      <w:r>
+        <w:rPr>
+          <w:rFonts w:ascii="Times New Roman" w:hAnsi="Times New Roman"/>
+          <w:sz w:val="24"/>
+        </w:rPr>
+        <w:t xml:space="preserve"> ACS880 refers specifically to the ACS880 folder, excluding separately classified variants such as ACS880-11 and ACS880-104. The percentages represent flagged passages rather than unique PDF pages.</w:t>
+      </w:r>
+    </w:p>
+    <w:p>
+      <w:pPr>
+        <w:rPr>
+          <w:rFonts w:ascii="Times New Roman" w:hAnsi="Times New Roman"/>
+          <w:sz w:val="24"/>
+        </w:rPr>
+      </w:pPr>
+      <w:r>
+        <w:rPr>
+          <w:rFonts w:ascii="Times New Roman" w:hAnsi="Times New Roman"/>
+          <w:b/>
+          <w:sz w:val="24"/>
+        </w:rPr>
+        <w:t xml:space="preserve">5. </w:t>
+      </w:r>
+      <w:r>
+        <w:rPr>
+          <w:rFonts w:ascii="Times New Roman" w:hAnsi="Times New Roman"/>
+          <w:sz w:val="24"/>
+        </w:rPr>
+        <w:t>Do the same document ids appear in more than one family, and does that change which folder a question should search?</w:t>
+      </w:r>
+    </w:p>
+    <w:p>
+      <w:pPr>
+        <w:spacing w:before="100" w:beforeAutospacing="1" w:after="100" w:afterAutospacing="1" w:line="240" w:lineRule="auto"/>
+        <w:ind w:firstLine="720"/>
+      </w:pPr>
+      <w:r>
+        <w:t>An analysis of all 28,664 processed Parquet files identified 28,664 unique document IDs, with no document IDs appearing in multiple asset-family folders.</w:t>
+      </w:r>
+    </w:p>
+    <w:p>
+      <w:pPr>
+        <w:spacing w:before="100" w:beforeAutospacing="1" w:after="100" w:afterAutospacing="1" w:line="240" w:lineRule="auto"/>
+        <w:ind w:firstLine="720"/>
+      </w:pPr>
+      <w:r>
+        <w:t>This indicates that each processed document ID is assigned to exactly one family. Consequently, duplicate document IDs do not introduce ambiguity into the current folder-based retrieval structure.</w:t>
+      </w:r>
+    </w:p>
+    <w:p>
+      <w:pPr>
+        <w:spacing w:before="100" w:beforeAutospacing="1" w:after="100" w:afterAutospacing="1" w:line="240" w:lineRule="auto"/>
+        <w:ind w:firstLine="720"/>
+      </w:pPr>
+      <w:r>
+        <w:t>This finding supports the project's equipment-specific indexing approach. When a technician specifies an equipment family, the retrieval system can search that family's document collection without encountering the same document ID in another family folder.</w:t>
+      </w:r>
+    </w:p>
+    <w:p>
+      <w:pPr>
+        <w:spacing w:before="100" w:beforeAutospacing="1" w:after="100" w:afterAutospacing="1" w:line="240" w:lineRule="auto"/>
+        <w:ind w:firstLine="720"/>
+      </w:pPr>
+      <w:r>
+        <w:t>However, the absence of duplicate IDs does not guarantee that the folder-routing logic always selects the correct family. A document may discuss multiple equipment families even if it is stored in only one folder. Therefore, routing accuracy should be evaluated separately using representative technician questions.</w:t>
+      </w:r>
+    </w:p>
+    <w:p>
+      <w:pPr>
+        <w:spacing w:before="100" w:beforeAutospacing="1" w:after="100" w:afterAutospacing="1" w:line="240" w:lineRule="auto"/>
+        <w:ind w:firstLine="720"/>
+      </w:pPr>
+      <w:r>
+        <w:t>Overall, the dataset contains no cross-family document ID duplication, so duplicate IDs do not currently require changes to the retrieval routing strategy.</w:t>
+      </w:r>
+    </w:p>
+    <w:p>
+      <w:pPr>
+        <w:pStyle w:val="ListParagraph"/>
+        <w:ind w:left="1440"/>
         <w:rPr>
           <w:rFonts w:cs="Calibri"/>
         </w:rPr>
-        <w:t>instance</w:t>
-      </w:r>
-      <w:proofErr w:type="gramEnd"/>
-      <w:r>
-        <w:rPr>
-          <w:rFonts w:cs="Calibri"/>
-        </w:rPr>
-        <w:t xml:space="preserve"> and Gemini spends paid tokens on each image. Which technician questions can be answered from paragraphs alone?</w:t>
-      </w:r>
+      </w:pPr>
     </w:p>
     <w:p>
       <w:pPr>
@@ -2001,6 +3056,7 @@
           <w:rFonts w:ascii="Calibri" w:hAnsi="Calibri" w:cs="Calibri"/>
           <w:color w:val="1F4E79"/>
         </w:rPr>
+        <w:lastRenderedPageBreak/>
         <w:t>Statistics and machine learning</w:t>
       </w:r>
     </w:p>
@@ -2041,7 +3097,6 @@
         <w:rPr>
           <w:rFonts w:cs="Calibri"/>
         </w:rPr>
-        <w:lastRenderedPageBreak/>
         <w:t xml:space="preserve">11. Across the hand-checked set, how often is the confidence label copied-sentence, how often is it </w:t>
       </w:r>
       <w:proofErr w:type="spellStart"/>
@@ -2278,6 +3333,95 @@
       </w:rPr>
     </w:lvl>
   </w:abstractNum>
+  <w:abstractNum w:abstractNumId="9" w15:restartNumberingAfterBreak="0">
+    <w:nsid w:val="222474C9"/>
+    <w:multiLevelType w:val="hybridMultilevel"/>
+    <w:tmpl w:val="563EF26E"/>
+    <w:lvl w:ilvl="0" w:tplc="0409000F">
+      <w:start w:val="1"/>
+      <w:numFmt w:val="decimal"/>
+      <w:lvlText w:val="%1."/>
+      <w:lvlJc w:val="left"/>
+      <w:pPr>
+        <w:ind w:left="720" w:hanging="360"/>
+      </w:pPr>
+      <w:rPr>
+        <w:rFonts w:hint="default"/>
+      </w:rPr>
+    </w:lvl>
+    <w:lvl w:ilvl="1" w:tplc="04090019">
+      <w:start w:val="1"/>
+      <w:numFmt w:val="lowerLetter"/>
+      <w:lvlText w:val="%2."/>
+      <w:lvlJc w:val="left"/>
+      <w:pPr>
+        <w:ind w:left="1440" w:hanging="360"/>
+      </w:pPr>
+    </w:lvl>
+    <w:lvl w:ilvl="2" w:tplc="0409001B" w:tentative="1">
+      <w:start w:val="1"/>
+      <w:numFmt w:val="lowerRoman"/>
+      <w:lvlText w:val="%3."/>
+      <w:lvlJc w:val="right"/>
+      <w:pPr>
+        <w:ind w:left="2160" w:hanging="180"/>
+      </w:pPr>
+    </w:lvl>
+    <w:lvl w:ilvl="3" w:tplc="0409000F" w:tentative="1">
+      <w:start w:val="1"/>
+      <w:numFmt w:val="decimal"/>
+      <w:lvlText w:val="%4."/>
+      <w:lvlJc w:val="left"/>
+      <w:pPr>
+        <w:ind w:left="2880" w:hanging="360"/>
+      </w:pPr>
+    </w:lvl>
+    <w:lvl w:ilvl="4" w:tplc="04090019" w:tentative="1">
+      <w:start w:val="1"/>
+      <w:numFmt w:val="lowerLetter"/>
+      <w:lvlText w:val="%5."/>
+      <w:lvlJc w:val="left"/>
+      <w:pPr>
+        <w:ind w:left="3600" w:hanging="360"/>
+      </w:pPr>
+    </w:lvl>
+    <w:lvl w:ilvl="5" w:tplc="0409001B" w:tentative="1">
+      <w:start w:val="1"/>
+      <w:numFmt w:val="lowerRoman"/>
+      <w:lvlText w:val="%6."/>
+      <w:lvlJc w:val="right"/>
+      <w:pPr>
+        <w:ind w:left="4320" w:hanging="180"/>
+      </w:pPr>
+    </w:lvl>
+    <w:lvl w:ilvl="6" w:tplc="0409000F" w:tentative="1">
+      <w:start w:val="1"/>
+      <w:numFmt w:val="decimal"/>
+      <w:lvlText w:val="%7."/>
+      <w:lvlJc w:val="left"/>
+      <w:pPr>
+        <w:ind w:left="5040" w:hanging="360"/>
+      </w:pPr>
+    </w:lvl>
+    <w:lvl w:ilvl="7" w:tplc="04090019" w:tentative="1">
+      <w:start w:val="1"/>
+      <w:numFmt w:val="lowerLetter"/>
+      <w:lvlText w:val="%8."/>
+      <w:lvlJc w:val="left"/>
+      <w:pPr>
+        <w:ind w:left="5760" w:hanging="360"/>
+      </w:pPr>
+    </w:lvl>
+    <w:lvl w:ilvl="8" w:tplc="0409001B" w:tentative="1">
+      <w:start w:val="1"/>
+      <w:numFmt w:val="lowerRoman"/>
+      <w:lvlText w:val="%9."/>
+      <w:lvlJc w:val="right"/>
+      <w:pPr>
+        <w:ind w:left="6480" w:hanging="180"/>
+      </w:pPr>
+    </w:lvl>
+  </w:abstractNum>
   <w:num w:numId="1" w16cid:durableId="1548251929">
     <w:abstractNumId w:val="8"/>
   </w:num>
@@ -2304,6 +3448,9 @@
   </w:num>
   <w:num w:numId="9" w16cid:durableId="170222855">
     <w:abstractNumId w:val="0"/>
+  </w:num>
+  <w:num w:numId="10" w16cid:durableId="1652246573">
+    <w:abstractNumId w:val="9"/>
   </w:num>
 </w:numbering>
 </file>
@@ -2917,7 +4064,6 @@
   <w:style w:type="character" w:default="1" w:styleId="DefaultParagraphFont">
     <w:name w:val="Default Paragraph Font"/>
     <w:uiPriority w:val="1"/>
-    <w:semiHidden/>
     <w:unhideWhenUsed/>
   </w:style>
   <w:style w:type="table" w:default="1" w:styleId="TableNormal">
@@ -13693,6 +14839,32 @@
         <w:shd w:val="clear" w:color="auto" w:fill="FBCAA2" w:themeFill="accent6" w:themeFillTint="7F"/>
       </w:tcPr>
     </w:tblStylePr>
+  </w:style>
+  <w:style w:type="paragraph" w:styleId="NormalWeb">
+    <w:name w:val="Normal (Web)"/>
+    <w:basedOn w:val="Normal"/>
+    <w:uiPriority w:val="99"/>
+    <w:semiHidden/>
+    <w:unhideWhenUsed/>
+    <w:rsid w:val="00DB588E"/>
+    <w:rPr>
+      <w:rFonts w:ascii="Times New Roman" w:hAnsi="Times New Roman" w:cs="Times New Roman"/>
+      <w:sz w:val="24"/>
+      <w:szCs w:val="24"/>
+    </w:rPr>
+  </w:style>
+  <w:style w:type="character" w:styleId="HTMLCode">
+    <w:name w:val="HTML Code"/>
+    <w:basedOn w:val="DefaultParagraphFont"/>
+    <w:uiPriority w:val="99"/>
+    <w:semiHidden/>
+    <w:unhideWhenUsed/>
+    <w:rsid w:val="00F830CF"/>
+    <w:rPr>
+      <w:rFonts w:ascii="Courier New" w:eastAsia="Times New Roman" w:hAnsi="Courier New" w:cs="Courier New"/>
+      <w:sz w:val="20"/>
+      <w:szCs w:val="20"/>
+    </w:rPr>
   </w:style>
 </w:styles>
 </file>

--- a/docs/Torque_Diagnostics_Initial_EDA_Report.docx
+++ b/docs/Torque_Diagnostics_Initial_EDA_Report.docx
@@ -5,12 +5,12 @@
     <w:p>
       <w:pPr>
         <w:rPr>
-          <w:rFonts w:cs="Calibri"/>
+          <w:rFonts w:asciiTheme="majorHAnsi" w:hAnsiTheme="majorHAnsi" w:cstheme="majorHAnsi"/>
         </w:rPr>
       </w:pPr>
       <w:r>
         <w:rPr>
-          <w:rFonts w:cs="Calibri"/>
+          <w:rFonts w:asciiTheme="majorHAnsi" w:hAnsiTheme="majorHAnsi" w:cstheme="majorHAnsi"/>
           <w:b/>
           <w:color w:val="1F4E79"/>
           <w:sz w:val="32"/>
@@ -21,12 +21,12 @@
     <w:p>
       <w:pPr>
         <w:rPr>
-          <w:rFonts w:cs="Calibri"/>
+          <w:rFonts w:asciiTheme="majorHAnsi" w:hAnsiTheme="majorHAnsi" w:cstheme="majorHAnsi"/>
         </w:rPr>
       </w:pPr>
       <w:r>
         <w:rPr>
-          <w:rFonts w:cs="Calibri"/>
+          <w:rFonts w:asciiTheme="majorHAnsi" w:hAnsiTheme="majorHAnsi" w:cstheme="majorHAnsi"/>
           <w:b/>
           <w:sz w:val="24"/>
         </w:rPr>
@@ -36,12 +36,12 @@
     <w:p>
       <w:pPr>
         <w:rPr>
-          <w:rFonts w:cs="Calibri"/>
+          <w:rFonts w:asciiTheme="majorHAnsi" w:hAnsiTheme="majorHAnsi" w:cstheme="majorHAnsi"/>
         </w:rPr>
       </w:pPr>
       <w:r>
         <w:rPr>
-          <w:rFonts w:cs="Calibri"/>
+          <w:rFonts w:asciiTheme="majorHAnsi" w:hAnsiTheme="majorHAnsi" w:cstheme="majorHAnsi"/>
           <w:i/>
           <w:sz w:val="24"/>
         </w:rPr>
@@ -51,26 +51,32 @@
     <w:p>
       <w:pPr>
         <w:rPr>
-          <w:rFonts w:cs="Calibri"/>
+          <w:rFonts w:asciiTheme="majorHAnsi" w:hAnsiTheme="majorHAnsi" w:cstheme="majorHAnsi"/>
         </w:rPr>
       </w:pPr>
       <w:r>
         <w:rPr>
-          <w:rFonts w:cs="Calibri"/>
-        </w:rPr>
-        <w:t>This note records the first look at the ABB collection and the two sample answers we have already checked by hand. The counts below come from ABB_100GB_Download_List.csv. The answers come from paragraph text. Ruled-table text and figure text are outside this EDA, for the reasons in the extraction section, and the question list at the end follows that limit.</w:t>
+          <w:rFonts w:asciiTheme="majorHAnsi" w:hAnsiTheme="majorHAnsi" w:cstheme="majorHAnsi"/>
+        </w:rPr>
+        <w:t>T</w:t>
+      </w:r>
+      <w:r>
+        <w:rPr>
+          <w:rFonts w:asciiTheme="majorHAnsi" w:hAnsiTheme="majorHAnsi" w:cstheme="majorHAnsi"/>
+        </w:rPr>
+        <w:t>his report presents an initial exploratory analysis of the ABB technical-document collection used in the Torque Diagnostics project. The analysis examines the distribution of PDFs across equipment families and document kinds, the characteristics of extracted text passages, the prevalence of technical information, tracing-related content, and document duplication. These findings inform the design of the project's document retrieval and question-answering system.</w:t>
       </w:r>
     </w:p>
     <w:p>
       <w:pPr>
         <w:pStyle w:val="Heading1"/>
         <w:rPr>
-          <w:rFonts w:ascii="Calibri" w:hAnsi="Calibri" w:cs="Calibri"/>
+          <w:rFonts w:cstheme="majorHAnsi"/>
         </w:rPr>
       </w:pPr>
       <w:r>
         <w:rPr>
-          <w:rFonts w:ascii="Calibri" w:hAnsi="Calibri" w:cs="Calibri"/>
+          <w:rFonts w:cstheme="majorHAnsi"/>
           <w:color w:val="1F4E79"/>
         </w:rPr>
         <w:t>What the collection contains</w:t>
@@ -79,12 +85,12 @@
     <w:p>
       <w:pPr>
         <w:rPr>
-          <w:rFonts w:cs="Calibri"/>
+          <w:rFonts w:asciiTheme="majorHAnsi" w:hAnsiTheme="majorHAnsi" w:cstheme="majorHAnsi"/>
         </w:rPr>
       </w:pPr>
       <w:r>
         <w:rPr>
-          <w:rFonts w:cs="Calibri"/>
+          <w:rFonts w:asciiTheme="majorHAnsi" w:hAnsiTheme="majorHAnsi" w:cstheme="majorHAnsi"/>
         </w:rPr>
         <w:t>The download list has 28,666 English PDFs, and every document id appears once. The file sizes add up to 101.84 GB. A title that names a series goes in that series folder. ACS880-11 and ACS860 are examples. A file with no series in the title, including catalogues, articles, and brochures, goes in library. That rule produces 139 folders: 138 named equipment folders and library.</w:t>
       </w:r>
@@ -109,12 +115,12 @@
           <w:p>
             <w:pPr>
               <w:rPr>
-                <w:rFonts w:cs="Calibri"/>
+                <w:rFonts w:asciiTheme="majorHAnsi" w:hAnsiTheme="majorHAnsi" w:cstheme="majorHAnsi"/>
               </w:rPr>
             </w:pPr>
             <w:r>
               <w:rPr>
-                <w:rFonts w:cs="Calibri"/>
+                <w:rFonts w:asciiTheme="majorHAnsi" w:hAnsiTheme="majorHAnsi" w:cstheme="majorHAnsi"/>
                 <w:b/>
                 <w:color w:val="FFFFFF"/>
                 <w:sz w:val="20"/>
@@ -131,12 +137,12 @@
           <w:p>
             <w:pPr>
               <w:rPr>
-                <w:rFonts w:cs="Calibri"/>
+                <w:rFonts w:asciiTheme="majorHAnsi" w:hAnsiTheme="majorHAnsi" w:cstheme="majorHAnsi"/>
               </w:rPr>
             </w:pPr>
             <w:r>
               <w:rPr>
-                <w:rFonts w:cs="Calibri"/>
+                <w:rFonts w:asciiTheme="majorHAnsi" w:hAnsiTheme="majorHAnsi" w:cstheme="majorHAnsi"/>
                 <w:b/>
                 <w:color w:val="FFFFFF"/>
                 <w:sz w:val="20"/>
@@ -153,12 +159,12 @@
           <w:p>
             <w:pPr>
               <w:rPr>
-                <w:rFonts w:cs="Calibri"/>
+                <w:rFonts w:asciiTheme="majorHAnsi" w:hAnsiTheme="majorHAnsi" w:cstheme="majorHAnsi"/>
               </w:rPr>
             </w:pPr>
             <w:r>
               <w:rPr>
-                <w:rFonts w:cs="Calibri"/>
+                <w:rFonts w:asciiTheme="majorHAnsi" w:hAnsiTheme="majorHAnsi" w:cstheme="majorHAnsi"/>
                 <w:b/>
                 <w:color w:val="FFFFFF"/>
                 <w:sz w:val="20"/>
@@ -176,12 +182,12 @@
           <w:p>
             <w:pPr>
               <w:rPr>
-                <w:rFonts w:cs="Calibri"/>
+                <w:rFonts w:asciiTheme="majorHAnsi" w:hAnsiTheme="majorHAnsi" w:cstheme="majorHAnsi"/>
               </w:rPr>
             </w:pPr>
             <w:r>
               <w:rPr>
-                <w:rFonts w:cs="Calibri"/>
+                <w:rFonts w:asciiTheme="majorHAnsi" w:hAnsiTheme="majorHAnsi" w:cstheme="majorHAnsi"/>
                 <w:sz w:val="20"/>
               </w:rPr>
               <w:t>All files</w:t>
@@ -195,12 +201,12 @@
           <w:p>
             <w:pPr>
               <w:rPr>
-                <w:rFonts w:cs="Calibri"/>
+                <w:rFonts w:asciiTheme="majorHAnsi" w:hAnsiTheme="majorHAnsi" w:cstheme="majorHAnsi"/>
               </w:rPr>
             </w:pPr>
             <w:r>
               <w:rPr>
-                <w:rFonts w:cs="Calibri"/>
+                <w:rFonts w:asciiTheme="majorHAnsi" w:hAnsiTheme="majorHAnsi" w:cstheme="majorHAnsi"/>
                 <w:sz w:val="20"/>
               </w:rPr>
               <w:t>28,666</w:t>
@@ -214,12 +220,12 @@
           <w:p>
             <w:pPr>
               <w:rPr>
-                <w:rFonts w:cs="Calibri"/>
+                <w:rFonts w:asciiTheme="majorHAnsi" w:hAnsiTheme="majorHAnsi" w:cstheme="majorHAnsi"/>
               </w:rPr>
             </w:pPr>
             <w:r>
               <w:rPr>
-                <w:rFonts w:cs="Calibri"/>
+                <w:rFonts w:asciiTheme="majorHAnsi" w:hAnsiTheme="majorHAnsi" w:cstheme="majorHAnsi"/>
                 <w:sz w:val="20"/>
               </w:rPr>
               <w:t>101.84 GB</w:t>
@@ -235,12 +241,12 @@
           <w:p>
             <w:pPr>
               <w:rPr>
-                <w:rFonts w:cs="Calibri"/>
+                <w:rFonts w:asciiTheme="majorHAnsi" w:hAnsiTheme="majorHAnsi" w:cstheme="majorHAnsi"/>
               </w:rPr>
             </w:pPr>
             <w:r>
               <w:rPr>
-                <w:rFonts w:cs="Calibri"/>
+                <w:rFonts w:asciiTheme="majorHAnsi" w:hAnsiTheme="majorHAnsi" w:cstheme="majorHAnsi"/>
                 <w:sz w:val="20"/>
               </w:rPr>
               <w:t>library</w:t>
@@ -254,12 +260,12 @@
           <w:p>
             <w:pPr>
               <w:rPr>
-                <w:rFonts w:cs="Calibri"/>
+                <w:rFonts w:asciiTheme="majorHAnsi" w:hAnsiTheme="majorHAnsi" w:cstheme="majorHAnsi"/>
               </w:rPr>
             </w:pPr>
             <w:r>
               <w:rPr>
-                <w:rFonts w:cs="Calibri"/>
+                <w:rFonts w:asciiTheme="majorHAnsi" w:hAnsiTheme="majorHAnsi" w:cstheme="majorHAnsi"/>
                 <w:sz w:val="20"/>
               </w:rPr>
               <w:t>25,873 (90.3%)</w:t>
@@ -273,12 +279,12 @@
           <w:p>
             <w:pPr>
               <w:rPr>
-                <w:rFonts w:cs="Calibri"/>
+                <w:rFonts w:asciiTheme="majorHAnsi" w:hAnsiTheme="majorHAnsi" w:cstheme="majorHAnsi"/>
               </w:rPr>
             </w:pPr>
             <w:r>
               <w:rPr>
-                <w:rFonts w:cs="Calibri"/>
+                <w:rFonts w:asciiTheme="majorHAnsi" w:hAnsiTheme="majorHAnsi" w:cstheme="majorHAnsi"/>
                 <w:sz w:val="20"/>
               </w:rPr>
               <w:t>78.67 GB (77.2%)</w:t>
@@ -294,12 +300,12 @@
           <w:p>
             <w:pPr>
               <w:rPr>
-                <w:rFonts w:cs="Calibri"/>
+                <w:rFonts w:asciiTheme="majorHAnsi" w:hAnsiTheme="majorHAnsi" w:cstheme="majorHAnsi"/>
               </w:rPr>
             </w:pPr>
             <w:r>
               <w:rPr>
-                <w:rFonts w:cs="Calibri"/>
+                <w:rFonts w:asciiTheme="majorHAnsi" w:hAnsiTheme="majorHAnsi" w:cstheme="majorHAnsi"/>
                 <w:sz w:val="20"/>
               </w:rPr>
               <w:t>Named equipment folders</w:t>
@@ -313,12 +319,12 @@
           <w:p>
             <w:pPr>
               <w:rPr>
-                <w:rFonts w:cs="Calibri"/>
+                <w:rFonts w:asciiTheme="majorHAnsi" w:hAnsiTheme="majorHAnsi" w:cstheme="majorHAnsi"/>
               </w:rPr>
             </w:pPr>
             <w:r>
               <w:rPr>
-                <w:rFonts w:cs="Calibri"/>
+                <w:rFonts w:asciiTheme="majorHAnsi" w:hAnsiTheme="majorHAnsi" w:cstheme="majorHAnsi"/>
                 <w:sz w:val="20"/>
               </w:rPr>
               <w:t>2,793 (9.7%)</w:t>
@@ -332,12 +338,12 @@
           <w:p>
             <w:pPr>
               <w:rPr>
-                <w:rFonts w:cs="Calibri"/>
+                <w:rFonts w:asciiTheme="majorHAnsi" w:hAnsiTheme="majorHAnsi" w:cstheme="majorHAnsi"/>
               </w:rPr>
             </w:pPr>
             <w:r>
               <w:rPr>
-                <w:rFonts w:cs="Calibri"/>
+                <w:rFonts w:asciiTheme="majorHAnsi" w:hAnsiTheme="majorHAnsi" w:cstheme="majorHAnsi"/>
                 <w:sz w:val="20"/>
               </w:rPr>
               <w:t>23.17 GB (22.8%)</w:t>
@@ -353,12 +359,12 @@
           <w:p>
             <w:pPr>
               <w:rPr>
-                <w:rFonts w:cs="Calibri"/>
+                <w:rFonts w:asciiTheme="majorHAnsi" w:hAnsiTheme="majorHAnsi" w:cstheme="majorHAnsi"/>
               </w:rPr>
             </w:pPr>
             <w:r>
               <w:rPr>
-                <w:rFonts w:cs="Calibri"/>
+                <w:rFonts w:asciiTheme="majorHAnsi" w:hAnsiTheme="majorHAnsi" w:cstheme="majorHAnsi"/>
                 <w:sz w:val="20"/>
               </w:rPr>
               <w:t>ACS880, across 41 folders</w:t>
@@ -372,12 +378,12 @@
           <w:p>
             <w:pPr>
               <w:rPr>
-                <w:rFonts w:cs="Calibri"/>
+                <w:rFonts w:asciiTheme="majorHAnsi" w:hAnsiTheme="majorHAnsi" w:cstheme="majorHAnsi"/>
               </w:rPr>
             </w:pPr>
             <w:r>
               <w:rPr>
-                <w:rFonts w:cs="Calibri"/>
+                <w:rFonts w:asciiTheme="majorHAnsi" w:hAnsiTheme="majorHAnsi" w:cstheme="majorHAnsi"/>
                 <w:sz w:val="20"/>
               </w:rPr>
               <w:t>288</w:t>
@@ -391,12 +397,12 @@
           <w:p>
             <w:pPr>
               <w:rPr>
-                <w:rFonts w:cs="Calibri"/>
+                <w:rFonts w:asciiTheme="majorHAnsi" w:hAnsiTheme="majorHAnsi" w:cstheme="majorHAnsi"/>
               </w:rPr>
             </w:pPr>
             <w:r>
               <w:rPr>
-                <w:rFonts w:cs="Calibri"/>
+                <w:rFonts w:asciiTheme="majorHAnsi" w:hAnsiTheme="majorHAnsi" w:cstheme="majorHAnsi"/>
                 <w:sz w:val="20"/>
               </w:rPr>
               <w:t>2.83 GB</w:t>
@@ -412,12 +418,12 @@
           <w:p>
             <w:pPr>
               <w:rPr>
-                <w:rFonts w:cs="Calibri"/>
+                <w:rFonts w:asciiTheme="majorHAnsi" w:hAnsiTheme="majorHAnsi" w:cstheme="majorHAnsi"/>
               </w:rPr>
             </w:pPr>
             <w:r>
               <w:rPr>
-                <w:rFonts w:cs="Calibri"/>
+                <w:rFonts w:asciiTheme="majorHAnsi" w:hAnsiTheme="majorHAnsi" w:cstheme="majorHAnsi"/>
                 <w:sz w:val="20"/>
               </w:rPr>
               <w:t>ACS880-11</w:t>
@@ -431,12 +437,12 @@
           <w:p>
             <w:pPr>
               <w:rPr>
-                <w:rFonts w:cs="Calibri"/>
+                <w:rFonts w:asciiTheme="majorHAnsi" w:hAnsiTheme="majorHAnsi" w:cstheme="majorHAnsi"/>
               </w:rPr>
             </w:pPr>
             <w:r>
               <w:rPr>
-                <w:rFonts w:cs="Calibri"/>
+                <w:rFonts w:asciiTheme="majorHAnsi" w:hAnsiTheme="majorHAnsi" w:cstheme="majorHAnsi"/>
                 <w:sz w:val="20"/>
               </w:rPr>
               <w:t>8</w:t>
@@ -450,12 +456,12 @@
           <w:p>
             <w:pPr>
               <w:rPr>
-                <w:rFonts w:cs="Calibri"/>
+                <w:rFonts w:asciiTheme="majorHAnsi" w:hAnsiTheme="majorHAnsi" w:cstheme="majorHAnsi"/>
               </w:rPr>
             </w:pPr>
             <w:r>
               <w:rPr>
-                <w:rFonts w:cs="Calibri"/>
+                <w:rFonts w:asciiTheme="majorHAnsi" w:hAnsiTheme="majorHAnsi" w:cstheme="majorHAnsi"/>
                 <w:sz w:val="20"/>
               </w:rPr>
               <w:t>74.2 MB</w:t>
@@ -471,12 +477,12 @@
           <w:p>
             <w:pPr>
               <w:rPr>
-                <w:rFonts w:cs="Calibri"/>
+                <w:rFonts w:asciiTheme="majorHAnsi" w:hAnsiTheme="majorHAnsi" w:cstheme="majorHAnsi"/>
               </w:rPr>
             </w:pPr>
             <w:r>
               <w:rPr>
-                <w:rFonts w:cs="Calibri"/>
+                <w:rFonts w:asciiTheme="majorHAnsi" w:hAnsiTheme="majorHAnsi" w:cstheme="majorHAnsi"/>
                 <w:sz w:val="20"/>
               </w:rPr>
               <w:t>ACS860</w:t>
@@ -490,12 +496,12 @@
           <w:p>
             <w:pPr>
               <w:rPr>
-                <w:rFonts w:cs="Calibri"/>
+                <w:rFonts w:asciiTheme="majorHAnsi" w:hAnsiTheme="majorHAnsi" w:cstheme="majorHAnsi"/>
               </w:rPr>
             </w:pPr>
             <w:r>
               <w:rPr>
-                <w:rFonts w:cs="Calibri"/>
+                <w:rFonts w:asciiTheme="majorHAnsi" w:hAnsiTheme="majorHAnsi" w:cstheme="majorHAnsi"/>
                 <w:sz w:val="20"/>
               </w:rPr>
               <w:t>9</w:t>
@@ -509,12 +515,12 @@
           <w:p>
             <w:pPr>
               <w:rPr>
-                <w:rFonts w:cs="Calibri"/>
+                <w:rFonts w:asciiTheme="majorHAnsi" w:hAnsiTheme="majorHAnsi" w:cstheme="majorHAnsi"/>
               </w:rPr>
             </w:pPr>
             <w:r>
               <w:rPr>
-                <w:rFonts w:cs="Calibri"/>
+                <w:rFonts w:asciiTheme="majorHAnsi" w:hAnsiTheme="majorHAnsi" w:cstheme="majorHAnsi"/>
                 <w:sz w:val="20"/>
               </w:rPr>
               <w:t>137.2 MB</w:t>
@@ -526,7 +532,7 @@
     <w:p>
       <w:pPr>
         <w:rPr>
-          <w:rFonts w:cs="Calibri"/>
+          <w:rFonts w:asciiTheme="majorHAnsi" w:hAnsiTheme="majorHAnsi" w:cstheme="majorHAnsi"/>
         </w:rPr>
       </w:pPr>
     </w:p>
@@ -534,12 +540,12 @@
       <w:pPr>
         <w:spacing w:before="40" w:after="240"/>
         <w:rPr>
-          <w:rFonts w:cs="Calibri"/>
+          <w:rFonts w:asciiTheme="majorHAnsi" w:hAnsiTheme="majorHAnsi" w:cstheme="majorHAnsi"/>
         </w:rPr>
       </w:pPr>
       <w:r>
         <w:rPr>
-          <w:rFonts w:cs="Calibri"/>
+          <w:rFonts w:asciiTheme="majorHAnsi" w:hAnsiTheme="majorHAnsi" w:cstheme="majorHAnsi"/>
           <w:i/>
           <w:color w:val="555555"/>
           <w:sz w:val="20"/>
@@ -550,12 +556,12 @@
     <w:p>
       <w:pPr>
         <w:rPr>
-          <w:rFonts w:cs="Calibri"/>
+          <w:rFonts w:asciiTheme="majorHAnsi" w:hAnsiTheme="majorHAnsi" w:cstheme="majorHAnsi"/>
         </w:rPr>
       </w:pPr>
       <w:r>
         <w:rPr>
-          <w:rFonts w:cs="Calibri"/>
+          <w:rFonts w:asciiTheme="majorHAnsi" w:hAnsiTheme="majorHAnsi" w:cstheme="majorHAnsi"/>
         </w:rPr>
         <w:t>Library holds most of the collection. A question that names a drive can search one small folder. The flange-mount question names ACS880-11, which is 8 PDFs. The automatic-reset question names ACS860, which is 9 PDFs. A question that names no series searches library.</w:t>
       </w:r>
@@ -563,12 +569,12 @@
     <w:p>
       <w:pPr>
         <w:rPr>
-          <w:rFonts w:cs="Calibri"/>
+          <w:rFonts w:asciiTheme="majorHAnsi" w:hAnsiTheme="majorHAnsi" w:cstheme="majorHAnsi"/>
         </w:rPr>
       </w:pPr>
       <w:r>
         <w:rPr>
-          <w:rFonts w:cs="Calibri"/>
+          <w:rFonts w:asciiTheme="majorHAnsi" w:hAnsiTheme="majorHAnsi" w:cstheme="majorHAnsi"/>
           <w:noProof/>
         </w:rPr>
         <w:lastRenderedPageBreak/>
@@ -613,12 +619,12 @@
       <w:pPr>
         <w:spacing w:before="40" w:after="240"/>
         <w:rPr>
-          <w:rFonts w:cs="Calibri"/>
+          <w:rFonts w:asciiTheme="majorHAnsi" w:hAnsiTheme="majorHAnsi" w:cstheme="majorHAnsi"/>
         </w:rPr>
       </w:pPr>
       <w:r>
         <w:rPr>
-          <w:rFonts w:cs="Calibri"/>
+          <w:rFonts w:asciiTheme="majorHAnsi" w:hAnsiTheme="majorHAnsi" w:cstheme="majorHAnsi"/>
           <w:i/>
           <w:color w:val="555555"/>
           <w:sz w:val="20"/>
@@ -630,12 +636,12 @@
       <w:pPr>
         <w:pStyle w:val="Heading1"/>
         <w:rPr>
-          <w:rFonts w:ascii="Calibri" w:hAnsi="Calibri" w:cs="Calibri"/>
+          <w:rFonts w:cstheme="majorHAnsi"/>
         </w:rPr>
       </w:pPr>
       <w:r>
         <w:rPr>
-          <w:rFonts w:ascii="Calibri" w:hAnsi="Calibri" w:cs="Calibri"/>
+          <w:rFonts w:cstheme="majorHAnsi"/>
           <w:color w:val="1F4E79"/>
         </w:rPr>
         <w:t>Document kinds</w:t>
@@ -644,12 +650,12 @@
     <w:p>
       <w:pPr>
         <w:rPr>
-          <w:rFonts w:cs="Calibri"/>
+          <w:rFonts w:asciiTheme="majorHAnsi" w:hAnsiTheme="majorHAnsi" w:cstheme="majorHAnsi"/>
         </w:rPr>
       </w:pPr>
       <w:r>
         <w:rPr>
-          <w:rFonts w:cs="Calibri"/>
+          <w:rFonts w:asciiTheme="majorHAnsi" w:hAnsiTheme="majorHAnsi" w:cstheme="majorHAnsi"/>
         </w:rPr>
         <w:t>File count and file size describe different parts of the collection. Data sheets are the largest group by count and a small group by size. Manuals are fewer files and the largest group by size, so the long procedure text sits in the manuals. Articles and catalogues are smaller by count and still account for 15.00 GB and 11.72 GB. Those kinds land in library when the title does not name a series.</w:t>
       </w:r>
@@ -674,12 +680,12 @@
           <w:p>
             <w:pPr>
               <w:rPr>
-                <w:rFonts w:cs="Calibri"/>
+                <w:rFonts w:asciiTheme="majorHAnsi" w:hAnsiTheme="majorHAnsi" w:cstheme="majorHAnsi"/>
               </w:rPr>
             </w:pPr>
             <w:r>
               <w:rPr>
-                <w:rFonts w:cs="Calibri"/>
+                <w:rFonts w:asciiTheme="majorHAnsi" w:hAnsiTheme="majorHAnsi" w:cstheme="majorHAnsi"/>
                 <w:b/>
                 <w:color w:val="FFFFFF"/>
                 <w:sz w:val="20"/>
@@ -696,12 +702,12 @@
           <w:p>
             <w:pPr>
               <w:rPr>
-                <w:rFonts w:cs="Calibri"/>
+                <w:rFonts w:asciiTheme="majorHAnsi" w:hAnsiTheme="majorHAnsi" w:cstheme="majorHAnsi"/>
               </w:rPr>
             </w:pPr>
             <w:r>
               <w:rPr>
-                <w:rFonts w:cs="Calibri"/>
+                <w:rFonts w:asciiTheme="majorHAnsi" w:hAnsiTheme="majorHAnsi" w:cstheme="majorHAnsi"/>
                 <w:b/>
                 <w:color w:val="FFFFFF"/>
                 <w:sz w:val="20"/>
@@ -718,12 +724,12 @@
           <w:p>
             <w:pPr>
               <w:rPr>
-                <w:rFonts w:cs="Calibri"/>
+                <w:rFonts w:asciiTheme="majorHAnsi" w:hAnsiTheme="majorHAnsi" w:cstheme="majorHAnsi"/>
               </w:rPr>
             </w:pPr>
             <w:r>
               <w:rPr>
-                <w:rFonts w:cs="Calibri"/>
+                <w:rFonts w:asciiTheme="majorHAnsi" w:hAnsiTheme="majorHAnsi" w:cstheme="majorHAnsi"/>
                 <w:b/>
                 <w:color w:val="FFFFFF"/>
                 <w:sz w:val="20"/>
@@ -741,12 +747,12 @@
           <w:p>
             <w:pPr>
               <w:rPr>
-                <w:rFonts w:cs="Calibri"/>
+                <w:rFonts w:asciiTheme="majorHAnsi" w:hAnsiTheme="majorHAnsi" w:cstheme="majorHAnsi"/>
               </w:rPr>
             </w:pPr>
             <w:r>
               <w:rPr>
-                <w:rFonts w:cs="Calibri"/>
+                <w:rFonts w:asciiTheme="majorHAnsi" w:hAnsiTheme="majorHAnsi" w:cstheme="majorHAnsi"/>
                 <w:sz w:val="20"/>
               </w:rPr>
               <w:t>Data sheet</w:t>
@@ -760,12 +766,12 @@
           <w:p>
             <w:pPr>
               <w:rPr>
-                <w:rFonts w:cs="Calibri"/>
+                <w:rFonts w:asciiTheme="majorHAnsi" w:hAnsiTheme="majorHAnsi" w:cstheme="majorHAnsi"/>
               </w:rPr>
             </w:pPr>
             <w:r>
               <w:rPr>
-                <w:rFonts w:cs="Calibri"/>
+                <w:rFonts w:asciiTheme="majorHAnsi" w:hAnsiTheme="majorHAnsi" w:cstheme="majorHAnsi"/>
                 <w:sz w:val="20"/>
               </w:rPr>
               <w:t>10,491</w:t>
@@ -779,12 +785,12 @@
           <w:p>
             <w:pPr>
               <w:rPr>
-                <w:rFonts w:cs="Calibri"/>
+                <w:rFonts w:asciiTheme="majorHAnsi" w:hAnsiTheme="majorHAnsi" w:cstheme="majorHAnsi"/>
               </w:rPr>
             </w:pPr>
             <w:r>
               <w:rPr>
-                <w:rFonts w:cs="Calibri"/>
+                <w:rFonts w:asciiTheme="majorHAnsi" w:hAnsiTheme="majorHAnsi" w:cstheme="majorHAnsi"/>
                 <w:sz w:val="20"/>
               </w:rPr>
               <w:t>6.35 GB</w:t>
@@ -800,12 +806,12 @@
           <w:p>
             <w:pPr>
               <w:rPr>
-                <w:rFonts w:cs="Calibri"/>
+                <w:rFonts w:asciiTheme="majorHAnsi" w:hAnsiTheme="majorHAnsi" w:cstheme="majorHAnsi"/>
               </w:rPr>
             </w:pPr>
             <w:r>
               <w:rPr>
-                <w:rFonts w:cs="Calibri"/>
+                <w:rFonts w:asciiTheme="majorHAnsi" w:hAnsiTheme="majorHAnsi" w:cstheme="majorHAnsi"/>
                 <w:sz w:val="20"/>
               </w:rPr>
               <w:t>Manual</w:t>
@@ -819,12 +825,12 @@
           <w:p>
             <w:pPr>
               <w:rPr>
-                <w:rFonts w:cs="Calibri"/>
+                <w:rFonts w:asciiTheme="majorHAnsi" w:hAnsiTheme="majorHAnsi" w:cstheme="majorHAnsi"/>
               </w:rPr>
             </w:pPr>
             <w:r>
               <w:rPr>
-                <w:rFonts w:cs="Calibri"/>
+                <w:rFonts w:asciiTheme="majorHAnsi" w:hAnsiTheme="majorHAnsi" w:cstheme="majorHAnsi"/>
                 <w:sz w:val="20"/>
               </w:rPr>
               <w:t>6,754</w:t>
@@ -838,12 +844,12 @@
           <w:p>
             <w:pPr>
               <w:rPr>
-                <w:rFonts w:cs="Calibri"/>
+                <w:rFonts w:asciiTheme="majorHAnsi" w:hAnsiTheme="majorHAnsi" w:cstheme="majorHAnsi"/>
               </w:rPr>
             </w:pPr>
             <w:r>
               <w:rPr>
-                <w:rFonts w:cs="Calibri"/>
+                <w:rFonts w:asciiTheme="majorHAnsi" w:hAnsiTheme="majorHAnsi" w:cstheme="majorHAnsi"/>
                 <w:sz w:val="20"/>
               </w:rPr>
               <w:t>34.17 GB</w:t>
@@ -859,12 +865,12 @@
           <w:p>
             <w:pPr>
               <w:rPr>
-                <w:rFonts w:cs="Calibri"/>
+                <w:rFonts w:asciiTheme="majorHAnsi" w:hAnsiTheme="majorHAnsi" w:cstheme="majorHAnsi"/>
               </w:rPr>
             </w:pPr>
             <w:r>
               <w:rPr>
-                <w:rFonts w:cs="Calibri"/>
+                <w:rFonts w:asciiTheme="majorHAnsi" w:hAnsiTheme="majorHAnsi" w:cstheme="majorHAnsi"/>
                 <w:sz w:val="20"/>
               </w:rPr>
               <w:t>Instruction</w:t>
@@ -878,12 +884,12 @@
           <w:p>
             <w:pPr>
               <w:rPr>
-                <w:rFonts w:cs="Calibri"/>
+                <w:rFonts w:asciiTheme="majorHAnsi" w:hAnsiTheme="majorHAnsi" w:cstheme="majorHAnsi"/>
               </w:rPr>
             </w:pPr>
             <w:r>
               <w:rPr>
-                <w:rFonts w:cs="Calibri"/>
+                <w:rFonts w:asciiTheme="majorHAnsi" w:hAnsiTheme="majorHAnsi" w:cstheme="majorHAnsi"/>
                 <w:sz w:val="20"/>
               </w:rPr>
               <w:t>4,434</w:t>
@@ -897,12 +903,12 @@
           <w:p>
             <w:pPr>
               <w:rPr>
-                <w:rFonts w:cs="Calibri"/>
+                <w:rFonts w:asciiTheme="majorHAnsi" w:hAnsiTheme="majorHAnsi" w:cstheme="majorHAnsi"/>
               </w:rPr>
             </w:pPr>
             <w:r>
               <w:rPr>
-                <w:rFonts w:cs="Calibri"/>
+                <w:rFonts w:asciiTheme="majorHAnsi" w:hAnsiTheme="majorHAnsi" w:cstheme="majorHAnsi"/>
                 <w:sz w:val="20"/>
               </w:rPr>
               <w:t>9.40 GB</w:t>
@@ -918,12 +924,12 @@
           <w:p>
             <w:pPr>
               <w:rPr>
-                <w:rFonts w:cs="Calibri"/>
+                <w:rFonts w:asciiTheme="majorHAnsi" w:hAnsiTheme="majorHAnsi" w:cstheme="majorHAnsi"/>
               </w:rPr>
             </w:pPr>
             <w:r>
               <w:rPr>
-                <w:rFonts w:cs="Calibri"/>
+                <w:rFonts w:asciiTheme="majorHAnsi" w:hAnsiTheme="majorHAnsi" w:cstheme="majorHAnsi"/>
                 <w:sz w:val="20"/>
               </w:rPr>
               <w:t>Information</w:t>
@@ -937,12 +943,12 @@
           <w:p>
             <w:pPr>
               <w:rPr>
-                <w:rFonts w:cs="Calibri"/>
+                <w:rFonts w:asciiTheme="majorHAnsi" w:hAnsiTheme="majorHAnsi" w:cstheme="majorHAnsi"/>
               </w:rPr>
             </w:pPr>
             <w:r>
               <w:rPr>
-                <w:rFonts w:cs="Calibri"/>
+                <w:rFonts w:asciiTheme="majorHAnsi" w:hAnsiTheme="majorHAnsi" w:cstheme="majorHAnsi"/>
                 <w:sz w:val="20"/>
               </w:rPr>
               <w:t>2,491</w:t>
@@ -956,12 +962,12 @@
           <w:p>
             <w:pPr>
               <w:rPr>
-                <w:rFonts w:cs="Calibri"/>
+                <w:rFonts w:asciiTheme="majorHAnsi" w:hAnsiTheme="majorHAnsi" w:cstheme="majorHAnsi"/>
               </w:rPr>
             </w:pPr>
             <w:r>
               <w:rPr>
-                <w:rFonts w:cs="Calibri"/>
+                <w:rFonts w:asciiTheme="majorHAnsi" w:hAnsiTheme="majorHAnsi" w:cstheme="majorHAnsi"/>
                 <w:sz w:val="20"/>
               </w:rPr>
               <w:t>1.59 GB</w:t>
@@ -977,12 +983,12 @@
           <w:p>
             <w:pPr>
               <w:rPr>
-                <w:rFonts w:cs="Calibri"/>
+                <w:rFonts w:asciiTheme="majorHAnsi" w:hAnsiTheme="majorHAnsi" w:cstheme="majorHAnsi"/>
               </w:rPr>
             </w:pPr>
             <w:r>
               <w:rPr>
-                <w:rFonts w:cs="Calibri"/>
+                <w:rFonts w:asciiTheme="majorHAnsi" w:hAnsiTheme="majorHAnsi" w:cstheme="majorHAnsi"/>
                 <w:sz w:val="20"/>
               </w:rPr>
               <w:t>Application note</w:t>
@@ -996,12 +1002,12 @@
           <w:p>
             <w:pPr>
               <w:rPr>
-                <w:rFonts w:cs="Calibri"/>
+                <w:rFonts w:asciiTheme="majorHAnsi" w:hAnsiTheme="majorHAnsi" w:cstheme="majorHAnsi"/>
               </w:rPr>
             </w:pPr>
             <w:r>
               <w:rPr>
-                <w:rFonts w:cs="Calibri"/>
+                <w:rFonts w:asciiTheme="majorHAnsi" w:hAnsiTheme="majorHAnsi" w:cstheme="majorHAnsi"/>
                 <w:sz w:val="20"/>
               </w:rPr>
               <w:t>1,146</w:t>
@@ -1015,12 +1021,12 @@
           <w:p>
             <w:pPr>
               <w:rPr>
-                <w:rFonts w:cs="Calibri"/>
+                <w:rFonts w:asciiTheme="majorHAnsi" w:hAnsiTheme="majorHAnsi" w:cstheme="majorHAnsi"/>
               </w:rPr>
             </w:pPr>
             <w:r>
               <w:rPr>
-                <w:rFonts w:cs="Calibri"/>
+                <w:rFonts w:asciiTheme="majorHAnsi" w:hAnsiTheme="majorHAnsi" w:cstheme="majorHAnsi"/>
                 <w:sz w:val="20"/>
               </w:rPr>
               <w:t>1.57 GB</w:t>
@@ -1036,12 +1042,12 @@
           <w:p>
             <w:pPr>
               <w:rPr>
-                <w:rFonts w:cs="Calibri"/>
+                <w:rFonts w:asciiTheme="majorHAnsi" w:hAnsiTheme="majorHAnsi" w:cstheme="majorHAnsi"/>
               </w:rPr>
             </w:pPr>
             <w:r>
               <w:rPr>
-                <w:rFonts w:cs="Calibri"/>
+                <w:rFonts w:asciiTheme="majorHAnsi" w:hAnsiTheme="majorHAnsi" w:cstheme="majorHAnsi"/>
                 <w:sz w:val="20"/>
               </w:rPr>
               <w:t>Technical description</w:t>
@@ -1055,12 +1061,12 @@
           <w:p>
             <w:pPr>
               <w:rPr>
-                <w:rFonts w:cs="Calibri"/>
+                <w:rFonts w:asciiTheme="majorHAnsi" w:hAnsiTheme="majorHAnsi" w:cstheme="majorHAnsi"/>
               </w:rPr>
             </w:pPr>
             <w:r>
               <w:rPr>
-                <w:rFonts w:cs="Calibri"/>
+                <w:rFonts w:asciiTheme="majorHAnsi" w:hAnsiTheme="majorHAnsi" w:cstheme="majorHAnsi"/>
                 <w:sz w:val="20"/>
               </w:rPr>
               <w:t>885</w:t>
@@ -1074,12 +1080,12 @@
           <w:p>
             <w:pPr>
               <w:rPr>
-                <w:rFonts w:cs="Calibri"/>
+                <w:rFonts w:asciiTheme="majorHAnsi" w:hAnsiTheme="majorHAnsi" w:cstheme="majorHAnsi"/>
               </w:rPr>
             </w:pPr>
             <w:r>
               <w:rPr>
-                <w:rFonts w:cs="Calibri"/>
+                <w:rFonts w:asciiTheme="majorHAnsi" w:hAnsiTheme="majorHAnsi" w:cstheme="majorHAnsi"/>
                 <w:sz w:val="20"/>
               </w:rPr>
               <w:t>0.90 GB</w:t>
@@ -1095,12 +1101,12 @@
           <w:p>
             <w:pPr>
               <w:rPr>
-                <w:rFonts w:cs="Calibri"/>
+                <w:rFonts w:asciiTheme="majorHAnsi" w:hAnsiTheme="majorHAnsi" w:cstheme="majorHAnsi"/>
               </w:rPr>
             </w:pPr>
             <w:r>
               <w:rPr>
-                <w:rFonts w:cs="Calibri"/>
+                <w:rFonts w:asciiTheme="majorHAnsi" w:hAnsiTheme="majorHAnsi" w:cstheme="majorHAnsi"/>
                 <w:sz w:val="20"/>
               </w:rPr>
               <w:t>Technical publication</w:t>
@@ -1114,12 +1120,12 @@
           <w:p>
             <w:pPr>
               <w:rPr>
-                <w:rFonts w:cs="Calibri"/>
+                <w:rFonts w:asciiTheme="majorHAnsi" w:hAnsiTheme="majorHAnsi" w:cstheme="majorHAnsi"/>
               </w:rPr>
             </w:pPr>
             <w:r>
               <w:rPr>
-                <w:rFonts w:cs="Calibri"/>
+                <w:rFonts w:asciiTheme="majorHAnsi" w:hAnsiTheme="majorHAnsi" w:cstheme="majorHAnsi"/>
                 <w:sz w:val="20"/>
               </w:rPr>
               <w:t>663</w:t>
@@ -1133,12 +1139,12 @@
           <w:p>
             <w:pPr>
               <w:rPr>
-                <w:rFonts w:cs="Calibri"/>
+                <w:rFonts w:asciiTheme="majorHAnsi" w:hAnsiTheme="majorHAnsi" w:cstheme="majorHAnsi"/>
               </w:rPr>
             </w:pPr>
             <w:r>
               <w:rPr>
-                <w:rFonts w:cs="Calibri"/>
+                <w:rFonts w:asciiTheme="majorHAnsi" w:hAnsiTheme="majorHAnsi" w:cstheme="majorHAnsi"/>
                 <w:sz w:val="20"/>
               </w:rPr>
               <w:t>1.32 GB</w:t>
@@ -1154,12 +1160,12 @@
           <w:p>
             <w:pPr>
               <w:rPr>
-                <w:rFonts w:cs="Calibri"/>
+                <w:rFonts w:asciiTheme="majorHAnsi" w:hAnsiTheme="majorHAnsi" w:cstheme="majorHAnsi"/>
               </w:rPr>
             </w:pPr>
             <w:r>
               <w:rPr>
-                <w:rFonts w:cs="Calibri"/>
+                <w:rFonts w:asciiTheme="majorHAnsi" w:hAnsiTheme="majorHAnsi" w:cstheme="majorHAnsi"/>
                 <w:sz w:val="20"/>
               </w:rPr>
               <w:t>Brochure</w:t>
@@ -1173,12 +1179,12 @@
           <w:p>
             <w:pPr>
               <w:rPr>
-                <w:rFonts w:cs="Calibri"/>
+                <w:rFonts w:asciiTheme="majorHAnsi" w:hAnsiTheme="majorHAnsi" w:cstheme="majorHAnsi"/>
               </w:rPr>
             </w:pPr>
             <w:r>
               <w:rPr>
-                <w:rFonts w:cs="Calibri"/>
+                <w:rFonts w:asciiTheme="majorHAnsi" w:hAnsiTheme="majorHAnsi" w:cstheme="majorHAnsi"/>
                 <w:sz w:val="20"/>
               </w:rPr>
               <w:t>404</w:t>
@@ -1192,12 +1198,12 @@
           <w:p>
             <w:pPr>
               <w:rPr>
-                <w:rFonts w:cs="Calibri"/>
+                <w:rFonts w:asciiTheme="majorHAnsi" w:hAnsiTheme="majorHAnsi" w:cstheme="majorHAnsi"/>
               </w:rPr>
             </w:pPr>
             <w:r>
               <w:rPr>
-                <w:rFonts w:cs="Calibri"/>
+                <w:rFonts w:asciiTheme="majorHAnsi" w:hAnsiTheme="majorHAnsi" w:cstheme="majorHAnsi"/>
                 <w:sz w:val="20"/>
               </w:rPr>
               <w:t>8.32 GB</w:t>
@@ -1213,12 +1219,12 @@
           <w:p>
             <w:pPr>
               <w:rPr>
-                <w:rFonts w:cs="Calibri"/>
+                <w:rFonts w:asciiTheme="majorHAnsi" w:hAnsiTheme="majorHAnsi" w:cstheme="majorHAnsi"/>
               </w:rPr>
             </w:pPr>
             <w:r>
               <w:rPr>
-                <w:rFonts w:cs="Calibri"/>
+                <w:rFonts w:asciiTheme="majorHAnsi" w:hAnsiTheme="majorHAnsi" w:cstheme="majorHAnsi"/>
                 <w:sz w:val="20"/>
               </w:rPr>
               <w:t>Catalogue</w:t>
@@ -1232,12 +1238,12 @@
           <w:p>
             <w:pPr>
               <w:rPr>
-                <w:rFonts w:cs="Calibri"/>
+                <w:rFonts w:asciiTheme="majorHAnsi" w:hAnsiTheme="majorHAnsi" w:cstheme="majorHAnsi"/>
               </w:rPr>
             </w:pPr>
             <w:r>
               <w:rPr>
-                <w:rFonts w:cs="Calibri"/>
+                <w:rFonts w:asciiTheme="majorHAnsi" w:hAnsiTheme="majorHAnsi" w:cstheme="majorHAnsi"/>
                 <w:sz w:val="20"/>
               </w:rPr>
               <w:t>391</w:t>
@@ -1251,12 +1257,12 @@
           <w:p>
             <w:pPr>
               <w:rPr>
-                <w:rFonts w:cs="Calibri"/>
+                <w:rFonts w:asciiTheme="majorHAnsi" w:hAnsiTheme="majorHAnsi" w:cstheme="majorHAnsi"/>
               </w:rPr>
             </w:pPr>
             <w:r>
               <w:rPr>
-                <w:rFonts w:cs="Calibri"/>
+                <w:rFonts w:asciiTheme="majorHAnsi" w:hAnsiTheme="majorHAnsi" w:cstheme="majorHAnsi"/>
                 <w:sz w:val="20"/>
               </w:rPr>
               <w:t>11.72 GB</w:t>
@@ -1272,12 +1278,12 @@
           <w:p>
             <w:pPr>
               <w:rPr>
-                <w:rFonts w:cs="Calibri"/>
+                <w:rFonts w:asciiTheme="majorHAnsi" w:hAnsiTheme="majorHAnsi" w:cstheme="majorHAnsi"/>
               </w:rPr>
             </w:pPr>
             <w:r>
               <w:rPr>
-                <w:rFonts w:cs="Calibri"/>
+                <w:rFonts w:asciiTheme="majorHAnsi" w:hAnsiTheme="majorHAnsi" w:cstheme="majorHAnsi"/>
                 <w:sz w:val="20"/>
               </w:rPr>
               <w:t>Article</w:t>
@@ -1291,12 +1297,12 @@
           <w:p>
             <w:pPr>
               <w:rPr>
-                <w:rFonts w:cs="Calibri"/>
+                <w:rFonts w:asciiTheme="majorHAnsi" w:hAnsiTheme="majorHAnsi" w:cstheme="majorHAnsi"/>
               </w:rPr>
             </w:pPr>
             <w:r>
               <w:rPr>
-                <w:rFonts w:cs="Calibri"/>
+                <w:rFonts w:asciiTheme="majorHAnsi" w:hAnsiTheme="majorHAnsi" w:cstheme="majorHAnsi"/>
                 <w:sz w:val="20"/>
               </w:rPr>
               <w:t>376</w:t>
@@ -1310,12 +1316,12 @@
           <w:p>
             <w:pPr>
               <w:rPr>
-                <w:rFonts w:cs="Calibri"/>
+                <w:rFonts w:asciiTheme="majorHAnsi" w:hAnsiTheme="majorHAnsi" w:cstheme="majorHAnsi"/>
               </w:rPr>
             </w:pPr>
             <w:r>
               <w:rPr>
-                <w:rFonts w:cs="Calibri"/>
+                <w:rFonts w:asciiTheme="majorHAnsi" w:hAnsiTheme="majorHAnsi" w:cstheme="majorHAnsi"/>
                 <w:sz w:val="20"/>
               </w:rPr>
               <w:t>15.00 GB</w:t>
@@ -1331,12 +1337,12 @@
           <w:p>
             <w:pPr>
               <w:rPr>
-                <w:rFonts w:cs="Calibri"/>
+                <w:rFonts w:asciiTheme="majorHAnsi" w:hAnsiTheme="majorHAnsi" w:cstheme="majorHAnsi"/>
               </w:rPr>
             </w:pPr>
             <w:r>
               <w:rPr>
-                <w:rFonts w:cs="Calibri"/>
+                <w:rFonts w:asciiTheme="majorHAnsi" w:hAnsiTheme="majorHAnsi" w:cstheme="majorHAnsi"/>
                 <w:sz w:val="20"/>
               </w:rPr>
               <w:t>All other kinds</w:t>
@@ -1350,12 +1356,12 @@
           <w:p>
             <w:pPr>
               <w:rPr>
-                <w:rFonts w:cs="Calibri"/>
+                <w:rFonts w:asciiTheme="majorHAnsi" w:hAnsiTheme="majorHAnsi" w:cstheme="majorHAnsi"/>
               </w:rPr>
             </w:pPr>
             <w:r>
               <w:rPr>
-                <w:rFonts w:cs="Calibri"/>
+                <w:rFonts w:asciiTheme="majorHAnsi" w:hAnsiTheme="majorHAnsi" w:cstheme="majorHAnsi"/>
                 <w:sz w:val="20"/>
               </w:rPr>
               <w:t>631</w:t>
@@ -1369,12 +1375,12 @@
           <w:p>
             <w:pPr>
               <w:rPr>
-                <w:rFonts w:cs="Calibri"/>
+                <w:rFonts w:asciiTheme="majorHAnsi" w:hAnsiTheme="majorHAnsi" w:cstheme="majorHAnsi"/>
               </w:rPr>
             </w:pPr>
             <w:r>
               <w:rPr>
-                <w:rFonts w:cs="Calibri"/>
+                <w:rFonts w:asciiTheme="majorHAnsi" w:hAnsiTheme="majorHAnsi" w:cstheme="majorHAnsi"/>
                 <w:sz w:val="20"/>
               </w:rPr>
               <w:t>11.50 GB</w:t>
@@ -1386,7 +1392,7 @@
     <w:p>
       <w:pPr>
         <w:rPr>
-          <w:rFonts w:cs="Calibri"/>
+          <w:rFonts w:asciiTheme="majorHAnsi" w:hAnsiTheme="majorHAnsi" w:cstheme="majorHAnsi"/>
         </w:rPr>
       </w:pPr>
     </w:p>
@@ -1394,12 +1400,12 @@
       <w:pPr>
         <w:spacing w:before="40" w:after="240"/>
         <w:rPr>
-          <w:rFonts w:cs="Calibri"/>
+          <w:rFonts w:asciiTheme="majorHAnsi" w:hAnsiTheme="majorHAnsi" w:cstheme="majorHAnsi"/>
         </w:rPr>
       </w:pPr>
       <w:r>
         <w:rPr>
-          <w:rFonts w:cs="Calibri"/>
+          <w:rFonts w:asciiTheme="majorHAnsi" w:hAnsiTheme="majorHAnsi" w:cstheme="majorHAnsi"/>
           <w:i/>
           <w:color w:val="555555"/>
           <w:sz w:val="20"/>
@@ -1411,12 +1417,12 @@
     <w:p>
       <w:pPr>
         <w:rPr>
-          <w:rFonts w:cs="Calibri"/>
+          <w:rFonts w:asciiTheme="majorHAnsi" w:hAnsiTheme="majorHAnsi" w:cstheme="majorHAnsi"/>
         </w:rPr>
       </w:pPr>
       <w:r>
         <w:rPr>
-          <w:rFonts w:cs="Calibri"/>
+          <w:rFonts w:asciiTheme="majorHAnsi" w:hAnsiTheme="majorHAnsi" w:cstheme="majorHAnsi"/>
           <w:noProof/>
         </w:rPr>
         <w:drawing>
@@ -1460,12 +1466,12 @@
       <w:pPr>
         <w:spacing w:before="40" w:after="240"/>
         <w:rPr>
-          <w:rFonts w:cs="Calibri"/>
+          <w:rFonts w:asciiTheme="majorHAnsi" w:hAnsiTheme="majorHAnsi" w:cstheme="majorHAnsi"/>
         </w:rPr>
       </w:pPr>
       <w:r>
         <w:rPr>
-          <w:rFonts w:cs="Calibri"/>
+          <w:rFonts w:asciiTheme="majorHAnsi" w:hAnsiTheme="majorHAnsi" w:cstheme="majorHAnsi"/>
           <w:i/>
           <w:color w:val="555555"/>
           <w:sz w:val="20"/>
@@ -1476,12 +1482,12 @@
     <w:p>
       <w:pPr>
         <w:rPr>
-          <w:rFonts w:cs="Calibri"/>
+          <w:rFonts w:asciiTheme="majorHAnsi" w:hAnsiTheme="majorHAnsi" w:cstheme="majorHAnsi"/>
         </w:rPr>
       </w:pPr>
       <w:r>
         <w:rPr>
-          <w:rFonts w:cs="Calibri"/>
+          <w:rFonts w:asciiTheme="majorHAnsi" w:hAnsiTheme="majorHAnsi" w:cstheme="majorHAnsi"/>
           <w:noProof/>
         </w:rPr>
         <w:lastRenderedPageBreak/>
@@ -1526,12 +1532,12 @@
       <w:pPr>
         <w:spacing w:before="40" w:after="240"/>
         <w:rPr>
-          <w:rFonts w:cs="Calibri"/>
+          <w:rFonts w:asciiTheme="majorHAnsi" w:hAnsiTheme="majorHAnsi" w:cstheme="majorHAnsi"/>
         </w:rPr>
       </w:pPr>
       <w:r>
         <w:rPr>
-          <w:rFonts w:cs="Calibri"/>
+          <w:rFonts w:asciiTheme="majorHAnsi" w:hAnsiTheme="majorHAnsi" w:cstheme="majorHAnsi"/>
           <w:i/>
           <w:color w:val="555555"/>
           <w:sz w:val="20"/>
@@ -1542,12 +1548,12 @@
     <w:p>
       <w:pPr>
         <w:rPr>
-          <w:rFonts w:cs="Calibri"/>
+          <w:rFonts w:asciiTheme="majorHAnsi" w:hAnsiTheme="majorHAnsi" w:cstheme="majorHAnsi"/>
         </w:rPr>
       </w:pPr>
       <w:r>
         <w:rPr>
-          <w:rFonts w:cs="Calibri"/>
+          <w:rFonts w:asciiTheme="majorHAnsi" w:hAnsiTheme="majorHAnsi" w:cstheme="majorHAnsi"/>
         </w:rPr>
         <w:t>Most files are small. 18,391 PDFs are under 1 MB, 7,706 are from 1 to 10 MB, 2,262 are from 10 to 50 MB, and 307 are 50 MB or larger. The largest file is the System pro E power TBBS manual 2019, document 1STM604200R0002, at 920.73 MB. A large file can be a catalogue with little technician procedure in its paragraph text.</w:t>
       </w:r>
@@ -1555,12 +1561,12 @@
     <w:p>
       <w:pPr>
         <w:rPr>
-          <w:rFonts w:cs="Calibri"/>
+          <w:rFonts w:asciiTheme="majorHAnsi" w:hAnsiTheme="majorHAnsi" w:cstheme="majorHAnsi"/>
         </w:rPr>
       </w:pPr>
       <w:r>
         <w:rPr>
-          <w:rFonts w:cs="Calibri"/>
+          <w:rFonts w:asciiTheme="majorHAnsi" w:hAnsiTheme="majorHAnsi" w:cstheme="majorHAnsi"/>
           <w:noProof/>
         </w:rPr>
         <w:drawing>
@@ -1604,12 +1610,12 @@
       <w:pPr>
         <w:spacing w:before="40" w:after="240"/>
         <w:rPr>
-          <w:rFonts w:cs="Calibri"/>
+          <w:rFonts w:asciiTheme="majorHAnsi" w:hAnsiTheme="majorHAnsi" w:cstheme="majorHAnsi"/>
         </w:rPr>
       </w:pPr>
       <w:r>
         <w:rPr>
-          <w:rFonts w:cs="Calibri"/>
+          <w:rFonts w:asciiTheme="majorHAnsi" w:hAnsiTheme="majorHAnsi" w:cstheme="majorHAnsi"/>
           <w:i/>
           <w:color w:val="555555"/>
           <w:sz w:val="20"/>
@@ -1622,12 +1628,12 @@
       <w:pPr>
         <w:pStyle w:val="Heading1"/>
         <w:rPr>
-          <w:rFonts w:ascii="Calibri" w:hAnsi="Calibri" w:cs="Calibri"/>
+          <w:rFonts w:cstheme="majorHAnsi"/>
         </w:rPr>
       </w:pPr>
       <w:r>
         <w:rPr>
-          <w:rFonts w:ascii="Calibri" w:hAnsi="Calibri" w:cs="Calibri"/>
+          <w:rFonts w:cstheme="majorHAnsi"/>
           <w:color w:val="1F4E79"/>
         </w:rPr>
         <w:t>Named equipment folders</w:t>
@@ -1636,12 +1642,12 @@
     <w:p>
       <w:pPr>
         <w:rPr>
-          <w:rFonts w:cs="Calibri"/>
+          <w:rFonts w:asciiTheme="majorHAnsi" w:hAnsiTheme="majorHAnsi" w:cstheme="majorHAnsi"/>
         </w:rPr>
       </w:pPr>
       <w:r>
         <w:rPr>
-          <w:rFonts w:cs="Calibri"/>
+          <w:rFonts w:asciiTheme="majorHAnsi" w:hAnsiTheme="majorHAnsi" w:cstheme="majorHAnsi"/>
         </w:rPr>
         <w:t>Outside library, the folders are small. IRB has 276 PDFs, Emax 175, System-800xA 140, and the plain ACS880 folder 121. ACS880 text is split across 41 folders and 288 PDFs, 2.83 GB in total. The reply searches the folder named in the question, so an ACS880-11 question stays with those 8 files and does not scan the 78.67 GB in library.</w:t>
       </w:r>
@@ -1649,12 +1655,12 @@
     <w:p>
       <w:pPr>
         <w:rPr>
-          <w:rFonts w:cs="Calibri"/>
+          <w:rFonts w:asciiTheme="majorHAnsi" w:hAnsiTheme="majorHAnsi" w:cstheme="majorHAnsi"/>
         </w:rPr>
       </w:pPr>
       <w:r>
         <w:rPr>
-          <w:rFonts w:cs="Calibri"/>
+          <w:rFonts w:asciiTheme="majorHAnsi" w:hAnsiTheme="majorHAnsi" w:cstheme="majorHAnsi"/>
           <w:noProof/>
         </w:rPr>
         <w:drawing>
@@ -1698,7 +1704,7 @@
       <w:pPr>
         <w:spacing w:before="40" w:after="240"/>
         <w:rPr>
-          <w:rFonts w:cs="Calibri"/>
+          <w:rFonts w:asciiTheme="majorHAnsi" w:hAnsiTheme="majorHAnsi" w:cstheme="majorHAnsi"/>
           <w:i/>
           <w:color w:val="555555"/>
           <w:sz w:val="20"/>
@@ -1706,7 +1712,7 @@
       </w:pPr>
       <w:r>
         <w:rPr>
-          <w:rFonts w:cs="Calibri"/>
+          <w:rFonts w:asciiTheme="majorHAnsi" w:hAnsiTheme="majorHAnsi" w:cstheme="majorHAnsi"/>
           <w:i/>
           <w:color w:val="555555"/>
           <w:sz w:val="20"/>
@@ -1716,7 +1722,7 @@
       <w:proofErr w:type="gramStart"/>
       <w:r>
         <w:rPr>
-          <w:rFonts w:cs="Calibri"/>
+          <w:rFonts w:asciiTheme="majorHAnsi" w:hAnsiTheme="majorHAnsi" w:cstheme="majorHAnsi"/>
           <w:i/>
           <w:color w:val="555555"/>
           <w:sz w:val="20"/>
@@ -1726,7 +1732,7 @@
       <w:proofErr w:type="gramEnd"/>
       <w:r>
         <w:rPr>
-          <w:rFonts w:cs="Calibri"/>
+          <w:rFonts w:asciiTheme="majorHAnsi" w:hAnsiTheme="majorHAnsi" w:cstheme="majorHAnsi"/>
           <w:i/>
           <w:color w:val="555555"/>
           <w:sz w:val="20"/>
@@ -1738,12 +1744,12 @@
       <w:pPr>
         <w:spacing w:before="40" w:after="240"/>
         <w:rPr>
-          <w:rFonts w:cs="Calibri"/>
+          <w:rFonts w:asciiTheme="majorHAnsi" w:hAnsiTheme="majorHAnsi" w:cstheme="majorHAnsi"/>
         </w:rPr>
       </w:pPr>
       <w:r>
         <w:rPr>
-          <w:rFonts w:cs="Calibri"/>
+          <w:rFonts w:asciiTheme="majorHAnsi" w:hAnsiTheme="majorHAnsi" w:cstheme="majorHAnsi"/>
           <w:noProof/>
         </w:rPr>
         <w:lastRenderedPageBreak/>
@@ -1788,7 +1794,7 @@
       <w:pPr>
         <w:spacing w:before="40" w:after="240"/>
         <w:rPr>
-          <w:rFonts w:cs="Calibri"/>
+          <w:rFonts w:asciiTheme="majorHAnsi" w:hAnsiTheme="majorHAnsi" w:cstheme="majorHAnsi"/>
           <w:i/>
           <w:color w:val="555555"/>
           <w:sz w:val="20"/>
@@ -1796,7 +1802,7 @@
       </w:pPr>
       <w:r>
         <w:rPr>
-          <w:rFonts w:cs="Calibri"/>
+          <w:rFonts w:asciiTheme="majorHAnsi" w:hAnsiTheme="majorHAnsi" w:cstheme="majorHAnsi"/>
           <w:i/>
           <w:color w:val="555555"/>
           <w:sz w:val="20"/>
@@ -1805,7 +1811,7 @@
       </w:r>
       <w:r>
         <w:rPr>
-          <w:rFonts w:cs="Calibri"/>
+          <w:rFonts w:asciiTheme="majorHAnsi" w:hAnsiTheme="majorHAnsi" w:cstheme="majorHAnsi"/>
           <w:i/>
           <w:color w:val="555555"/>
           <w:sz w:val="20"/>
@@ -1814,7 +1820,7 @@
       </w:r>
       <w:r>
         <w:rPr>
-          <w:rFonts w:cs="Calibri"/>
+          <w:rFonts w:asciiTheme="majorHAnsi" w:hAnsiTheme="majorHAnsi" w:cstheme="majorHAnsi"/>
           <w:i/>
           <w:color w:val="555555"/>
           <w:sz w:val="20"/>
@@ -1826,12 +1832,12 @@
       <w:pPr>
         <w:pStyle w:val="Heading1"/>
         <w:rPr>
-          <w:rFonts w:ascii="Calibri" w:hAnsi="Calibri" w:cs="Calibri"/>
+          <w:rFonts w:cstheme="majorHAnsi"/>
         </w:rPr>
       </w:pPr>
       <w:r>
         <w:rPr>
-          <w:rFonts w:ascii="Calibri" w:hAnsi="Calibri" w:cs="Calibri"/>
+          <w:rFonts w:cstheme="majorHAnsi"/>
           <w:color w:val="1F4E79"/>
         </w:rPr>
         <w:t>Updated Questions</w:t>
@@ -1841,12 +1847,12 @@
       <w:pPr>
         <w:pStyle w:val="Heading2"/>
         <w:rPr>
-          <w:rFonts w:ascii="Calibri" w:hAnsi="Calibri" w:cs="Calibri"/>
+          <w:rFonts w:cstheme="majorHAnsi"/>
         </w:rPr>
       </w:pPr>
       <w:r>
         <w:rPr>
-          <w:rFonts w:ascii="Calibri" w:hAnsi="Calibri" w:cs="Calibri"/>
+          <w:rFonts w:cstheme="majorHAnsi"/>
           <w:color w:val="1F4E79"/>
         </w:rPr>
         <w:t>Exploratory data analysis</w:t>
@@ -1856,25 +1862,41 @@
       <w:pPr>
         <w:spacing w:before="100" w:beforeAutospacing="1" w:after="100" w:afterAutospacing="1" w:line="240" w:lineRule="auto"/>
         <w:rPr>
-          <w:rFonts w:cs="Calibri"/>
+          <w:rFonts w:asciiTheme="majorHAnsi" w:hAnsiTheme="majorHAnsi" w:cstheme="majorHAnsi"/>
+          <w:b/>
+          <w:bCs/>
+          <w:i/>
+          <w:iCs/>
         </w:rPr>
       </w:pPr>
       <w:r>
         <w:rPr>
-          <w:rFonts w:cs="Calibri"/>
+          <w:rFonts w:asciiTheme="majorHAnsi" w:hAnsiTheme="majorHAnsi" w:cstheme="majorHAnsi"/>
+          <w:b/>
+          <w:bCs/>
+          <w:i/>
+          <w:iCs/>
         </w:rPr>
         <w:t>1.</w:t>
       </w:r>
       <w:r>
         <w:rPr>
-          <w:rFonts w:ascii="Times New Roman" w:hAnsi="Times New Roman"/>
+          <w:rFonts w:asciiTheme="majorHAnsi" w:hAnsiTheme="majorHAnsi" w:cstheme="majorHAnsi"/>
+          <w:b/>
+          <w:bCs/>
+          <w:i/>
+          <w:iCs/>
           <w:sz w:val="24"/>
         </w:rPr>
         <w:t xml:space="preserve"> </w:t>
       </w:r>
       <w:r>
         <w:rPr>
-          <w:rFonts w:ascii="Times New Roman" w:hAnsi="Times New Roman"/>
+          <w:rFonts w:asciiTheme="majorHAnsi" w:hAnsiTheme="majorHAnsi" w:cstheme="majorHAnsi"/>
+          <w:b/>
+          <w:bCs/>
+          <w:i/>
+          <w:iCs/>
           <w:sz w:val="24"/>
         </w:rPr>
         <w:t>How are the 28,666 PDFs spread across the 139 folders and the document kinds, and which folders hold the most files and the most passages?</w:t>
@@ -1882,16 +1904,16 @@
     </w:p>
     <w:p>
       <w:pPr>
-        <w:ind w:firstLine="720"/>
-        <w:rPr>
-          <w:rFonts w:eastAsia="Times New Roman" w:cs="Calibri"/>
+        <w:ind w:left="720"/>
+        <w:rPr>
+          <w:rFonts w:asciiTheme="majorHAnsi" w:eastAsia="Times New Roman" w:hAnsiTheme="majorHAnsi" w:cstheme="majorHAnsi"/>
           <w:sz w:val="24"/>
           <w:szCs w:val="24"/>
         </w:rPr>
       </w:pPr>
       <w:r>
         <w:rPr>
-          <w:rFonts w:eastAsia="Times New Roman" w:cs="Calibri"/>
+          <w:rFonts w:asciiTheme="majorHAnsi" w:eastAsia="Times New Roman" w:hAnsiTheme="majorHAnsi" w:cstheme="majorHAnsi"/>
           <w:sz w:val="24"/>
           <w:szCs w:val="24"/>
         </w:rPr>
@@ -1900,16 +1922,16 @@
     </w:p>
     <w:p>
       <w:pPr>
-        <w:ind w:firstLine="720"/>
-        <w:rPr>
-          <w:rFonts w:eastAsia="Times New Roman" w:cs="Calibri"/>
+        <w:ind w:left="720"/>
+        <w:rPr>
+          <w:rFonts w:asciiTheme="majorHAnsi" w:eastAsia="Times New Roman" w:hAnsiTheme="majorHAnsi" w:cstheme="majorHAnsi"/>
           <w:sz w:val="24"/>
           <w:szCs w:val="24"/>
         </w:rPr>
       </w:pPr>
       <w:r>
         <w:rPr>
-          <w:rFonts w:eastAsia="Times New Roman" w:cs="Calibri"/>
+          <w:rFonts w:asciiTheme="majorHAnsi" w:eastAsia="Times New Roman" w:hAnsiTheme="majorHAnsi" w:cstheme="majorHAnsi"/>
           <w:sz w:val="24"/>
           <w:szCs w:val="24"/>
         </w:rPr>
@@ -1918,16 +1940,16 @@
     </w:p>
     <w:p>
       <w:pPr>
-        <w:ind w:firstLine="720"/>
-        <w:rPr>
-          <w:rFonts w:eastAsia="Times New Roman" w:cs="Calibri"/>
+        <w:ind w:left="720"/>
+        <w:rPr>
+          <w:rFonts w:asciiTheme="majorHAnsi" w:eastAsia="Times New Roman" w:hAnsiTheme="majorHAnsi" w:cstheme="majorHAnsi"/>
           <w:sz w:val="24"/>
           <w:szCs w:val="24"/>
         </w:rPr>
       </w:pPr>
       <w:r>
         <w:rPr>
-          <w:rFonts w:eastAsia="Times New Roman" w:cs="Calibri"/>
+          <w:rFonts w:asciiTheme="majorHAnsi" w:eastAsia="Times New Roman" w:hAnsiTheme="majorHAnsi" w:cstheme="majorHAnsi"/>
           <w:sz w:val="24"/>
           <w:szCs w:val="24"/>
         </w:rPr>
@@ -1936,7 +1958,7 @@
       <w:proofErr w:type="spellStart"/>
       <w:r>
         <w:rPr>
-          <w:rFonts w:eastAsia="Times New Roman" w:cs="Calibri"/>
+          <w:rFonts w:asciiTheme="majorHAnsi" w:eastAsia="Times New Roman" w:hAnsiTheme="majorHAnsi" w:cstheme="majorHAnsi"/>
           <w:sz w:val="24"/>
           <w:szCs w:val="24"/>
         </w:rPr>
@@ -1945,7 +1967,7 @@
       <w:proofErr w:type="spellEnd"/>
       <w:r>
         <w:rPr>
-          <w:rFonts w:eastAsia="Times New Roman" w:cs="Calibri"/>
+          <w:rFonts w:asciiTheme="majorHAnsi" w:eastAsia="Times New Roman" w:hAnsiTheme="majorHAnsi" w:cstheme="majorHAnsi"/>
           <w:sz w:val="24"/>
           <w:szCs w:val="24"/>
         </w:rPr>
@@ -1954,16 +1976,16 @@
     </w:p>
     <w:p>
       <w:pPr>
-        <w:ind w:firstLine="720"/>
-        <w:rPr>
-          <w:rFonts w:eastAsia="Times New Roman" w:cs="Calibri"/>
+        <w:ind w:left="720"/>
+        <w:rPr>
+          <w:rFonts w:asciiTheme="majorHAnsi" w:eastAsia="Times New Roman" w:hAnsiTheme="majorHAnsi" w:cstheme="majorHAnsi"/>
           <w:sz w:val="24"/>
           <w:szCs w:val="24"/>
         </w:rPr>
       </w:pPr>
       <w:r>
         <w:rPr>
-          <w:rFonts w:eastAsia="Times New Roman" w:cs="Calibri"/>
+          <w:rFonts w:asciiTheme="majorHAnsi" w:eastAsia="Times New Roman" w:hAnsiTheme="majorHAnsi" w:cstheme="majorHAnsi"/>
           <w:sz w:val="24"/>
           <w:szCs w:val="24"/>
         </w:rPr>
@@ -1972,7 +1994,7 @@
       <w:proofErr w:type="spellStart"/>
       <w:r>
         <w:rPr>
-          <w:rFonts w:eastAsia="Times New Roman" w:cs="Calibri"/>
+          <w:rFonts w:asciiTheme="majorHAnsi" w:eastAsia="Times New Roman" w:hAnsiTheme="majorHAnsi" w:cstheme="majorHAnsi"/>
           <w:sz w:val="24"/>
           <w:szCs w:val="24"/>
         </w:rPr>
@@ -1981,7 +2003,7 @@
       <w:proofErr w:type="spellEnd"/>
       <w:r>
         <w:rPr>
-          <w:rFonts w:eastAsia="Times New Roman" w:cs="Calibri"/>
+          <w:rFonts w:asciiTheme="majorHAnsi" w:eastAsia="Times New Roman" w:hAnsiTheme="majorHAnsi" w:cstheme="majorHAnsi"/>
           <w:sz w:val="24"/>
           <w:szCs w:val="24"/>
         </w:rPr>
@@ -1990,16 +2012,16 @@
     </w:p>
     <w:p>
       <w:pPr>
-        <w:ind w:firstLine="720"/>
-        <w:rPr>
-          <w:rFonts w:eastAsia="Times New Roman" w:cs="Calibri"/>
+        <w:ind w:left="720"/>
+        <w:rPr>
+          <w:rFonts w:asciiTheme="majorHAnsi" w:eastAsia="Times New Roman" w:hAnsiTheme="majorHAnsi" w:cstheme="majorHAnsi"/>
           <w:sz w:val="24"/>
           <w:szCs w:val="24"/>
         </w:rPr>
       </w:pPr>
       <w:r>
         <w:rPr>
-          <w:rFonts w:eastAsia="Times New Roman" w:cs="Calibri"/>
+          <w:rFonts w:asciiTheme="majorHAnsi" w:eastAsia="Times New Roman" w:hAnsiTheme="majorHAnsi" w:cstheme="majorHAnsi"/>
           <w:sz w:val="24"/>
           <w:szCs w:val="24"/>
         </w:rPr>
@@ -2009,16 +2031,16 @@
     </w:p>
     <w:p>
       <w:pPr>
-        <w:ind w:firstLine="720"/>
-        <w:rPr>
-          <w:rFonts w:eastAsia="Times New Roman" w:cs="Calibri"/>
+        <w:ind w:left="720"/>
+        <w:rPr>
+          <w:rFonts w:asciiTheme="majorHAnsi" w:eastAsia="Times New Roman" w:hAnsiTheme="majorHAnsi" w:cstheme="majorHAnsi"/>
           <w:sz w:val="24"/>
           <w:szCs w:val="24"/>
         </w:rPr>
       </w:pPr>
       <w:r>
         <w:rPr>
-          <w:rFonts w:eastAsia="Times New Roman" w:cs="Calibri"/>
+          <w:rFonts w:asciiTheme="majorHAnsi" w:eastAsia="Times New Roman" w:hAnsiTheme="majorHAnsi" w:cstheme="majorHAnsi"/>
           <w:sz w:val="24"/>
           <w:szCs w:val="24"/>
         </w:rPr>
@@ -2028,49 +2050,49 @@
     <w:p>
       <w:pPr>
         <w:rPr>
-          <w:rFonts w:ascii="Times New Roman" w:hAnsi="Times New Roman"/>
+          <w:rFonts w:asciiTheme="majorHAnsi" w:hAnsiTheme="majorHAnsi" w:cstheme="majorHAnsi"/>
+          <w:b/>
+          <w:i/>
+          <w:iCs/>
           <w:sz w:val="24"/>
         </w:rPr>
       </w:pPr>
       <w:r>
         <w:rPr>
-          <w:rFonts w:ascii="Times New Roman" w:hAnsi="Times New Roman"/>
+          <w:rFonts w:asciiTheme="majorHAnsi" w:hAnsiTheme="majorHAnsi" w:cstheme="majorHAnsi"/>
           <w:b/>
+          <w:i/>
+          <w:iCs/>
           <w:sz w:val="24"/>
         </w:rPr>
-        <w:t xml:space="preserve">2. </w:t>
-      </w:r>
-      <w:r>
-        <w:rPr>
-          <w:rFonts w:ascii="Times New Roman" w:hAnsi="Times New Roman"/>
-          <w:sz w:val="24"/>
-        </w:rPr>
-        <w:t>How does passage length, and the number of pages in a document, change by family and by document kind?</w:t>
+        <w:t>2. How does passage length, and the number of pages in a document, change by family and by document kind?</w:t>
       </w:r>
     </w:p>
     <w:p>
+      <w:pPr>
+        <w:ind w:left="720"/>
+        <w:rPr>
+          <w:rFonts w:asciiTheme="majorHAnsi" w:hAnsiTheme="majorHAnsi" w:cstheme="majorHAnsi"/>
+        </w:rPr>
+      </w:pPr>
       <w:r>
         <w:rPr>
-          <w:rFonts w:ascii="Times New Roman" w:hAnsi="Times New Roman"/>
-          <w:sz w:val="24"/>
-        </w:rPr>
-        <w:tab/>
-      </w:r>
-      <w:r>
+          <w:rFonts w:asciiTheme="majorHAnsi" w:hAnsiTheme="majorHAnsi" w:cstheme="majorHAnsi"/>
+        </w:rPr>
         <w:t>Passage lengths and document page counts vary substantially across asset families and document kinds. The analysis measured passage length in characters and counted the distinct page numbers represented in each processed document.</w:t>
       </w:r>
     </w:p>
     <w:p>
       <w:pPr>
-        <w:ind w:firstLine="720"/>
-        <w:rPr>
-          <w:rFonts w:ascii="Times New Roman" w:hAnsi="Times New Roman"/>
+        <w:ind w:left="720"/>
+        <w:rPr>
+          <w:rFonts w:asciiTheme="majorHAnsi" w:hAnsiTheme="majorHAnsi" w:cstheme="majorHAnsi"/>
           <w:sz w:val="24"/>
         </w:rPr>
       </w:pPr>
       <w:r>
         <w:rPr>
-          <w:rFonts w:ascii="Times New Roman" w:hAnsi="Times New Roman"/>
+          <w:rFonts w:asciiTheme="majorHAnsi" w:hAnsiTheme="majorHAnsi" w:cstheme="majorHAnsi"/>
           <w:sz w:val="24"/>
         </w:rPr>
         <w:t>Manuals contain 497,466 passages with an average length of approximately 1,225 characters. They average 79.34 distinct text-bearing pages per document, with a median of 20 pages.</w:t>
@@ -2078,15 +2100,15 @@
     </w:p>
     <w:p>
       <w:pPr>
-        <w:ind w:firstLine="720"/>
-        <w:rPr>
-          <w:rFonts w:ascii="Times New Roman" w:hAnsi="Times New Roman"/>
+        <w:ind w:left="720"/>
+        <w:rPr>
+          <w:rFonts w:asciiTheme="majorHAnsi" w:hAnsiTheme="majorHAnsi" w:cstheme="majorHAnsi"/>
           <w:sz w:val="24"/>
         </w:rPr>
       </w:pPr>
       <w:r>
         <w:rPr>
-          <w:rFonts w:ascii="Times New Roman" w:hAnsi="Times New Roman"/>
+          <w:rFonts w:asciiTheme="majorHAnsi" w:hAnsiTheme="majorHAnsi" w:cstheme="majorHAnsi"/>
           <w:sz w:val="24"/>
         </w:rPr>
         <w:t>Data sheets contain 32,057 passages averaging approximately 1,444 characters, but have considerably fewer pages per document, averaging 3.17 distinct text-bearing pages with a median of two pages.</w:t>
@@ -2094,31 +2116,38 @@
     </w:p>
     <w:p>
       <w:pPr>
-        <w:ind w:firstLine="720"/>
-        <w:rPr>
-          <w:rFonts w:ascii="Times New Roman" w:hAnsi="Times New Roman"/>
+        <w:ind w:left="720"/>
+        <w:rPr>
+          <w:rFonts w:asciiTheme="majorHAnsi" w:hAnsiTheme="majorHAnsi" w:cstheme="majorHAnsi"/>
           <w:sz w:val="24"/>
         </w:rPr>
       </w:pPr>
       <w:r>
         <w:rPr>
-          <w:rFonts w:ascii="Times New Roman" w:hAnsi="Times New Roman"/>
+          <w:rFonts w:asciiTheme="majorHAnsi" w:hAnsiTheme="majorHAnsi" w:cstheme="majorHAnsi"/>
           <w:sz w:val="24"/>
         </w:rPr>
-        <w:t>Technical descriptions contain 34,419 passages averaging approximately 1,635 characters, with an average of 39.09 text-bearing pages per document. Application notes contain 8,819 passages averaging approximately 1,419 characters, with an average of 9.96 pages per document.</w:t>
+        <w:t>T</w:t>
+      </w:r>
+      <w:r>
+        <w:rPr>
+          <w:rFonts w:asciiTheme="majorHAnsi" w:hAnsiTheme="majorHAnsi" w:cstheme="majorHAnsi"/>
+          <w:sz w:val="24"/>
+        </w:rPr>
+        <w:t>echnical descriptions contain 34,419 passages averaging approximately 1,635 characters, with an average of 39.09 text-bearing pages per document. Application notes contain 8,819 passages averaging approximately 1,419 characters, with an average of 9.96 pages per document.</w:t>
       </w:r>
     </w:p>
     <w:p>
       <w:pPr>
-        <w:ind w:firstLine="720"/>
-        <w:rPr>
-          <w:rFonts w:ascii="Times New Roman" w:hAnsi="Times New Roman"/>
+        <w:ind w:left="720"/>
+        <w:rPr>
+          <w:rFonts w:asciiTheme="majorHAnsi" w:hAnsiTheme="majorHAnsi" w:cstheme="majorHAnsi"/>
           <w:sz w:val="24"/>
         </w:rPr>
       </w:pPr>
       <w:r>
         <w:rPr>
-          <w:rFonts w:ascii="Times New Roman" w:hAnsi="Times New Roman"/>
+          <w:rFonts w:asciiTheme="majorHAnsi" w:hAnsiTheme="majorHAnsi" w:cstheme="majorHAnsi"/>
           <w:sz w:val="24"/>
         </w:rPr>
         <w:t>These differences indicate that manuals generally contain much more extensive documentation, while data sheets tend to be shorter documents containing more concentrated technical information.</w:t>
@@ -2126,15 +2155,15 @@
     </w:p>
     <w:p>
       <w:pPr>
-        <w:ind w:firstLine="720"/>
-        <w:rPr>
-          <w:rFonts w:ascii="Times New Roman" w:hAnsi="Times New Roman"/>
+        <w:ind w:left="720"/>
+        <w:rPr>
+          <w:rFonts w:asciiTheme="majorHAnsi" w:hAnsiTheme="majorHAnsi" w:cstheme="majorHAnsi"/>
           <w:sz w:val="24"/>
         </w:rPr>
       </w:pPr>
       <w:r>
         <w:rPr>
-          <w:rFonts w:ascii="Times New Roman" w:hAnsi="Times New Roman"/>
+          <w:rFonts w:asciiTheme="majorHAnsi" w:hAnsiTheme="majorHAnsi" w:cstheme="majorHAnsi"/>
           <w:sz w:val="24"/>
         </w:rPr>
         <w:t>Differences also occur across equipment families. For example, AC-800M passages average approximately 1,126 characters, with documents averaging 215.45 distinct text-bearing pages. AC500 passages average approximately 1,379 characters, with documents averaging 171.61 pages. ACH580 passages average approximately 1,368 characters, with documents averaging 94.72 pages.</w:t>
@@ -2142,15 +2171,15 @@
     </w:p>
     <w:p>
       <w:pPr>
-        <w:ind w:firstLine="720"/>
-        <w:rPr>
-          <w:rFonts w:ascii="Times New Roman" w:hAnsi="Times New Roman"/>
+        <w:ind w:left="720"/>
+        <w:rPr>
+          <w:rFonts w:asciiTheme="majorHAnsi" w:hAnsiTheme="majorHAnsi" w:cstheme="majorHAnsi"/>
           <w:sz w:val="24"/>
         </w:rPr>
       </w:pPr>
       <w:r>
         <w:rPr>
-          <w:rFonts w:ascii="Times New Roman" w:hAnsi="Times New Roman"/>
+          <w:rFonts w:asciiTheme="majorHAnsi" w:hAnsiTheme="majorHAnsi" w:cstheme="majorHAnsi"/>
           <w:sz w:val="24"/>
         </w:rPr>
         <w:t>Overall, document type and equipment family both influence the amount and structure of extracted text. This is relevant to retrieval because long manuals contribute many more passages to the search index than short data sheets.</w:t>
@@ -2158,165 +2187,448 @@
     </w:p>
     <w:p>
       <w:pPr>
-        <w:ind w:firstLine="720"/>
-        <w:rPr>
-          <w:rFonts w:ascii="Times New Roman" w:hAnsi="Times New Roman"/>
+        <w:ind w:left="720" w:firstLine="720"/>
+        <w:rPr>
+          <w:rFonts w:asciiTheme="majorHAnsi" w:hAnsiTheme="majorHAnsi" w:cstheme="majorHAnsi"/>
           <w:sz w:val="24"/>
         </w:rPr>
       </w:pPr>
       <w:r>
         <w:rPr>
-          <w:rFonts w:ascii="Times New Roman" w:hAnsi="Times New Roman"/>
+          <w:rFonts w:asciiTheme="majorHAnsi" w:hAnsiTheme="majorHAnsi" w:cstheme="majorHAnsi"/>
           <w:b/>
           <w:bCs/>
           <w:sz w:val="24"/>
         </w:rPr>
+        <w:lastRenderedPageBreak/>
         <w:t>Limitation:</w:t>
       </w:r>
       <w:r>
         <w:rPr>
-          <w:rFonts w:ascii="Times New Roman" w:hAnsi="Times New Roman"/>
+          <w:rFonts w:asciiTheme="majorHAnsi" w:hAnsiTheme="majorHAnsi" w:cstheme="majorHAnsi"/>
           <w:sz w:val="24"/>
         </w:rPr>
         <w:t xml:space="preserve"> Page counts represent distinct pages containing extracted passages, not necessarily every page in the original PDF. Blank pages, drawings, and other pages without extractable text may not be represented.</w:t>
       </w:r>
     </w:p>
-    <w:p/>
     <w:p>
       <w:pPr>
-        <w:rPr>
-          <w:rFonts w:ascii="Times New Roman" w:hAnsi="Times New Roman"/>
+        <w:ind w:left="720" w:firstLine="720"/>
+        <w:rPr>
+          <w:rFonts w:asciiTheme="majorHAnsi" w:hAnsiTheme="majorHAnsi" w:cstheme="majorHAnsi"/>
           <w:sz w:val="24"/>
         </w:rPr>
       </w:pPr>
       <w:r>
         <w:rPr>
-          <w:rFonts w:ascii="Times New Roman" w:hAnsi="Times New Roman"/>
-          <w:b/>
+          <w:rFonts w:asciiTheme="majorHAnsi" w:hAnsiTheme="majorHAnsi" w:cstheme="majorHAnsi"/>
+          <w:noProof/>
           <w:sz w:val="24"/>
         </w:rPr>
-        <w:lastRenderedPageBreak/>
-        <w:t xml:space="preserve">3. </w:t>
-      </w:r>
-      <w:r>
-        <w:rPr>
-          <w:rFonts w:ascii="Times New Roman" w:hAnsi="Times New Roman"/>
-          <w:sz w:val="24"/>
-        </w:rPr>
-        <w:t>Which families contain fault codes, part numbers, and named procedures, and which are mostly data sheets or catalogue text?</w:t>
+        <w:drawing>
+          <wp:inline distT="0" distB="0" distL="0" distR="0" wp14:anchorId="65243B98" wp14:editId="67770566">
+            <wp:extent cx="4318000" cy="2378749"/>
+            <wp:effectExtent l="0" t="0" r="0" b="0"/>
+            <wp:docPr id="336611668" name="Picture 8" descr="A graph of a number of blue rectangular bars&#10;&#10;Description automatically generated"/>
+            <wp:cNvGraphicFramePr>
+              <a:graphicFrameLocks xmlns:a="http://schemas.openxmlformats.org/drawingml/2006/main" noChangeAspect="1"/>
+            </wp:cNvGraphicFramePr>
+            <a:graphic xmlns:a="http://schemas.openxmlformats.org/drawingml/2006/main">
+              <a:graphicData uri="http://schemas.openxmlformats.org/drawingml/2006/picture">
+                <pic:pic xmlns:pic="http://schemas.openxmlformats.org/drawingml/2006/picture">
+                  <pic:nvPicPr>
+                    <pic:cNvPr id="336611668" name="Picture 8" descr="A graph of a number of blue rectangular bars&#10;&#10;Description automatically generated"/>
+                    <pic:cNvPicPr/>
+                  </pic:nvPicPr>
+                  <pic:blipFill>
+                    <a:blip r:embed="rId12"/>
+                    <a:stretch>
+                      <a:fillRect/>
+                    </a:stretch>
+                  </pic:blipFill>
+                  <pic:spPr>
+                    <a:xfrm>
+                      <a:off x="0" y="0"/>
+                      <a:ext cx="4344802" cy="2393514"/>
+                    </a:xfrm>
+                    <a:prstGeom prst="rect">
+                      <a:avLst/>
+                    </a:prstGeom>
+                  </pic:spPr>
+                </pic:pic>
+              </a:graphicData>
+            </a:graphic>
+          </wp:inline>
+        </w:drawing>
       </w:r>
     </w:p>
     <w:p>
+      <w:pPr>
+        <w:spacing w:before="40" w:after="240"/>
+        <w:jc w:val="center"/>
+        <w:rPr>
+          <w:rFonts w:asciiTheme="majorHAnsi" w:hAnsiTheme="majorHAnsi" w:cstheme="majorHAnsi"/>
+          <w:i/>
+          <w:color w:val="555555"/>
+          <w:sz w:val="20"/>
+        </w:rPr>
+      </w:pPr>
       <w:r>
         <w:rPr>
-          <w:rFonts w:ascii="Times New Roman" w:hAnsi="Times New Roman"/>
-          <w:sz w:val="24"/>
-        </w:rPr>
-        <w:tab/>
+          <w:rFonts w:asciiTheme="majorHAnsi" w:hAnsiTheme="majorHAnsi" w:cstheme="majorHAnsi"/>
+          <w:i/>
+          <w:color w:val="555555"/>
+          <w:sz w:val="20"/>
+        </w:rPr>
+        <w:t xml:space="preserve">Figure </w:t>
       </w:r>
       <w:r>
+        <w:rPr>
+          <w:rFonts w:asciiTheme="majorHAnsi" w:hAnsiTheme="majorHAnsi" w:cstheme="majorHAnsi"/>
+          <w:i/>
+          <w:color w:val="555555"/>
+          <w:sz w:val="20"/>
+        </w:rPr>
+        <w:t>7. Average passage length in characters across four document kinds.</w:t>
+      </w:r>
+    </w:p>
+    <w:p>
+      <w:pPr>
+        <w:spacing w:before="40" w:after="240"/>
+        <w:jc w:val="center"/>
+        <w:rPr>
+          <w:rFonts w:asciiTheme="majorHAnsi" w:hAnsiTheme="majorHAnsi" w:cstheme="majorHAnsi"/>
+          <w:i/>
+          <w:color w:val="555555"/>
+          <w:sz w:val="20"/>
+        </w:rPr>
+      </w:pPr>
+      <w:r>
+        <w:rPr>
+          <w:rFonts w:asciiTheme="majorHAnsi" w:hAnsiTheme="majorHAnsi" w:cstheme="majorHAnsi"/>
+          <w:i/>
+          <w:noProof/>
+          <w:color w:val="555555"/>
+          <w:sz w:val="20"/>
+        </w:rPr>
+        <w:drawing>
+          <wp:inline distT="0" distB="0" distL="0" distR="0" wp14:anchorId="7B25F73F" wp14:editId="75FD873B">
+            <wp:extent cx="4236720" cy="2333973"/>
+            <wp:effectExtent l="0" t="0" r="5080" b="3175"/>
+            <wp:docPr id="715089343" name="Picture 9" descr="A graph with a bar chart&#10;&#10;Description automatically generated with medium confidence"/>
+            <wp:cNvGraphicFramePr>
+              <a:graphicFrameLocks xmlns:a="http://schemas.openxmlformats.org/drawingml/2006/main" noChangeAspect="1"/>
+            </wp:cNvGraphicFramePr>
+            <a:graphic xmlns:a="http://schemas.openxmlformats.org/drawingml/2006/main">
+              <a:graphicData uri="http://schemas.openxmlformats.org/drawingml/2006/picture">
+                <pic:pic xmlns:pic="http://schemas.openxmlformats.org/drawingml/2006/picture">
+                  <pic:nvPicPr>
+                    <pic:cNvPr id="715089343" name="Picture 9" descr="A graph with a bar chart&#10;&#10;Description automatically generated with medium confidence"/>
+                    <pic:cNvPicPr/>
+                  </pic:nvPicPr>
+                  <pic:blipFill>
+                    <a:blip r:embed="rId13"/>
+                    <a:stretch>
+                      <a:fillRect/>
+                    </a:stretch>
+                  </pic:blipFill>
+                  <pic:spPr>
+                    <a:xfrm>
+                      <a:off x="0" y="0"/>
+                      <a:ext cx="4273323" cy="2354137"/>
+                    </a:xfrm>
+                    <a:prstGeom prst="rect">
+                      <a:avLst/>
+                    </a:prstGeom>
+                  </pic:spPr>
+                </pic:pic>
+              </a:graphicData>
+            </a:graphic>
+          </wp:inline>
+        </w:drawing>
+      </w:r>
+    </w:p>
+    <w:p>
+      <w:pPr>
+        <w:spacing w:before="40" w:after="240"/>
+        <w:jc w:val="center"/>
+        <w:rPr>
+          <w:rFonts w:asciiTheme="majorHAnsi" w:hAnsiTheme="majorHAnsi" w:cstheme="majorHAnsi"/>
+          <w:i/>
+          <w:color w:val="555555"/>
+          <w:sz w:val="20"/>
+        </w:rPr>
+      </w:pPr>
+      <w:r>
+        <w:rPr>
+          <w:rFonts w:asciiTheme="majorHAnsi" w:hAnsiTheme="majorHAnsi" w:cstheme="majorHAnsi"/>
+          <w:i/>
+          <w:color w:val="555555"/>
+          <w:sz w:val="20"/>
+        </w:rPr>
+        <w:t>Figure 8. Average number of distinct text-bearing pages per document, grouped by document kind.</w:t>
+      </w:r>
+    </w:p>
+    <w:p>
+      <w:pPr>
+        <w:spacing w:before="40" w:after="240"/>
+        <w:rPr>
+          <w:rFonts w:asciiTheme="majorHAnsi" w:hAnsiTheme="majorHAnsi" w:cstheme="majorHAnsi"/>
+          <w:b/>
+          <w:i/>
+          <w:iCs/>
+          <w:sz w:val="24"/>
+        </w:rPr>
+      </w:pPr>
+      <w:r>
+        <w:rPr>
+          <w:rFonts w:asciiTheme="majorHAnsi" w:hAnsiTheme="majorHAnsi" w:cstheme="majorHAnsi"/>
+          <w:b/>
+          <w:i/>
+          <w:iCs/>
+          <w:sz w:val="24"/>
+        </w:rPr>
+        <w:t>3. Which families contain fault codes, part numbers, and named procedures, and which are mostly data sheets or catalogue text?</w:t>
+      </w:r>
+    </w:p>
+    <w:p>
+      <w:pPr>
+        <w:ind w:left="720"/>
+        <w:rPr>
+          <w:rFonts w:asciiTheme="majorHAnsi" w:hAnsiTheme="majorHAnsi" w:cstheme="majorHAnsi"/>
+        </w:rPr>
+      </w:pPr>
+      <w:r>
+        <w:rPr>
+          <w:rFonts w:asciiTheme="majorHAnsi" w:hAnsiTheme="majorHAnsi" w:cstheme="majorHAnsi"/>
+        </w:rPr>
         <w:t>The coverage analysis identified 2,310 passages containing fault-code indicators, 1,562 containing part-number indicators, and 7,392 containing procedure indicators.</w:t>
       </w:r>
     </w:p>
     <w:p>
       <w:pPr>
-        <w:ind w:firstLine="720"/>
+        <w:ind w:left="720"/>
+        <w:rPr>
+          <w:rFonts w:asciiTheme="majorHAnsi" w:hAnsiTheme="majorHAnsi" w:cstheme="majorHAnsi"/>
+        </w:rPr>
       </w:pPr>
       <w:r>
+        <w:rPr>
+          <w:rFonts w:asciiTheme="majorHAnsi" w:hAnsiTheme="majorHAnsi" w:cstheme="majorHAnsi"/>
+        </w:rPr>
         <w:t xml:space="preserve">Fault-code indicators were particularly concentrated in library (668 passages), ACS880 (288), System-800xA (174), and DCS880 (115). Part-number indicators were most common in library (895), </w:t>
       </w:r>
       <w:proofErr w:type="spellStart"/>
       <w:r>
+        <w:rPr>
+          <w:rFonts w:asciiTheme="majorHAnsi" w:hAnsiTheme="majorHAnsi" w:cstheme="majorHAnsi"/>
+        </w:rPr>
         <w:t>OmniCore</w:t>
       </w:r>
       <w:proofErr w:type="spellEnd"/>
       <w:r>
+        <w:rPr>
+          <w:rFonts w:asciiTheme="majorHAnsi" w:hAnsiTheme="majorHAnsi" w:cstheme="majorHAnsi"/>
+        </w:rPr>
         <w:t xml:space="preserve"> (178), IRB (175), and CRB (56). Procedure indicators were especially prevalent in library (4,669), IRB (845), Terra (479), and System-800xA (305).</w:t>
       </w:r>
     </w:p>
     <w:p>
       <w:pPr>
-        <w:ind w:firstLine="720"/>
+        <w:ind w:left="720"/>
+        <w:rPr>
+          <w:rFonts w:asciiTheme="majorHAnsi" w:hAnsiTheme="majorHAnsi" w:cstheme="majorHAnsi"/>
+        </w:rPr>
       </w:pPr>
       <w:r>
+        <w:rPr>
+          <w:rFonts w:asciiTheme="majorHAnsi" w:hAnsiTheme="majorHAnsi" w:cstheme="majorHAnsi"/>
+        </w:rPr>
+        <w:lastRenderedPageBreak/>
         <w:t xml:space="preserve">The document-kind analysis also revealed substantial differences between equipment families. </w:t>
       </w:r>
       <w:proofErr w:type="spellStart"/>
       <w:r>
+        <w:rPr>
+          <w:rFonts w:asciiTheme="majorHAnsi" w:hAnsiTheme="majorHAnsi" w:cstheme="majorHAnsi"/>
+        </w:rPr>
         <w:t>SafeMove</w:t>
       </w:r>
       <w:proofErr w:type="spellEnd"/>
       <w:r>
+        <w:rPr>
+          <w:rFonts w:asciiTheme="majorHAnsi" w:hAnsiTheme="majorHAnsi" w:cstheme="majorHAnsi"/>
+        </w:rPr>
         <w:t xml:space="preserve"> contains four data sheets among its six documents (66.67%), while CRB contains four data sheets among 11 documents (36.36%). AMR contains nine data sheets among 25 documents (36.00%), and IRB contains 99 data sheets among 276 documents (35.87%).</w:t>
       </w:r>
     </w:p>
     <w:p>
       <w:pPr>
-        <w:ind w:firstLine="720"/>
+        <w:ind w:left="720"/>
+        <w:rPr>
+          <w:rFonts w:asciiTheme="majorHAnsi" w:hAnsiTheme="majorHAnsi" w:cstheme="majorHAnsi"/>
+        </w:rPr>
       </w:pPr>
       <w:r>
+        <w:rPr>
+          <w:rFonts w:asciiTheme="majorHAnsi" w:hAnsiTheme="majorHAnsi" w:cstheme="majorHAnsi"/>
+        </w:rPr>
         <w:t>The library contains 9,308 data sheets and 368 catalogues, together representing 37.40% of its processed documents. ACS880-B07 contains one catalogue, representing 100% of that folder, although its small size limits the significance of this percentage.</w:t>
       </w:r>
     </w:p>
     <w:p>
       <w:pPr>
-        <w:ind w:firstLine="720"/>
+        <w:ind w:left="720"/>
+        <w:rPr>
+          <w:rFonts w:asciiTheme="majorHAnsi" w:hAnsiTheme="majorHAnsi" w:cstheme="majorHAnsi"/>
+        </w:rPr>
       </w:pPr>
       <w:r>
+        <w:rPr>
+          <w:rFonts w:asciiTheme="majorHAnsi" w:hAnsiTheme="majorHAnsi" w:cstheme="majorHAnsi"/>
+        </w:rPr>
         <w:t>Overall, technical information is distributed unevenly. ACS880 and DCS880 contain notable fault-related content, while IRB, Terra, and System-800xA contain substantial procedural information. Meanwhile, some folders contain relatively high proportions of data sheets or catalogues.</w:t>
       </w:r>
     </w:p>
     <w:p>
       <w:pPr>
-        <w:ind w:firstLine="720"/>
+        <w:ind w:left="720"/>
+        <w:rPr>
+          <w:rFonts w:asciiTheme="majorHAnsi" w:hAnsiTheme="majorHAnsi" w:cstheme="majorHAnsi"/>
+        </w:rPr>
       </w:pPr>
       <w:r>
+        <w:rPr>
+          <w:rFonts w:asciiTheme="majorHAnsi" w:hAnsiTheme="majorHAnsi" w:cstheme="majorHAnsi"/>
+        </w:rPr>
         <w:t>These findings suggest that equipment-specific retrieval can help target the type of technical information needed. However, keyword-based indicators do not independently establish that a passage contains a complete procedure or a verified fault code.</w:t>
       </w:r>
     </w:p>
-    <w:p/>
     <w:p>
       <w:pPr>
-        <w:rPr>
-          <w:rFonts w:ascii="Times New Roman" w:hAnsi="Times New Roman"/>
-          <w:sz w:val="24"/>
+        <w:jc w:val="center"/>
+        <w:rPr>
+          <w:rFonts w:asciiTheme="majorHAnsi" w:hAnsiTheme="majorHAnsi" w:cstheme="majorHAnsi"/>
         </w:rPr>
       </w:pPr>
       <w:r>
         <w:rPr>
-          <w:rFonts w:ascii="Times New Roman" w:hAnsi="Times New Roman"/>
-          <w:b/>
-          <w:sz w:val="24"/>
-        </w:rPr>
-        <w:t xml:space="preserve">4. </w:t>
-      </w:r>
-      <w:r>
-        <w:rPr>
-          <w:rFonts w:ascii="Times New Roman" w:hAnsi="Times New Roman"/>
-          <w:sz w:val="24"/>
-        </w:rPr>
-        <w:t>What share of passages are tracing pages, and how does that share differ for ACS880, ACS860, and library?</w:t>
+          <w:rFonts w:asciiTheme="majorHAnsi" w:hAnsiTheme="majorHAnsi" w:cstheme="majorHAnsi"/>
+          <w:noProof/>
+        </w:rPr>
+        <w:drawing>
+          <wp:inline distT="0" distB="0" distL="0" distR="0" wp14:anchorId="4CC9B210" wp14:editId="20DFE619">
+            <wp:extent cx="4859867" cy="2648547"/>
+            <wp:effectExtent l="0" t="0" r="4445" b="6350"/>
+            <wp:docPr id="1499578912" name="Picture 10" descr="A graph of a number of people&#10;&#10;Description automatically generated with medium confidence"/>
+            <wp:cNvGraphicFramePr>
+              <a:graphicFrameLocks xmlns:a="http://schemas.openxmlformats.org/drawingml/2006/main" noChangeAspect="1"/>
+            </wp:cNvGraphicFramePr>
+            <a:graphic xmlns:a="http://schemas.openxmlformats.org/drawingml/2006/main">
+              <a:graphicData uri="http://schemas.openxmlformats.org/drawingml/2006/picture">
+                <pic:pic xmlns:pic="http://schemas.openxmlformats.org/drawingml/2006/picture">
+                  <pic:nvPicPr>
+                    <pic:cNvPr id="1499578912" name="Picture 10" descr="A graph of a number of people&#10;&#10;Description automatically generated with medium confidence"/>
+                    <pic:cNvPicPr/>
+                  </pic:nvPicPr>
+                  <pic:blipFill>
+                    <a:blip r:embed="rId14"/>
+                    <a:stretch>
+                      <a:fillRect/>
+                    </a:stretch>
+                  </pic:blipFill>
+                  <pic:spPr>
+                    <a:xfrm>
+                      <a:off x="0" y="0"/>
+                      <a:ext cx="4882610" cy="2660942"/>
+                    </a:xfrm>
+                    <a:prstGeom prst="rect">
+                      <a:avLst/>
+                    </a:prstGeom>
+                  </pic:spPr>
+                </pic:pic>
+              </a:graphicData>
+            </a:graphic>
+          </wp:inline>
+        </w:drawing>
       </w:r>
     </w:p>
     <w:p>
+      <w:pPr>
+        <w:spacing w:before="40" w:after="240"/>
+        <w:jc w:val="center"/>
+        <w:rPr>
+          <w:rFonts w:asciiTheme="majorHAnsi" w:hAnsiTheme="majorHAnsi" w:cstheme="majorHAnsi"/>
+          <w:i/>
+          <w:color w:val="555555"/>
+          <w:sz w:val="20"/>
+        </w:rPr>
+      </w:pPr>
       <w:r>
         <w:rPr>
-          <w:rFonts w:ascii="Times New Roman" w:hAnsi="Times New Roman"/>
-          <w:sz w:val="24"/>
-        </w:rPr>
-        <w:tab/>
+          <w:rFonts w:asciiTheme="majorHAnsi" w:hAnsiTheme="majorHAnsi" w:cstheme="majorHAnsi"/>
+          <w:i/>
+          <w:color w:val="555555"/>
+          <w:sz w:val="20"/>
+        </w:rPr>
+        <w:t xml:space="preserve">Figure </w:t>
       </w:r>
       <w:r>
+        <w:rPr>
+          <w:rFonts w:asciiTheme="majorHAnsi" w:hAnsiTheme="majorHAnsi" w:cstheme="majorHAnsi"/>
+          <w:i/>
+          <w:color w:val="555555"/>
+          <w:sz w:val="20"/>
+        </w:rPr>
+        <w:t>9. Distribution of fault-code, part-number, and procedure indicators across selected equipment families.</w:t>
+      </w:r>
+    </w:p>
+    <w:p>
+      <w:pPr>
+        <w:rPr>
+          <w:rFonts w:asciiTheme="majorHAnsi" w:hAnsiTheme="majorHAnsi" w:cstheme="majorHAnsi"/>
+          <w:b/>
+          <w:i/>
+          <w:iCs/>
+          <w:sz w:val="24"/>
+        </w:rPr>
+      </w:pPr>
+      <w:r>
+        <w:rPr>
+          <w:rFonts w:asciiTheme="majorHAnsi" w:hAnsiTheme="majorHAnsi" w:cstheme="majorHAnsi"/>
+          <w:b/>
+          <w:i/>
+          <w:iCs/>
+          <w:sz w:val="24"/>
+        </w:rPr>
+        <w:t>4. What share of passages are tracing pages, and how does that share differ for ACS880, ACS860, and library?</w:t>
+      </w:r>
+    </w:p>
+    <w:p>
+      <w:pPr>
+        <w:ind w:left="720"/>
+        <w:rPr>
+          <w:rFonts w:asciiTheme="majorHAnsi" w:hAnsiTheme="majorHAnsi" w:cstheme="majorHAnsi"/>
+        </w:rPr>
+      </w:pPr>
+      <w:r>
+        <w:rPr>
+          <w:rFonts w:asciiTheme="majorHAnsi" w:hAnsiTheme="majorHAnsi" w:cstheme="majorHAnsi"/>
+        </w:rPr>
         <w:t xml:space="preserve">Of the 831,182 extracted passages, 16,998 were identified as tracing passages, representing </w:t>
       </w:r>
       <w:r>
         <w:rPr>
+          <w:rFonts w:asciiTheme="majorHAnsi" w:hAnsiTheme="majorHAnsi" w:cstheme="majorHAnsi"/>
           <w:b/>
           <w:bCs/>
         </w:rPr>
         <w:t>2.05% of the dataset</w:t>
       </w:r>
       <w:r>
+        <w:rPr>
+          <w:rFonts w:asciiTheme="majorHAnsi" w:hAnsiTheme="majorHAnsi" w:cstheme="majorHAnsi"/>
+        </w:rPr>
         <w:t>.</w:t>
       </w:r>
     </w:p>
@@ -2341,25 +2653,32 @@
         <w:tblLook w:val="04A0" w:firstRow="1" w:lastRow="0" w:firstColumn="1" w:lastColumn="0" w:noHBand="0" w:noVBand="1"/>
       </w:tblPr>
       <w:tblGrid>
-        <w:gridCol w:w="1412"/>
-        <w:gridCol w:w="1570"/>
-        <w:gridCol w:w="1837"/>
-        <w:gridCol w:w="1559"/>
+        <w:gridCol w:w="45"/>
+        <w:gridCol w:w="1407"/>
+        <w:gridCol w:w="661"/>
+        <w:gridCol w:w="760"/>
+        <w:gridCol w:w="760"/>
+        <w:gridCol w:w="868"/>
+        <w:gridCol w:w="868"/>
+        <w:gridCol w:w="708"/>
+        <w:gridCol w:w="723"/>
       </w:tblGrid>
       <w:tr>
         <w:trPr>
+          <w:gridBefore w:val="1"/>
           <w:tblCellSpacing w:w="15" w:type="dxa"/>
         </w:trPr>
         <w:tc>
           <w:tcPr>
             <w:tcW w:w="0" w:type="auto"/>
+            <w:gridSpan w:val="2"/>
             <w:vAlign w:val="center"/>
             <w:hideMark/>
           </w:tcPr>
           <w:p>
             <w:pPr>
               <w:rPr>
-                <w:rFonts w:ascii="Times New Roman" w:hAnsi="Times New Roman"/>
+                <w:rFonts w:asciiTheme="majorHAnsi" w:hAnsiTheme="majorHAnsi" w:cstheme="majorHAnsi"/>
                 <w:b/>
                 <w:bCs/>
                 <w:sz w:val="24"/>
@@ -2367,7 +2686,7 @@
             </w:pPr>
             <w:r>
               <w:rPr>
-                <w:rFonts w:ascii="Times New Roman" w:hAnsi="Times New Roman"/>
+                <w:rFonts w:asciiTheme="majorHAnsi" w:hAnsiTheme="majorHAnsi" w:cstheme="majorHAnsi"/>
                 <w:b/>
                 <w:bCs/>
                 <w:sz w:val="24"/>
@@ -2379,13 +2698,14 @@
         <w:tc>
           <w:tcPr>
             <w:tcW w:w="0" w:type="auto"/>
+            <w:gridSpan w:val="2"/>
             <w:vAlign w:val="center"/>
             <w:hideMark/>
           </w:tcPr>
           <w:p>
             <w:pPr>
               <w:rPr>
-                <w:rFonts w:ascii="Times New Roman" w:hAnsi="Times New Roman"/>
+                <w:rFonts w:asciiTheme="majorHAnsi" w:hAnsiTheme="majorHAnsi" w:cstheme="majorHAnsi"/>
                 <w:b/>
                 <w:bCs/>
                 <w:sz w:val="24"/>
@@ -2393,7 +2713,7 @@
             </w:pPr>
             <w:r>
               <w:rPr>
-                <w:rFonts w:ascii="Times New Roman" w:hAnsi="Times New Roman"/>
+                <w:rFonts w:asciiTheme="majorHAnsi" w:hAnsiTheme="majorHAnsi" w:cstheme="majorHAnsi"/>
                 <w:b/>
                 <w:bCs/>
                 <w:sz w:val="24"/>
@@ -2405,13 +2725,14 @@
         <w:tc>
           <w:tcPr>
             <w:tcW w:w="0" w:type="auto"/>
+            <w:gridSpan w:val="2"/>
             <w:vAlign w:val="center"/>
             <w:hideMark/>
           </w:tcPr>
           <w:p>
             <w:pPr>
               <w:rPr>
-                <w:rFonts w:ascii="Times New Roman" w:hAnsi="Times New Roman"/>
+                <w:rFonts w:asciiTheme="majorHAnsi" w:hAnsiTheme="majorHAnsi" w:cstheme="majorHAnsi"/>
                 <w:b/>
                 <w:bCs/>
                 <w:sz w:val="24"/>
@@ -2419,7 +2740,7 @@
             </w:pPr>
             <w:r>
               <w:rPr>
-                <w:rFonts w:ascii="Times New Roman" w:hAnsi="Times New Roman"/>
+                <w:rFonts w:asciiTheme="majorHAnsi" w:hAnsiTheme="majorHAnsi" w:cstheme="majorHAnsi"/>
                 <w:b/>
                 <w:bCs/>
                 <w:sz w:val="24"/>
@@ -2431,13 +2752,14 @@
         <w:tc>
           <w:tcPr>
             <w:tcW w:w="0" w:type="auto"/>
+            <w:gridSpan w:val="2"/>
             <w:vAlign w:val="center"/>
             <w:hideMark/>
           </w:tcPr>
           <w:p>
             <w:pPr>
               <w:rPr>
-                <w:rFonts w:ascii="Times New Roman" w:hAnsi="Times New Roman"/>
+                <w:rFonts w:asciiTheme="majorHAnsi" w:hAnsiTheme="majorHAnsi" w:cstheme="majorHAnsi"/>
                 <w:b/>
                 <w:bCs/>
                 <w:sz w:val="24"/>
@@ -2445,7 +2767,7 @@
             </w:pPr>
             <w:r>
               <w:rPr>
-                <w:rFonts w:ascii="Times New Roman" w:hAnsi="Times New Roman"/>
+                <w:rFonts w:asciiTheme="majorHAnsi" w:hAnsiTheme="majorHAnsi" w:cstheme="majorHAnsi"/>
                 <w:b/>
                 <w:bCs/>
                 <w:sz w:val="24"/>
@@ -2457,24 +2779,26 @@
       </w:tr>
       <w:tr>
         <w:trPr>
+          <w:gridBefore w:val="1"/>
           <w:tblCellSpacing w:w="15" w:type="dxa"/>
         </w:trPr>
         <w:tc>
           <w:tcPr>
             <w:tcW w:w="0" w:type="auto"/>
+            <w:gridSpan w:val="2"/>
             <w:vAlign w:val="center"/>
             <w:hideMark/>
           </w:tcPr>
           <w:p>
             <w:pPr>
               <w:rPr>
-                <w:rFonts w:ascii="Times New Roman" w:hAnsi="Times New Roman"/>
+                <w:rFonts w:asciiTheme="majorHAnsi" w:hAnsiTheme="majorHAnsi" w:cstheme="majorHAnsi"/>
                 <w:sz w:val="24"/>
               </w:rPr>
             </w:pPr>
             <w:r>
               <w:rPr>
-                <w:rFonts w:ascii="Times New Roman" w:hAnsi="Times New Roman"/>
+                <w:rFonts w:asciiTheme="majorHAnsi" w:hAnsiTheme="majorHAnsi" w:cstheme="majorHAnsi"/>
                 <w:sz w:val="24"/>
               </w:rPr>
               <w:t>ACS880</w:t>
@@ -2484,19 +2808,20 @@
         <w:tc>
           <w:tcPr>
             <w:tcW w:w="0" w:type="auto"/>
+            <w:gridSpan w:val="2"/>
             <w:vAlign w:val="center"/>
             <w:hideMark/>
           </w:tcPr>
           <w:p>
             <w:pPr>
               <w:rPr>
-                <w:rFonts w:ascii="Times New Roman" w:hAnsi="Times New Roman"/>
+                <w:rFonts w:asciiTheme="majorHAnsi" w:hAnsiTheme="majorHAnsi" w:cstheme="majorHAnsi"/>
                 <w:sz w:val="24"/>
               </w:rPr>
             </w:pPr>
             <w:r>
               <w:rPr>
-                <w:rFonts w:ascii="Times New Roman" w:hAnsi="Times New Roman"/>
+                <w:rFonts w:asciiTheme="majorHAnsi" w:hAnsiTheme="majorHAnsi" w:cstheme="majorHAnsi"/>
                 <w:sz w:val="24"/>
               </w:rPr>
               <w:t>12,544</w:t>
@@ -2506,19 +2831,20 @@
         <w:tc>
           <w:tcPr>
             <w:tcW w:w="0" w:type="auto"/>
+            <w:gridSpan w:val="2"/>
             <w:vAlign w:val="center"/>
             <w:hideMark/>
           </w:tcPr>
           <w:p>
             <w:pPr>
               <w:rPr>
-                <w:rFonts w:ascii="Times New Roman" w:hAnsi="Times New Roman"/>
+                <w:rFonts w:asciiTheme="majorHAnsi" w:hAnsiTheme="majorHAnsi" w:cstheme="majorHAnsi"/>
                 <w:sz w:val="24"/>
               </w:rPr>
             </w:pPr>
             <w:r>
               <w:rPr>
-                <w:rFonts w:ascii="Times New Roman" w:hAnsi="Times New Roman"/>
+                <w:rFonts w:asciiTheme="majorHAnsi" w:hAnsiTheme="majorHAnsi" w:cstheme="majorHAnsi"/>
                 <w:sz w:val="24"/>
               </w:rPr>
               <w:t>1,146</w:t>
@@ -2528,19 +2854,20 @@
         <w:tc>
           <w:tcPr>
             <w:tcW w:w="0" w:type="auto"/>
+            <w:gridSpan w:val="2"/>
             <w:vAlign w:val="center"/>
             <w:hideMark/>
           </w:tcPr>
           <w:p>
             <w:pPr>
               <w:rPr>
-                <w:rFonts w:ascii="Times New Roman" w:hAnsi="Times New Roman"/>
+                <w:rFonts w:asciiTheme="majorHAnsi" w:hAnsiTheme="majorHAnsi" w:cstheme="majorHAnsi"/>
                 <w:sz w:val="24"/>
               </w:rPr>
             </w:pPr>
             <w:r>
               <w:rPr>
-                <w:rFonts w:ascii="Times New Roman" w:hAnsi="Times New Roman"/>
+                <w:rFonts w:asciiTheme="majorHAnsi" w:hAnsiTheme="majorHAnsi" w:cstheme="majorHAnsi"/>
                 <w:sz w:val="24"/>
               </w:rPr>
               <w:t>9.14%</w:t>
@@ -2550,24 +2877,26 @@
       </w:tr>
       <w:tr>
         <w:trPr>
+          <w:gridBefore w:val="1"/>
           <w:tblCellSpacing w:w="15" w:type="dxa"/>
         </w:trPr>
         <w:tc>
           <w:tcPr>
             <w:tcW w:w="0" w:type="auto"/>
+            <w:gridSpan w:val="2"/>
             <w:vAlign w:val="center"/>
             <w:hideMark/>
           </w:tcPr>
           <w:p>
             <w:pPr>
               <w:rPr>
-                <w:rFonts w:ascii="Times New Roman" w:hAnsi="Times New Roman"/>
+                <w:rFonts w:asciiTheme="majorHAnsi" w:hAnsiTheme="majorHAnsi" w:cstheme="majorHAnsi"/>
                 <w:sz w:val="24"/>
               </w:rPr>
             </w:pPr>
             <w:r>
               <w:rPr>
-                <w:rFonts w:ascii="Times New Roman" w:hAnsi="Times New Roman"/>
+                <w:rFonts w:asciiTheme="majorHAnsi" w:hAnsiTheme="majorHAnsi" w:cstheme="majorHAnsi"/>
                 <w:sz w:val="24"/>
               </w:rPr>
               <w:t>ACS860</w:t>
@@ -2577,19 +2906,20 @@
         <w:tc>
           <w:tcPr>
             <w:tcW w:w="0" w:type="auto"/>
+            <w:gridSpan w:val="2"/>
             <w:vAlign w:val="center"/>
             <w:hideMark/>
           </w:tcPr>
           <w:p>
             <w:pPr>
               <w:rPr>
-                <w:rFonts w:ascii="Times New Roman" w:hAnsi="Times New Roman"/>
+                <w:rFonts w:asciiTheme="majorHAnsi" w:hAnsiTheme="majorHAnsi" w:cstheme="majorHAnsi"/>
                 <w:sz w:val="24"/>
               </w:rPr>
             </w:pPr>
             <w:r>
               <w:rPr>
-                <w:rFonts w:ascii="Times New Roman" w:hAnsi="Times New Roman"/>
+                <w:rFonts w:asciiTheme="majorHAnsi" w:hAnsiTheme="majorHAnsi" w:cstheme="majorHAnsi"/>
                 <w:sz w:val="24"/>
               </w:rPr>
               <w:t>2,096</w:t>
@@ -2599,19 +2929,20 @@
         <w:tc>
           <w:tcPr>
             <w:tcW w:w="0" w:type="auto"/>
+            <w:gridSpan w:val="2"/>
             <w:vAlign w:val="center"/>
             <w:hideMark/>
           </w:tcPr>
           <w:p>
             <w:pPr>
               <w:rPr>
-                <w:rFonts w:ascii="Times New Roman" w:hAnsi="Times New Roman"/>
+                <w:rFonts w:asciiTheme="majorHAnsi" w:hAnsiTheme="majorHAnsi" w:cstheme="majorHAnsi"/>
                 <w:sz w:val="24"/>
               </w:rPr>
             </w:pPr>
             <w:r>
               <w:rPr>
-                <w:rFonts w:ascii="Times New Roman" w:hAnsi="Times New Roman"/>
+                <w:rFonts w:asciiTheme="majorHAnsi" w:hAnsiTheme="majorHAnsi" w:cstheme="majorHAnsi"/>
                 <w:sz w:val="24"/>
               </w:rPr>
               <w:t>221</w:t>
@@ -2621,19 +2952,20 @@
         <w:tc>
           <w:tcPr>
             <w:tcW w:w="0" w:type="auto"/>
+            <w:gridSpan w:val="2"/>
             <w:vAlign w:val="center"/>
             <w:hideMark/>
           </w:tcPr>
           <w:p>
             <w:pPr>
               <w:rPr>
-                <w:rFonts w:ascii="Times New Roman" w:hAnsi="Times New Roman"/>
+                <w:rFonts w:asciiTheme="majorHAnsi" w:hAnsiTheme="majorHAnsi" w:cstheme="majorHAnsi"/>
                 <w:sz w:val="24"/>
               </w:rPr>
             </w:pPr>
             <w:r>
               <w:rPr>
-                <w:rFonts w:ascii="Times New Roman" w:hAnsi="Times New Roman"/>
+                <w:rFonts w:asciiTheme="majorHAnsi" w:hAnsiTheme="majorHAnsi" w:cstheme="majorHAnsi"/>
                 <w:sz w:val="24"/>
               </w:rPr>
               <w:t>10.54%</w:t>
@@ -2643,24 +2975,26 @@
       </w:tr>
       <w:tr>
         <w:trPr>
+          <w:gridBefore w:val="1"/>
           <w:tblCellSpacing w:w="15" w:type="dxa"/>
         </w:trPr>
         <w:tc>
           <w:tcPr>
             <w:tcW w:w="0" w:type="auto"/>
+            <w:gridSpan w:val="2"/>
             <w:vAlign w:val="center"/>
             <w:hideMark/>
           </w:tcPr>
           <w:p>
             <w:pPr>
               <w:rPr>
-                <w:rFonts w:ascii="Times New Roman" w:hAnsi="Times New Roman"/>
+                <w:rFonts w:asciiTheme="majorHAnsi" w:hAnsiTheme="majorHAnsi" w:cstheme="majorHAnsi"/>
                 <w:sz w:val="24"/>
               </w:rPr>
             </w:pPr>
             <w:r>
               <w:rPr>
-                <w:rFonts w:ascii="Times New Roman" w:hAnsi="Times New Roman"/>
+                <w:rFonts w:asciiTheme="majorHAnsi" w:hAnsiTheme="majorHAnsi" w:cstheme="majorHAnsi"/>
                 <w:sz w:val="24"/>
               </w:rPr>
               <w:t>Library</w:t>
@@ -2670,19 +3004,20 @@
         <w:tc>
           <w:tcPr>
             <w:tcW w:w="0" w:type="auto"/>
+            <w:gridSpan w:val="2"/>
             <w:vAlign w:val="center"/>
             <w:hideMark/>
           </w:tcPr>
           <w:p>
             <w:pPr>
               <w:rPr>
-                <w:rFonts w:ascii="Times New Roman" w:hAnsi="Times New Roman"/>
+                <w:rFonts w:asciiTheme="majorHAnsi" w:hAnsiTheme="majorHAnsi" w:cstheme="majorHAnsi"/>
                 <w:sz w:val="24"/>
               </w:rPr>
             </w:pPr>
             <w:r>
               <w:rPr>
-                <w:rFonts w:ascii="Times New Roman" w:hAnsi="Times New Roman"/>
+                <w:rFonts w:asciiTheme="majorHAnsi" w:hAnsiTheme="majorHAnsi" w:cstheme="majorHAnsi"/>
                 <w:sz w:val="24"/>
               </w:rPr>
               <w:t>499,246</w:t>
@@ -2692,19 +3027,20 @@
         <w:tc>
           <w:tcPr>
             <w:tcW w:w="0" w:type="auto"/>
+            <w:gridSpan w:val="2"/>
             <w:vAlign w:val="center"/>
             <w:hideMark/>
           </w:tcPr>
           <w:p>
             <w:pPr>
               <w:rPr>
-                <w:rFonts w:ascii="Times New Roman" w:hAnsi="Times New Roman"/>
+                <w:rFonts w:asciiTheme="majorHAnsi" w:hAnsiTheme="majorHAnsi" w:cstheme="majorHAnsi"/>
                 <w:sz w:val="24"/>
               </w:rPr>
             </w:pPr>
             <w:r>
               <w:rPr>
-                <w:rFonts w:ascii="Times New Roman" w:hAnsi="Times New Roman"/>
+                <w:rFonts w:asciiTheme="majorHAnsi" w:hAnsiTheme="majorHAnsi" w:cstheme="majorHAnsi"/>
                 <w:sz w:val="24"/>
               </w:rPr>
               <w:t>8,056</w:t>
@@ -2714,19 +3050,20 @@
         <w:tc>
           <w:tcPr>
             <w:tcW w:w="0" w:type="auto"/>
+            <w:gridSpan w:val="2"/>
             <w:vAlign w:val="center"/>
             <w:hideMark/>
           </w:tcPr>
           <w:p>
             <w:pPr>
               <w:rPr>
-                <w:rFonts w:ascii="Times New Roman" w:hAnsi="Times New Roman"/>
+                <w:rFonts w:asciiTheme="majorHAnsi" w:hAnsiTheme="majorHAnsi" w:cstheme="majorHAnsi"/>
                 <w:sz w:val="24"/>
               </w:rPr>
             </w:pPr>
             <w:r>
               <w:rPr>
-                <w:rFonts w:ascii="Times New Roman" w:hAnsi="Times New Roman"/>
+                <w:rFonts w:asciiTheme="majorHAnsi" w:hAnsiTheme="majorHAnsi" w:cstheme="majorHAnsi"/>
                 <w:sz w:val="24"/>
               </w:rPr>
               <w:t>1.61%</w:t>
@@ -2736,26 +3073,29 @@
       </w:tr>
       <w:tr>
         <w:trPr>
+          <w:gridAfter w:val="1"/>
           <w:tblCellSpacing w:w="15" w:type="dxa"/>
         </w:trPr>
         <w:tc>
           <w:tcPr>
             <w:tcW w:w="0" w:type="auto"/>
+            <w:gridSpan w:val="2"/>
             <w:vAlign w:val="center"/>
             <w:hideMark/>
           </w:tcPr>
           <w:p>
             <w:pPr>
               <w:rPr>
-                <w:rFonts w:ascii="Times New Roman" w:hAnsi="Times New Roman"/>
+                <w:rFonts w:asciiTheme="majorHAnsi" w:hAnsiTheme="majorHAnsi" w:cstheme="majorHAnsi"/>
                 <w:sz w:val="24"/>
               </w:rPr>
             </w:pPr>
             <w:r>
               <w:rPr>
-                <w:rFonts w:ascii="Times New Roman" w:hAnsi="Times New Roman"/>
+                <w:rFonts w:asciiTheme="majorHAnsi" w:hAnsiTheme="majorHAnsi" w:cstheme="majorHAnsi"/>
                 <w:sz w:val="24"/>
               </w:rPr>
+              <w:lastRenderedPageBreak/>
               <w:t>Entire dataset</w:t>
             </w:r>
           </w:p>
@@ -2763,19 +3103,20 @@
         <w:tc>
           <w:tcPr>
             <w:tcW w:w="0" w:type="auto"/>
+            <w:gridSpan w:val="2"/>
             <w:vAlign w:val="center"/>
             <w:hideMark/>
           </w:tcPr>
           <w:p>
             <w:pPr>
               <w:rPr>
-                <w:rFonts w:ascii="Times New Roman" w:hAnsi="Times New Roman"/>
+                <w:rFonts w:asciiTheme="majorHAnsi" w:hAnsiTheme="majorHAnsi" w:cstheme="majorHAnsi"/>
                 <w:sz w:val="24"/>
               </w:rPr>
             </w:pPr>
             <w:r>
               <w:rPr>
-                <w:rFonts w:ascii="Times New Roman" w:hAnsi="Times New Roman"/>
+                <w:rFonts w:asciiTheme="majorHAnsi" w:hAnsiTheme="majorHAnsi" w:cstheme="majorHAnsi"/>
                 <w:sz w:val="24"/>
               </w:rPr>
               <w:t>831,182</w:t>
@@ -2785,19 +3126,20 @@
         <w:tc>
           <w:tcPr>
             <w:tcW w:w="0" w:type="auto"/>
+            <w:gridSpan w:val="2"/>
             <w:vAlign w:val="center"/>
             <w:hideMark/>
           </w:tcPr>
           <w:p>
             <w:pPr>
               <w:rPr>
-                <w:rFonts w:ascii="Times New Roman" w:hAnsi="Times New Roman"/>
+                <w:rFonts w:asciiTheme="majorHAnsi" w:hAnsiTheme="majorHAnsi" w:cstheme="majorHAnsi"/>
                 <w:sz w:val="24"/>
               </w:rPr>
             </w:pPr>
             <w:r>
               <w:rPr>
-                <w:rFonts w:ascii="Times New Roman" w:hAnsi="Times New Roman"/>
+                <w:rFonts w:asciiTheme="majorHAnsi" w:hAnsiTheme="majorHAnsi" w:cstheme="majorHAnsi"/>
                 <w:sz w:val="24"/>
               </w:rPr>
               <w:t>16,998</w:t>
@@ -2807,19 +3149,20 @@
         <w:tc>
           <w:tcPr>
             <w:tcW w:w="0" w:type="auto"/>
+            <w:gridSpan w:val="2"/>
             <w:vAlign w:val="center"/>
             <w:hideMark/>
           </w:tcPr>
           <w:p>
             <w:pPr>
               <w:rPr>
-                <w:rFonts w:ascii="Times New Roman" w:hAnsi="Times New Roman"/>
+                <w:rFonts w:asciiTheme="majorHAnsi" w:hAnsiTheme="majorHAnsi" w:cstheme="majorHAnsi"/>
                 <w:sz w:val="24"/>
               </w:rPr>
             </w:pPr>
             <w:r>
               <w:rPr>
-                <w:rFonts w:ascii="Times New Roman" w:hAnsi="Times New Roman"/>
+                <w:rFonts w:asciiTheme="majorHAnsi" w:hAnsiTheme="majorHAnsi" w:cstheme="majorHAnsi"/>
                 <w:sz w:val="24"/>
               </w:rPr>
               <w:t>2.05%</w:t>
@@ -2830,15 +3173,15 @@
     </w:tbl>
     <w:p>
       <w:pPr>
-        <w:ind w:firstLine="720"/>
-        <w:rPr>
-          <w:rFonts w:ascii="Times New Roman" w:hAnsi="Times New Roman"/>
+        <w:ind w:left="720"/>
+        <w:rPr>
+          <w:rFonts w:asciiTheme="majorHAnsi" w:hAnsiTheme="majorHAnsi" w:cstheme="majorHAnsi"/>
           <w:sz w:val="24"/>
         </w:rPr>
       </w:pPr>
       <w:r>
         <w:rPr>
-          <w:rFonts w:ascii="Times New Roman" w:hAnsi="Times New Roman"/>
+          <w:rFonts w:asciiTheme="majorHAnsi" w:hAnsiTheme="majorHAnsi" w:cstheme="majorHAnsi"/>
           <w:sz w:val="24"/>
         </w:rPr>
         <w:t>ACS860 has the highest proportion of tracing passages at 10.54%, followed by ACS880 at 9.14%. Both families have substantially higher tracing-passage proportions than the library collection, where only 1.61% of passages were identified as tracing content.</w:t>
@@ -2846,32 +3189,32 @@
     </w:p>
     <w:p>
       <w:pPr>
-        <w:ind w:firstLine="720"/>
-        <w:rPr>
-          <w:rFonts w:ascii="Times New Roman" w:hAnsi="Times New Roman"/>
+        <w:ind w:left="720"/>
+        <w:rPr>
+          <w:rFonts w:asciiTheme="majorHAnsi" w:hAnsiTheme="majorHAnsi" w:cstheme="majorHAnsi"/>
           <w:sz w:val="24"/>
         </w:rPr>
       </w:pPr>
       <w:r>
         <w:rPr>
-          <w:rFonts w:ascii="Times New Roman" w:hAnsi="Times New Roman"/>
+          <w:rFonts w:asciiTheme="majorHAnsi" w:hAnsiTheme="majorHAnsi" w:cstheme="majorHAnsi"/>
           <w:sz w:val="24"/>
         </w:rPr>
-        <w:lastRenderedPageBreak/>
         <w:t>These results suggest that tracing-related material is more concentrated in drive-specific technical documentation than in the general library collection. This is important for the Torque Diagnostics project because tracing pages may contain diagrams or structured information that cannot be fully represented through extracted paragraph text.</w:t>
       </w:r>
     </w:p>
     <w:p>
       <w:pPr>
-        <w:ind w:firstLine="720"/>
-        <w:rPr>
-          <w:rFonts w:ascii="Times New Roman" w:hAnsi="Times New Roman"/>
+        <w:ind w:left="720" w:firstLine="720"/>
+        <w:jc w:val="center"/>
+        <w:rPr>
+          <w:rFonts w:asciiTheme="majorHAnsi" w:hAnsiTheme="majorHAnsi" w:cstheme="majorHAnsi"/>
           <w:sz w:val="24"/>
         </w:rPr>
       </w:pPr>
       <w:r>
         <w:rPr>
-          <w:rFonts w:ascii="Times New Roman" w:hAnsi="Times New Roman"/>
+          <w:rFonts w:asciiTheme="majorHAnsi" w:hAnsiTheme="majorHAnsi" w:cstheme="majorHAnsi"/>
           <w:b/>
           <w:bCs/>
           <w:sz w:val="24"/>
@@ -2880,99 +3223,191 @@
       </w:r>
       <w:r>
         <w:rPr>
-          <w:rFonts w:ascii="Times New Roman" w:hAnsi="Times New Roman"/>
+          <w:rFonts w:asciiTheme="majorHAnsi" w:hAnsiTheme="majorHAnsi" w:cstheme="majorHAnsi"/>
           <w:sz w:val="24"/>
         </w:rPr>
         <w:t xml:space="preserve"> ACS880 refers specifically to the ACS880 folder, excluding separately classified variants such as ACS880-11 and ACS880-104. The percentages represent flagged passages rather than unique PDF pages.</w:t>
+      </w:r>
+      <w:r>
+        <w:rPr>
+          <w:rFonts w:asciiTheme="majorHAnsi" w:hAnsiTheme="majorHAnsi" w:cstheme="majorHAnsi"/>
+          <w:noProof/>
+          <w:sz w:val="24"/>
+        </w:rPr>
+        <w:drawing>
+          <wp:inline distT="0" distB="0" distL="0" distR="0" wp14:anchorId="53A4F71A" wp14:editId="3C8A0198">
+            <wp:extent cx="4306331" cy="2668693"/>
+            <wp:effectExtent l="0" t="0" r="0" b="0"/>
+            <wp:docPr id="252427489" name="Picture 11" descr="A graph of a number of people&#10;&#10;Description automatically generated with medium confidence"/>
+            <wp:cNvGraphicFramePr>
+              <a:graphicFrameLocks xmlns:a="http://schemas.openxmlformats.org/drawingml/2006/main" noChangeAspect="1"/>
+            </wp:cNvGraphicFramePr>
+            <a:graphic xmlns:a="http://schemas.openxmlformats.org/drawingml/2006/main">
+              <a:graphicData uri="http://schemas.openxmlformats.org/drawingml/2006/picture">
+                <pic:pic xmlns:pic="http://schemas.openxmlformats.org/drawingml/2006/picture">
+                  <pic:nvPicPr>
+                    <pic:cNvPr id="252427489" name="Picture 11" descr="A graph of a number of people&#10;&#10;Description automatically generated with medium confidence"/>
+                    <pic:cNvPicPr/>
+                  </pic:nvPicPr>
+                  <pic:blipFill>
+                    <a:blip r:embed="rId15"/>
+                    <a:stretch>
+                      <a:fillRect/>
+                    </a:stretch>
+                  </pic:blipFill>
+                  <pic:spPr>
+                    <a:xfrm>
+                      <a:off x="0" y="0"/>
+                      <a:ext cx="4318405" cy="2676175"/>
+                    </a:xfrm>
+                    <a:prstGeom prst="rect">
+                      <a:avLst/>
+                    </a:prstGeom>
+                  </pic:spPr>
+                </pic:pic>
+              </a:graphicData>
+            </a:graphic>
+          </wp:inline>
+        </w:drawing>
       </w:r>
     </w:p>
     <w:p>
       <w:pPr>
-        <w:rPr>
-          <w:rFonts w:ascii="Times New Roman" w:hAnsi="Times New Roman"/>
-          <w:sz w:val="24"/>
+        <w:spacing w:before="40" w:after="240"/>
+        <w:jc w:val="center"/>
+        <w:rPr>
+          <w:rFonts w:asciiTheme="majorHAnsi" w:hAnsiTheme="majorHAnsi" w:cstheme="majorHAnsi"/>
+          <w:i/>
+          <w:color w:val="555555"/>
+          <w:sz w:val="20"/>
         </w:rPr>
       </w:pPr>
       <w:r>
         <w:rPr>
-          <w:rFonts w:ascii="Times New Roman" w:hAnsi="Times New Roman"/>
-          <w:b/>
-          <w:sz w:val="24"/>
-        </w:rPr>
-        <w:t xml:space="preserve">5. </w:t>
+          <w:rFonts w:asciiTheme="majorHAnsi" w:hAnsiTheme="majorHAnsi" w:cstheme="majorHAnsi"/>
+          <w:i/>
+          <w:color w:val="555555"/>
+          <w:sz w:val="20"/>
+        </w:rPr>
+        <w:t xml:space="preserve">Figure </w:t>
       </w:r>
       <w:r>
         <w:rPr>
-          <w:rFonts w:ascii="Times New Roman" w:hAnsi="Times New Roman"/>
-          <w:sz w:val="24"/>
-        </w:rPr>
-        <w:t>Do the same document ids appear in more than one family, and does that change which folder a question should search?</w:t>
+          <w:rFonts w:asciiTheme="majorHAnsi" w:hAnsiTheme="majorHAnsi" w:cstheme="majorHAnsi"/>
+          <w:i/>
+          <w:color w:val="555555"/>
+          <w:sz w:val="20"/>
+        </w:rPr>
+        <w:t>10. Percentage of passages identified as tracing content in ACS880, ACS860, and library.</w:t>
       </w:r>
     </w:p>
     <w:p>
       <w:pPr>
+        <w:rPr>
+          <w:rFonts w:asciiTheme="majorHAnsi" w:hAnsiTheme="majorHAnsi" w:cstheme="majorHAnsi"/>
+          <w:b/>
+          <w:i/>
+          <w:iCs/>
+          <w:sz w:val="24"/>
+        </w:rPr>
+      </w:pPr>
+      <w:r>
+        <w:rPr>
+          <w:rFonts w:asciiTheme="majorHAnsi" w:hAnsiTheme="majorHAnsi" w:cstheme="majorHAnsi"/>
+          <w:b/>
+          <w:i/>
+          <w:iCs/>
+          <w:sz w:val="24"/>
+        </w:rPr>
+        <w:t>5. Do the same document ids appear in more than one family, and does that change which folder a question should search?</w:t>
+      </w:r>
+    </w:p>
+    <w:p>
+      <w:pPr>
         <w:spacing w:before="100" w:beforeAutospacing="1" w:after="100" w:afterAutospacing="1" w:line="240" w:lineRule="auto"/>
-        <w:ind w:firstLine="720"/>
+        <w:ind w:left="720"/>
+        <w:rPr>
+          <w:rFonts w:asciiTheme="majorHAnsi" w:hAnsiTheme="majorHAnsi" w:cstheme="majorHAnsi"/>
+        </w:rPr>
       </w:pPr>
       <w:r>
+        <w:rPr>
+          <w:rFonts w:asciiTheme="majorHAnsi" w:hAnsiTheme="majorHAnsi" w:cstheme="majorHAnsi"/>
+        </w:rPr>
         <w:t>An analysis of all 28,664 processed Parquet files identified 28,664 unique document IDs, with no document IDs appearing in multiple asset-family folders.</w:t>
       </w:r>
     </w:p>
     <w:p>
       <w:pPr>
         <w:spacing w:before="100" w:beforeAutospacing="1" w:after="100" w:afterAutospacing="1" w:line="240" w:lineRule="auto"/>
-        <w:ind w:firstLine="720"/>
+        <w:ind w:left="720"/>
+        <w:rPr>
+          <w:rFonts w:asciiTheme="majorHAnsi" w:hAnsiTheme="majorHAnsi" w:cstheme="majorHAnsi"/>
+        </w:rPr>
       </w:pPr>
       <w:r>
+        <w:rPr>
+          <w:rFonts w:asciiTheme="majorHAnsi" w:hAnsiTheme="majorHAnsi" w:cstheme="majorHAnsi"/>
+        </w:rPr>
         <w:t>This indicates that each processed document ID is assigned to exactly one family. Consequently, duplicate document IDs do not introduce ambiguity into the current folder-based retrieval structure.</w:t>
       </w:r>
     </w:p>
     <w:p>
       <w:pPr>
         <w:spacing w:before="100" w:beforeAutospacing="1" w:after="100" w:afterAutospacing="1" w:line="240" w:lineRule="auto"/>
-        <w:ind w:firstLine="720"/>
+        <w:ind w:left="720"/>
+        <w:rPr>
+          <w:rFonts w:asciiTheme="majorHAnsi" w:hAnsiTheme="majorHAnsi" w:cstheme="majorHAnsi"/>
+        </w:rPr>
       </w:pPr>
       <w:r>
+        <w:rPr>
+          <w:rFonts w:asciiTheme="majorHAnsi" w:hAnsiTheme="majorHAnsi" w:cstheme="majorHAnsi"/>
+        </w:rPr>
         <w:t>This finding supports the project's equipment-specific indexing approach. When a technician specifies an equipment family, the retrieval system can search that family's document collection without encountering the same document ID in another family folder.</w:t>
       </w:r>
     </w:p>
     <w:p>
       <w:pPr>
         <w:spacing w:before="100" w:beforeAutospacing="1" w:after="100" w:afterAutospacing="1" w:line="240" w:lineRule="auto"/>
-        <w:ind w:firstLine="720"/>
+        <w:ind w:left="720"/>
+        <w:rPr>
+          <w:rFonts w:asciiTheme="majorHAnsi" w:hAnsiTheme="majorHAnsi" w:cstheme="majorHAnsi"/>
+        </w:rPr>
       </w:pPr>
       <w:r>
+        <w:rPr>
+          <w:rFonts w:asciiTheme="majorHAnsi" w:hAnsiTheme="majorHAnsi" w:cstheme="majorHAnsi"/>
+        </w:rPr>
+        <w:lastRenderedPageBreak/>
         <w:t>However, the absence of duplicate IDs does not guarantee that the folder-routing logic always selects the correct family. A document may discuss multiple equipment families even if it is stored in only one folder. Therefore, routing accuracy should be evaluated separately using representative technician questions.</w:t>
       </w:r>
     </w:p>
     <w:p>
       <w:pPr>
         <w:spacing w:before="100" w:beforeAutospacing="1" w:after="100" w:afterAutospacing="1" w:line="240" w:lineRule="auto"/>
-        <w:ind w:firstLine="720"/>
+        <w:ind w:left="720"/>
+        <w:rPr>
+          <w:rFonts w:asciiTheme="majorHAnsi" w:hAnsiTheme="majorHAnsi" w:cstheme="majorHAnsi"/>
+        </w:rPr>
       </w:pPr>
       <w:r>
+        <w:rPr>
+          <w:rFonts w:asciiTheme="majorHAnsi" w:hAnsiTheme="majorHAnsi" w:cstheme="majorHAnsi"/>
+        </w:rPr>
         <w:t>Overall, the dataset contains no cross-family document ID duplication, so duplicate IDs do not currently require changes to the retrieval routing strategy.</w:t>
       </w:r>
     </w:p>
     <w:p>
       <w:pPr>
-        <w:pStyle w:val="ListParagraph"/>
-        <w:ind w:left="1440"/>
-        <w:rPr>
-          <w:rFonts w:cs="Calibri"/>
-        </w:rPr>
-      </w:pPr>
-    </w:p>
-    <w:p>
-      <w:pPr>
         <w:pStyle w:val="Heading2"/>
         <w:rPr>
-          <w:rFonts w:ascii="Calibri" w:hAnsi="Calibri" w:cs="Calibri"/>
+          <w:rFonts w:cstheme="majorHAnsi"/>
         </w:rPr>
       </w:pPr>
       <w:r>
         <w:rPr>
-          <w:rFonts w:ascii="Calibri" w:hAnsi="Calibri" w:cs="Calibri"/>
+          <w:rFonts w:cstheme="majorHAnsi"/>
           <w:color w:val="1F4E79"/>
         </w:rPr>
         <w:t>Natural language processing</w:t>
@@ -2981,12 +3416,12 @@
     <w:p>
       <w:pPr>
         <w:rPr>
-          <w:rFonts w:cs="Calibri"/>
+          <w:rFonts w:asciiTheme="majorHAnsi" w:hAnsiTheme="majorHAnsi" w:cstheme="majorHAnsi"/>
         </w:rPr>
       </w:pPr>
       <w:r>
         <w:rPr>
-          <w:rFonts w:cs="Calibri"/>
+          <w:rFonts w:asciiTheme="majorHAnsi" w:hAnsiTheme="majorHAnsi" w:cstheme="majorHAnsi"/>
         </w:rPr>
         <w:t>6. For the flange-mount question and the ACS860 automatic-reset question, which document and page does the reply cite, and is that page in the hand-checked set?</w:t>
       </w:r>
@@ -2994,12 +3429,12 @@
     <w:p>
       <w:pPr>
         <w:rPr>
-          <w:rFonts w:cs="Calibri"/>
+          <w:rFonts w:asciiTheme="majorHAnsi" w:hAnsiTheme="majorHAnsi" w:cstheme="majorHAnsi"/>
         </w:rPr>
       </w:pPr>
       <w:r>
         <w:rPr>
-          <w:rFonts w:cs="Calibri"/>
+          <w:rFonts w:asciiTheme="majorHAnsi" w:hAnsiTheme="majorHAnsi" w:cstheme="majorHAnsi"/>
         </w:rPr>
         <w:t>7. The ACS860 answer cites page 68 and page 213 of 3AXD50000034052. Is the page-213 sentence copied from a retrieved page, and why is page 27 of 3ABD00069490, which was retrieved and hand-checked, left uncited?</w:t>
       </w:r>
@@ -3007,12 +3442,12 @@
     <w:p>
       <w:pPr>
         <w:rPr>
-          <w:rFonts w:cs="Calibri"/>
+          <w:rFonts w:asciiTheme="majorHAnsi" w:hAnsiTheme="majorHAnsi" w:cstheme="majorHAnsi"/>
         </w:rPr>
       </w:pPr>
       <w:r>
         <w:rPr>
-          <w:rFonts w:cs="Calibri"/>
+          <w:rFonts w:asciiTheme="majorHAnsi" w:hAnsiTheme="majorHAnsi" w:cstheme="majorHAnsi"/>
         </w:rPr>
         <w:t>8. When the confidence label is copied-sentence, which document and page are cited, and which drafted words are dropped?</w:t>
       </w:r>
@@ -3020,26 +3455,26 @@
     <w:p>
       <w:pPr>
         <w:rPr>
-          <w:rFonts w:cs="Calibri"/>
+          <w:rFonts w:asciiTheme="majorHAnsi" w:hAnsiTheme="majorHAnsi" w:cstheme="majorHAnsi"/>
         </w:rPr>
       </w:pPr>
       <w:r>
         <w:rPr>
-          <w:rFonts w:cs="Calibri"/>
+          <w:rFonts w:asciiTheme="majorHAnsi" w:hAnsiTheme="majorHAnsi" w:cstheme="majorHAnsi"/>
         </w:rPr>
         <w:t xml:space="preserve">9. When the retrieved paragraphs do not state the requested step, does the </w:t>
       </w:r>
       <w:proofErr w:type="gramStart"/>
       <w:r>
         <w:rPr>
-          <w:rFonts w:cs="Calibri"/>
+          <w:rFonts w:asciiTheme="majorHAnsi" w:hAnsiTheme="majorHAnsi" w:cstheme="majorHAnsi"/>
         </w:rPr>
         <w:t>reply use</w:t>
       </w:r>
       <w:proofErr w:type="gramEnd"/>
       <w:r>
         <w:rPr>
-          <w:rFonts w:cs="Calibri"/>
+          <w:rFonts w:asciiTheme="majorHAnsi" w:hAnsiTheme="majorHAnsi" w:cstheme="majorHAnsi"/>
         </w:rPr>
         <w:t xml:space="preserve"> the withheld label instead of adding a step from a nearby page?</w:t>
       </w:r>
@@ -3048,41 +3483,40 @@
       <w:pPr>
         <w:pStyle w:val="Heading2"/>
         <w:rPr>
-          <w:rFonts w:ascii="Calibri" w:hAnsi="Calibri" w:cs="Calibri"/>
+          <w:rFonts w:cstheme="majorHAnsi"/>
         </w:rPr>
       </w:pPr>
       <w:r>
         <w:rPr>
-          <w:rFonts w:ascii="Calibri" w:hAnsi="Calibri" w:cs="Calibri"/>
+          <w:rFonts w:cstheme="majorHAnsi"/>
           <w:color w:val="1F4E79"/>
         </w:rPr>
-        <w:lastRenderedPageBreak/>
         <w:t>Statistics and machine learning</w:t>
       </w:r>
     </w:p>
     <w:p>
       <w:pPr>
         <w:rPr>
-          <w:rFonts w:cs="Calibri"/>
+          <w:rFonts w:asciiTheme="majorHAnsi" w:hAnsiTheme="majorHAnsi" w:cstheme="majorHAnsi"/>
         </w:rPr>
       </w:pPr>
       <w:r>
         <w:rPr>
-          <w:rFonts w:cs="Calibri"/>
+          <w:rFonts w:asciiTheme="majorHAnsi" w:hAnsiTheme="majorHAnsi" w:cstheme="majorHAnsi"/>
         </w:rPr>
         <w:t xml:space="preserve">10. On questions where we can name the correct document and page, what precision, recall, F1, and mean reciprocal rank do the pages cited in the answer get, and what confidence label is attached to that answer? A cited page is correct only when the document id and page number match. The label is copied-sentence, </w:t>
       </w:r>
       <w:proofErr w:type="spellStart"/>
       <w:r>
         <w:rPr>
-          <w:rFonts w:cs="Calibri"/>
+          <w:rFonts w:asciiTheme="majorHAnsi" w:hAnsiTheme="majorHAnsi" w:cstheme="majorHAnsi"/>
         </w:rPr>
         <w:t>deberta</w:t>
       </w:r>
       <w:proofErr w:type="spellEnd"/>
       <w:r>
         <w:rPr>
-          <w:rFonts w:cs="Calibri"/>
+          <w:rFonts w:asciiTheme="majorHAnsi" w:hAnsiTheme="majorHAnsi" w:cstheme="majorHAnsi"/>
         </w:rPr>
         <w:t>, or withheld. The 15-passage F1 is recorded beside that citation score so the retrieved list and the final answer stay separate.</w:t>
       </w:r>
@@ -3090,54 +3524,54 @@
     <w:p>
       <w:pPr>
         <w:rPr>
-          <w:rFonts w:cs="Calibri"/>
+          <w:rFonts w:asciiTheme="majorHAnsi" w:hAnsiTheme="majorHAnsi" w:cstheme="majorHAnsi"/>
         </w:rPr>
       </w:pPr>
       <w:r>
         <w:rPr>
-          <w:rFonts w:cs="Calibri"/>
+          <w:rFonts w:asciiTheme="majorHAnsi" w:hAnsiTheme="majorHAnsi" w:cstheme="majorHAnsi"/>
         </w:rPr>
         <w:t xml:space="preserve">11. Across the hand-checked set, how often is the confidence label copied-sentence, how often is it </w:t>
       </w:r>
       <w:proofErr w:type="spellStart"/>
       <w:r>
         <w:rPr>
-          <w:rFonts w:cs="Calibri"/>
+          <w:rFonts w:asciiTheme="majorHAnsi" w:hAnsiTheme="majorHAnsi" w:cstheme="majorHAnsi"/>
         </w:rPr>
         <w:t>deberta</w:t>
       </w:r>
       <w:proofErr w:type="spellEnd"/>
       <w:r>
         <w:rPr>
-          <w:rFonts w:cs="Calibri"/>
+          <w:rFonts w:asciiTheme="majorHAnsi" w:hAnsiTheme="majorHAnsi" w:cstheme="majorHAnsi"/>
         </w:rPr>
         <w:t xml:space="preserve">, and how often is the answer withheld? On the two sample questions the label was </w:t>
       </w:r>
       <w:proofErr w:type="gramStart"/>
       <w:r>
         <w:rPr>
-          <w:rFonts w:cs="Calibri"/>
+          <w:rFonts w:asciiTheme="majorHAnsi" w:hAnsiTheme="majorHAnsi" w:cstheme="majorHAnsi"/>
         </w:rPr>
         <w:t>copied-sentence</w:t>
       </w:r>
       <w:proofErr w:type="gramEnd"/>
       <w:r>
         <w:rPr>
-          <w:rFonts w:cs="Calibri"/>
+          <w:rFonts w:asciiTheme="majorHAnsi" w:hAnsiTheme="majorHAnsi" w:cstheme="majorHAnsi"/>
         </w:rPr>
         <w:t xml:space="preserve"> and </w:t>
       </w:r>
       <w:proofErr w:type="spellStart"/>
       <w:r>
         <w:rPr>
-          <w:rFonts w:cs="Calibri"/>
+          <w:rFonts w:asciiTheme="majorHAnsi" w:hAnsiTheme="majorHAnsi" w:cstheme="majorHAnsi"/>
         </w:rPr>
         <w:t>DeBERTa</w:t>
       </w:r>
       <w:proofErr w:type="spellEnd"/>
       <w:r>
         <w:rPr>
-          <w:rFonts w:cs="Calibri"/>
+          <w:rFonts w:asciiTheme="majorHAnsi" w:hAnsiTheme="majorHAnsi" w:cstheme="majorHAnsi"/>
         </w:rPr>
         <w:t xml:space="preserve"> was called zero times.</w:t>
       </w:r>
@@ -3146,7 +3580,7 @@
       <w:pPr>
         <w:pStyle w:val="Heading1"/>
         <w:rPr>
-          <w:rFonts w:ascii="Calibri" w:hAnsi="Calibri" w:cs="Calibri"/>
+          <w:rFonts w:cstheme="majorHAnsi"/>
         </w:rPr>
       </w:pPr>
     </w:p>
@@ -14866,6 +15300,19 @@
       <w:szCs w:val="20"/>
     </w:rPr>
   </w:style>
+  <w:style w:type="paragraph" w:styleId="Revision">
+    <w:name w:val="Revision"/>
+    <w:hidden/>
+    <w:uiPriority w:val="99"/>
+    <w:semiHidden/>
+    <w:rsid w:val="004C7370"/>
+    <w:pPr>
+      <w:spacing w:after="0" w:line="240" w:lineRule="auto"/>
+    </w:pPr>
+    <w:rPr>
+      <w:rFonts w:ascii="Calibri" w:hAnsi="Calibri"/>
+    </w:rPr>
+  </w:style>
 </w:styles>
 </file>
 
